--- a/docs/project-3/walkthrough.docx
+++ b/docs/project-3/walkthrough.docx
@@ -2,6 +2,155 @@
 <file path=word/document.xml><?xml version="1.0" encoding="utf-8"?>
 <w:document xmlns:w="http://schemas.openxmlformats.org/wordprocessingml/2006/main" xmlns:m="http://schemas.openxmlformats.org/officeDocument/2006/math" xmlns:r="http://schemas.openxmlformats.org/officeDocument/2006/relationships" xmlns:o="urn:schemas-microsoft-com:office:office" xmlns:v="urn:schemas-microsoft-com:vml" xmlns:w10="urn:schemas-microsoft-com:office:word" xmlns:a="http://schemas.openxmlformats.org/drawingml/2006/main" xmlns:pic="http://schemas.openxmlformats.org/drawingml/2006/picture" xmlns:wp="http://schemas.openxmlformats.org/drawingml/2006/wordprocessingDrawing">
   <w:body>
+    <w:p>
+      <w:pPr>
+        <w:jc w:val="center"/>
+      </w:pPr>
+      <w:r>
+        <w:rPr>
+          <w:rFonts w:ascii="Calibri" w:hAnsi="Calibri"/>
+          <w:b/>
+          <w:i w:val="0"/>
+          <w:color w:val="8A6600"/>
+          <w:sz w:val="18"/>
+        </w:rPr>
+        <w:t>DOCUTRUST — DEVSECOPS TRACK · CHAIN A · PROJECT FRAMEWORK</w:t>
+      </w:r>
+    </w:p>
+    <w:p>
+      <w:pPr>
+        <w:jc w:val="center"/>
+      </w:pPr>
+      <w:r>
+        <w:rPr>
+          <w:rFonts w:ascii="Calibri" w:hAnsi="Calibri"/>
+          <w:b w:val="0"/>
+          <w:i w:val="0"/>
+          <w:sz w:val="26"/>
+        </w:rPr>
+      </w:r>
+    </w:p>
+    <w:p>
+      <w:pPr>
+        <w:jc w:val="center"/>
+      </w:pPr>
+      <w:r>
+        <w:rPr>
+          <w:rFonts w:ascii="Calibri" w:hAnsi="Calibri"/>
+          <w:b/>
+          <w:i w:val="0"/>
+          <w:color w:val="1F4E79"/>
+          <w:sz w:val="84"/>
+        </w:rPr>
+        <w:t>DocuTrust</w:t>
+      </w:r>
+    </w:p>
+    <w:p>
+      <w:pPr>
+        <w:jc w:val="center"/>
+      </w:pPr>
+      <w:r>
+        <w:rPr>
+          <w:rFonts w:ascii="Calibri" w:hAnsi="Calibri"/>
+          <w:b w:val="0"/>
+          <w:i w:val="0"/>
+          <w:color w:val="2E74B5"/>
+          <w:sz w:val="38"/>
+        </w:rPr>
+        <w:t>Project 1 — SAST &amp; Secrets Scanning</w:t>
+      </w:r>
+    </w:p>
+    <w:p>
+      <w:pPr>
+        <w:jc w:val="center"/>
+      </w:pPr>
+      <w:r>
+        <w:rPr>
+          <w:rFonts w:ascii="Calibri" w:hAnsi="Calibri"/>
+          <w:b w:val="0"/>
+          <w:i/>
+          <w:color w:val="595959"/>
+          <w:sz w:val="24"/>
+        </w:rPr>
+        <w:t>SAST · Secrets Scanning · Live Secret Verification</w:t>
+      </w:r>
+    </w:p>
+    <w:p>
+      <w:pPr>
+        <w:jc w:val="center"/>
+      </w:pPr>
+      <w:r>
+        <w:rPr>
+          <w:rFonts w:ascii="Calibri" w:hAnsi="Calibri"/>
+          <w:b w:val="0"/>
+          <w:i w:val="0"/>
+          <w:color w:val="C9C9C9"/>
+          <w:sz w:val="24"/>
+        </w:rPr>
+        <w:t xml:space="preserve">— — — — — — — — — — — — — — </w:t>
+      </w:r>
+    </w:p>
+    <w:p>
+      <w:pPr>
+        <w:jc w:val="center"/>
+      </w:pPr>
+      <w:r>
+        <w:rPr>
+          <w:rFonts w:ascii="Calibri" w:hAnsi="Calibri"/>
+          <w:b w:val="0"/>
+          <w:i/>
+          <w:color w:val="595959"/>
+          <w:sz w:val="20"/>
+        </w:rPr>
+        <w:t>Every command in this walkthrough actually ran, and every screenshot is a real capture of that command on a real terminal. Evidence files and figures are cited along the way. The guide assumes a Bash terminal (macOS, Linux, or WSL2 on Windows).</w:t>
+      </w:r>
+    </w:p>
+    <w:p>
+      <w:pPr>
+        <w:jc w:val="center"/>
+      </w:pPr>
+      <w:r>
+        <w:rPr>
+          <w:rFonts w:ascii="Calibri" w:hAnsi="Calibri"/>
+          <w:b w:val="0"/>
+          <w:i w:val="0"/>
+          <w:color w:val="2E74B5"/>
+          <w:sz w:val="19"/>
+        </w:rPr>
+        <w:t>Guide format: stage-by-stage · every command typed by you · every output shown as it happened · a reset contract so re-runs match.</w:t>
+      </w:r>
+    </w:p>
+    <w:p>
+      <w:pPr>
+        <w:jc w:val="center"/>
+      </w:pPr>
+      <w:r>
+        <w:rPr>
+          <w:rFonts w:ascii="Calibri" w:hAnsi="Calibri"/>
+          <w:b w:val="0"/>
+          <w:i w:val="0"/>
+          <w:color w:val="595959"/>
+          <w:sz w:val="20"/>
+        </w:rPr>
+        <w:t>DocuTrust track · updated August 2026</w:t>
+      </w:r>
+    </w:p>
+    <w:p>
+      <w:pPr>
+        <w:jc w:val="center"/>
+      </w:pPr>
+      <w:r>
+        <w:rPr>
+          <w:rFonts w:ascii="Calibri" w:hAnsi="Calibri"/>
+          <w:b w:val="0"/>
+          <w:i w:val="0"/>
+          <w:sz w:val="22"/>
+        </w:rPr>
+      </w:r>
+      <w:r>
+        <w:br w:type="page"/>
+      </w:r>
+    </w:p>
     <w:sdt>
       <w:sdtPr>
         <w:docPartObj>
@@ -30,102 +179,6 @@
     </w:sdt>
     <w:bookmarkStart w:id="63" w:name="X8e8a8b1bcfd468d688448af8149235a8a099fa6"/>
     <w:p>
-      <w:r>
-        <w:br/>
-      </w:r>
-    </w:p>
-    <w:p>
-      <w:pPr>
-        <w:jc w:val="center"/>
-      </w:pPr>
-      <w:r>
-        <w:t>DocuTrust</w:t>
-      </w:r>
-      <w:r>
-        <w:rPr>
-          <w:b/>
-          <w:color w:val="1F4E79"/>
-          <w:sz w:val="80"/>
-        </w:rPr>
-        <w:t>DocuTrust</w:t>
-      </w:r>
-    </w:p>
-    <w:p>
-      <w:pPr>
-        <w:jc w:val="center"/>
-      </w:pPr>
-      <w:r>
-        <w:t>DevSecOps Project 1 — Walkthrough</w:t>
-      </w:r>
-      <w:r>
-        <w:rPr>
-          <w:color w:val="2E74B5"/>
-          <w:sz w:val="40"/>
-        </w:rPr>
-        <w:t>DevSecOps Project 1 — Walkthrough</w:t>
-      </w:r>
-    </w:p>
-    <w:p>
-      <w:pPr>
-        <w:jc w:val="center"/>
-      </w:pPr>
-      <w:r>
-        <w:t>SAST · Secrets Scanning · Live Secret Verification</w:t>
-      </w:r>
-      <w:r>
-        <w:rPr>
-          <w:i/>
-          <w:sz w:val="26"/>
-        </w:rPr>
-        <w:t>SAST · Secrets Scanning · Live Secret Verification</w:t>
-      </w:r>
-    </w:p>
-    <w:p>
-      <w:pPr>
-        <w:jc w:val="center"/>
-      </w:pPr>
-      <w:r>
-        <w:rPr>
-          <w:color w:val="A6A6A6"/>
-        </w:rPr>
-        <w:t xml:space="preserve">— — — — — — — — — — — — </w:t>
-      </w:r>
-    </w:p>
-    <w:p>
-      <w:pPr>
-        <w:jc w:val="center"/>
-      </w:pPr>
-      <w:r>
-        <w:t>Every command in this walkthrough actually ran, and every output quoted is real captured output from the tools — with evidence files and screenshots cited along the way.</w:t>
-      </w:r>
-      <w:r>
-        <w:rPr>
-          <w:color w:val="595959"/>
-          <w:sz w:val="20"/>
-        </w:rPr>
-        <w:t>Every command in this walkthrough actually ran, and every output quoted is real captured output from the tools — with evidence files and screenshots cited along the way.</w:t>
-      </w:r>
-    </w:p>
-    <w:p>
-      <w:pPr>
-        <w:jc w:val="center"/>
-      </w:pPr>
-      <w:r>
-        <w:t>August 2026</w:t>
-      </w:r>
-      <w:r>
-        <w:rPr>
-          <w:sz w:val="22"/>
-        </w:rPr>
-        <w:t>August 2026</w:t>
-      </w:r>
-    </w:p>
-    <w:p>
-      <w:r>
-        <w:br w:type="page"/>
-      </w:r>
-    </w:p>
-    <w:p>
       <w:pPr>
         <w:pStyle w:val="Heading1"/>
       </w:pPr>
@@ -402,40 +455,51 @@
     <w:p>
       <w:pPr>
         <w:pStyle w:val="SourceCode"/>
-        <w:shd w:val="clear" w:color="auto" w:fill="F2F2F2"/>
+        <w:shd w:val="clear" w:color="auto" w:fill="F2F4F7"/>
         <w:spacing w:after="0" w:before="0"/>
+        <w:ind w:left="85" w:right="85"/>
       </w:pPr>
       <w:r>
         <w:rPr>
           <w:rStyle w:val="FunctionTok"/>
-          <w:color w:val="C00000"/>
+          <w:rFonts w:ascii="Consolas" w:hAnsi="Consolas"/>
+          <w:color w:val="C00000"/>
+          <w:sz w:val="19"/>
         </w:rPr>
         <w:t xml:space="preserve">git</w:t>
       </w:r>
       <w:r>
         <w:rPr>
           <w:rStyle w:val="NormalTok"/>
-          <w:color w:val="C00000"/>
+          <w:rFonts w:ascii="Consolas" w:hAnsi="Consolas"/>
+          <w:color w:val="C00000"/>
+          <w:sz w:val="19"/>
         </w:rPr>
         <w:t xml:space="preserve"> checkout project3-starter</w:t>
       </w:r>
       <w:r>
         <w:rPr>
-          <w:color w:val="C00000"/>
+          <w:rFonts w:ascii="Consolas" w:hAnsi="Consolas"/>
+          <w:color w:val="C00000"/>
+          <w:sz w:val="19"/>
         </w:rPr>
         <w:br/>
       </w:r>
       <w:r>
         <w:rPr>
           <w:rStyle w:val="ExtensionTok"/>
-          <w:color w:val="C00000"/>
+          <w:rFonts w:ascii="Consolas" w:hAnsi="Consolas"/>
+          <w:color w:val="C00000"/>
+          <w:sz w:val="19"/>
         </w:rPr>
         <w:t xml:space="preserve">npm</w:t>
       </w:r>
       <w:r>
         <w:rPr>
           <w:rStyle w:val="NormalTok"/>
-          <w:color w:val="C00000"/>
+          <w:rFonts w:ascii="Consolas" w:hAnsi="Consolas"/>
+          <w:color w:val="C00000"/>
+          <w:sz w:val="19"/>
         </w:rPr>
         <w:t xml:space="preserve"> ci</w:t>
       </w:r>
@@ -638,438 +702,567 @@
     <w:p>
       <w:pPr>
         <w:pStyle w:val="SourceCode"/>
-        <w:shd w:val="clear" w:color="auto" w:fill="F2F2F2"/>
+        <w:shd w:val="clear" w:color="auto" w:fill="F2F4F7"/>
         <w:spacing w:after="0" w:before="0"/>
+        <w:ind w:left="85" w:right="85"/>
       </w:pPr>
       <w:r>
         <w:rPr>
           <w:rStyle w:val="CommentTok"/>
-          <w:color w:val="C00000"/>
+          <w:rFonts w:ascii="Consolas" w:hAnsi="Consolas"/>
+          <w:color w:val="C00000"/>
+          <w:sz w:val="19"/>
         </w:rPr>
         <w:t xml:space="preserve"># 1. stop anything still listening on 3000</w:t>
       </w:r>
       <w:r>
         <w:rPr>
-          <w:color w:val="C00000"/>
+          <w:rFonts w:ascii="Consolas" w:hAnsi="Consolas"/>
+          <w:color w:val="C00000"/>
+          <w:sz w:val="19"/>
         </w:rPr>
         <w:br/>
       </w:r>
       <w:r>
         <w:rPr>
           <w:rStyle w:val="ExtensionTok"/>
-          <w:color w:val="C00000"/>
+          <w:rFonts w:ascii="Consolas" w:hAnsi="Consolas"/>
+          <w:color w:val="C00000"/>
+          <w:sz w:val="19"/>
         </w:rPr>
         <w:t xml:space="preserve">pkill</w:t>
       </w:r>
       <w:r>
         <w:rPr>
           <w:rStyle w:val="NormalTok"/>
-          <w:color w:val="C00000"/>
+          <w:rFonts w:ascii="Consolas" w:hAnsi="Consolas"/>
+          <w:color w:val="C00000"/>
+          <w:sz w:val="19"/>
         </w:rPr>
         <w:t xml:space="preserve"> </w:t>
       </w:r>
       <w:r>
         <w:rPr>
           <w:rStyle w:val="AttributeTok"/>
-          <w:color w:val="C00000"/>
+          <w:rFonts w:ascii="Consolas" w:hAnsi="Consolas"/>
+          <w:color w:val="C00000"/>
+          <w:sz w:val="19"/>
         </w:rPr>
         <w:t xml:space="preserve">-f</w:t>
       </w:r>
       <w:r>
         <w:rPr>
           <w:rStyle w:val="NormalTok"/>
-          <w:color w:val="C00000"/>
+          <w:rFonts w:ascii="Consolas" w:hAnsi="Consolas"/>
+          <w:color w:val="C00000"/>
+          <w:sz w:val="19"/>
         </w:rPr>
         <w:t xml:space="preserve"> </w:t>
       </w:r>
       <w:r>
         <w:rPr>
           <w:rStyle w:val="StringTok"/>
-          <w:color w:val="C00000"/>
+          <w:rFonts w:ascii="Consolas" w:hAnsi="Consolas"/>
+          <w:color w:val="C00000"/>
+          <w:sz w:val="19"/>
         </w:rPr>
         <w:t xml:space="preserve">"node src/index.js"</w:t>
       </w:r>
       <w:r>
         <w:rPr>
           <w:rStyle w:val="NormalTok"/>
-          <w:color w:val="C00000"/>
+          <w:rFonts w:ascii="Consolas" w:hAnsi="Consolas"/>
+          <w:color w:val="C00000"/>
+          <w:sz w:val="19"/>
         </w:rPr>
         <w:t xml:space="preserve"> </w:t>
       </w:r>
       <w:r>
         <w:rPr>
           <w:rStyle w:val="KeywordTok"/>
-          <w:color w:val="C00000"/>
+          <w:rFonts w:ascii="Consolas" w:hAnsi="Consolas"/>
+          <w:color w:val="C00000"/>
+          <w:sz w:val="19"/>
         </w:rPr>
         <w:t xml:space="preserve">||</w:t>
       </w:r>
       <w:r>
         <w:rPr>
           <w:rStyle w:val="NormalTok"/>
-          <w:color w:val="C00000"/>
+          <w:rFonts w:ascii="Consolas" w:hAnsi="Consolas"/>
+          <w:color w:val="C00000"/>
+          <w:sz w:val="19"/>
         </w:rPr>
         <w:t xml:space="preserve"> </w:t>
       </w:r>
       <w:r>
         <w:rPr>
           <w:rStyle w:val="FunctionTok"/>
-          <w:color w:val="C00000"/>
+          <w:rFonts w:ascii="Consolas" w:hAnsi="Consolas"/>
+          <w:color w:val="C00000"/>
+          <w:sz w:val="19"/>
         </w:rPr>
         <w:t xml:space="preserve">true</w:t>
       </w:r>
       <w:r>
         <w:rPr>
-          <w:color w:val="C00000"/>
+          <w:rFonts w:ascii="Consolas" w:hAnsi="Consolas"/>
+          <w:color w:val="C00000"/>
+          <w:sz w:val="19"/>
         </w:rPr>
         <w:br/>
       </w:r>
       <w:r>
         <w:rPr>
-          <w:color w:val="C00000"/>
+          <w:rFonts w:ascii="Consolas" w:hAnsi="Consolas"/>
+          <w:color w:val="C00000"/>
+          <w:sz w:val="19"/>
         </w:rPr>
         <w:br/>
       </w:r>
       <w:r>
         <w:rPr>
           <w:rStyle w:val="CommentTok"/>
-          <w:color w:val="C00000"/>
+          <w:rFonts w:ascii="Consolas" w:hAnsi="Consolas"/>
+          <w:color w:val="C00000"/>
+          <w:sz w:val="19"/>
         </w:rPr>
         <w:t xml:space="preserve"># 2. load the DB credentials</w:t>
       </w:r>
       <w:r>
         <w:rPr>
-          <w:color w:val="C00000"/>
+          <w:rFonts w:ascii="Consolas" w:hAnsi="Consolas"/>
+          <w:color w:val="C00000"/>
+          <w:sz w:val="19"/>
         </w:rPr>
         <w:br/>
       </w:r>
       <w:r>
         <w:rPr>
           <w:rStyle w:val="BuiltInTok"/>
-          <w:color w:val="C00000"/>
+          <w:rFonts w:ascii="Consolas" w:hAnsi="Consolas"/>
+          <w:color w:val="C00000"/>
+          <w:sz w:val="19"/>
         </w:rPr>
         <w:t xml:space="preserve">set</w:t>
       </w:r>
       <w:r>
         <w:rPr>
           <w:rStyle w:val="NormalTok"/>
-          <w:color w:val="C00000"/>
+          <w:rFonts w:ascii="Consolas" w:hAnsi="Consolas"/>
+          <w:color w:val="C00000"/>
+          <w:sz w:val="19"/>
         </w:rPr>
         <w:t xml:space="preserve"> </w:t>
       </w:r>
       <w:r>
         <w:rPr>
           <w:rStyle w:val="AttributeTok"/>
-          <w:color w:val="C00000"/>
+          <w:rFonts w:ascii="Consolas" w:hAnsi="Consolas"/>
+          <w:color w:val="C00000"/>
+          <w:sz w:val="19"/>
         </w:rPr>
         <w:t xml:space="preserve">-a</w:t>
       </w:r>
       <w:r>
         <w:rPr>
           <w:rStyle w:val="NormalTok"/>
-          <w:color w:val="C00000"/>
+          <w:rFonts w:ascii="Consolas" w:hAnsi="Consolas"/>
+          <w:color w:val="C00000"/>
+          <w:sz w:val="19"/>
         </w:rPr>
         <w:t xml:space="preserve"> </w:t>
       </w:r>
       <w:r>
         <w:rPr>
           <w:rStyle w:val="KeywordTok"/>
-          <w:color w:val="C00000"/>
+          <w:rFonts w:ascii="Consolas" w:hAnsi="Consolas"/>
+          <w:color w:val="C00000"/>
+          <w:sz w:val="19"/>
         </w:rPr>
         <w:t xml:space="preserve">&amp;&amp;</w:t>
       </w:r>
       <w:r>
         <w:rPr>
           <w:rStyle w:val="NormalTok"/>
-          <w:color w:val="C00000"/>
+          <w:rFonts w:ascii="Consolas" w:hAnsi="Consolas"/>
+          <w:color w:val="C00000"/>
+          <w:sz w:val="19"/>
         </w:rPr>
         <w:t xml:space="preserve"> </w:t>
       </w:r>
       <w:r>
         <w:rPr>
           <w:rStyle w:val="BuiltInTok"/>
-          <w:color w:val="C00000"/>
+          <w:rFonts w:ascii="Consolas" w:hAnsi="Consolas"/>
+          <w:color w:val="C00000"/>
+          <w:sz w:val="19"/>
         </w:rPr>
         <w:t xml:space="preserve">.</w:t>
       </w:r>
       <w:r>
         <w:rPr>
           <w:rStyle w:val="NormalTok"/>
-          <w:color w:val="C00000"/>
+          <w:rFonts w:ascii="Consolas" w:hAnsi="Consolas"/>
+          <w:color w:val="C00000"/>
+          <w:sz w:val="19"/>
         </w:rPr>
         <w:t xml:space="preserve"> ./.env.local </w:t>
       </w:r>
       <w:r>
         <w:rPr>
           <w:rStyle w:val="KeywordTok"/>
-          <w:color w:val="C00000"/>
+          <w:rFonts w:ascii="Consolas" w:hAnsi="Consolas"/>
+          <w:color w:val="C00000"/>
+          <w:sz w:val="19"/>
         </w:rPr>
         <w:t xml:space="preserve">&amp;&amp;</w:t>
       </w:r>
       <w:r>
         <w:rPr>
           <w:rStyle w:val="NormalTok"/>
-          <w:color w:val="C00000"/>
+          <w:rFonts w:ascii="Consolas" w:hAnsi="Consolas"/>
+          <w:color w:val="C00000"/>
+          <w:sz w:val="19"/>
         </w:rPr>
         <w:t xml:space="preserve"> </w:t>
       </w:r>
       <w:r>
         <w:rPr>
           <w:rStyle w:val="BuiltInTok"/>
-          <w:color w:val="C00000"/>
+          <w:rFonts w:ascii="Consolas" w:hAnsi="Consolas"/>
+          <w:color w:val="C00000"/>
+          <w:sz w:val="19"/>
         </w:rPr>
         <w:t xml:space="preserve">set</w:t>
       </w:r>
       <w:r>
         <w:rPr>
           <w:rStyle w:val="NormalTok"/>
-          <w:color w:val="C00000"/>
+          <w:rFonts w:ascii="Consolas" w:hAnsi="Consolas"/>
+          <w:color w:val="C00000"/>
+          <w:sz w:val="19"/>
         </w:rPr>
         <w:t xml:space="preserve"> +a</w:t>
       </w:r>
       <w:r>
         <w:rPr>
-          <w:color w:val="C00000"/>
+          <w:rFonts w:ascii="Consolas" w:hAnsi="Consolas"/>
+          <w:color w:val="C00000"/>
+          <w:sz w:val="19"/>
         </w:rPr>
         <w:br/>
       </w:r>
       <w:r>
         <w:rPr>
-          <w:color w:val="C00000"/>
+          <w:rFonts w:ascii="Consolas" w:hAnsi="Consolas"/>
+          <w:color w:val="C00000"/>
+          <w:sz w:val="19"/>
         </w:rPr>
         <w:br/>
       </w:r>
       <w:r>
         <w:rPr>
           <w:rStyle w:val="CommentTok"/>
-          <w:color w:val="C00000"/>
+          <w:rFonts w:ascii="Consolas" w:hAnsi="Consolas"/>
+          <w:color w:val="C00000"/>
+          <w:sz w:val="19"/>
         </w:rPr>
         <w:t xml:space="preserve"># 3. reset the data (schema stays; rows and ids go back to zero)</w:t>
       </w:r>
       <w:r>
         <w:rPr>
-          <w:color w:val="C00000"/>
+          <w:rFonts w:ascii="Consolas" w:hAnsi="Consolas"/>
+          <w:color w:val="C00000"/>
+          <w:sz w:val="19"/>
         </w:rPr>
         <w:br/>
       </w:r>
       <w:r>
         <w:rPr>
           <w:rStyle w:val="ExtensionTok"/>
-          <w:color w:val="C00000"/>
+          <w:rFonts w:ascii="Consolas" w:hAnsi="Consolas"/>
+          <w:color w:val="C00000"/>
+          <w:sz w:val="19"/>
         </w:rPr>
         <w:t xml:space="preserve">psql</w:t>
       </w:r>
       <w:r>
         <w:rPr>
           <w:rStyle w:val="NormalTok"/>
-          <w:color w:val="C00000"/>
+          <w:rFonts w:ascii="Consolas" w:hAnsi="Consolas"/>
+          <w:color w:val="C00000"/>
+          <w:sz w:val="19"/>
         </w:rPr>
         <w:t xml:space="preserve"> </w:t>
       </w:r>
       <w:r>
         <w:rPr>
           <w:rStyle w:val="StringTok"/>
-          <w:color w:val="C00000"/>
+          <w:rFonts w:ascii="Consolas" w:hAnsi="Consolas"/>
+          <w:color w:val="C00000"/>
+          <w:sz w:val="19"/>
         </w:rPr>
         <w:t xml:space="preserve">"</w:t>
       </w:r>
       <w:r>
         <w:rPr>
           <w:rStyle w:val="VariableTok"/>
-          <w:color w:val="C00000"/>
+          <w:rFonts w:ascii="Consolas" w:hAnsi="Consolas"/>
+          <w:color w:val="C00000"/>
+          <w:sz w:val="19"/>
         </w:rPr>
         <w:t xml:space="preserve">$DATABASE_URL</w:t>
       </w:r>
       <w:r>
         <w:rPr>
           <w:rStyle w:val="StringTok"/>
-          <w:color w:val="C00000"/>
+          <w:rFonts w:ascii="Consolas" w:hAnsi="Consolas"/>
+          <w:color w:val="C00000"/>
+          <w:sz w:val="19"/>
         </w:rPr>
         <w:t xml:space="preserve">"</w:t>
       </w:r>
       <w:r>
         <w:rPr>
           <w:rStyle w:val="NormalTok"/>
-          <w:color w:val="C00000"/>
+          <w:rFonts w:ascii="Consolas" w:hAnsi="Consolas"/>
+          <w:color w:val="C00000"/>
+          <w:sz w:val="19"/>
         </w:rPr>
         <w:t xml:space="preserve"> </w:t>
       </w:r>
       <w:r>
         <w:rPr>
           <w:rStyle w:val="AttributeTok"/>
-          <w:color w:val="C00000"/>
+          <w:rFonts w:ascii="Consolas" w:hAnsi="Consolas"/>
+          <w:color w:val="C00000"/>
+          <w:sz w:val="19"/>
         </w:rPr>
         <w:t xml:space="preserve">-c</w:t>
       </w:r>
       <w:r>
         <w:rPr>
           <w:rStyle w:val="NormalTok"/>
-          <w:color w:val="C00000"/>
+          <w:rFonts w:ascii="Consolas" w:hAnsi="Consolas"/>
+          <w:color w:val="C00000"/>
+          <w:sz w:val="19"/>
         </w:rPr>
         <w:t xml:space="preserve"> </w:t>
       </w:r>
       <w:r>
         <w:rPr>
           <w:rStyle w:val="StringTok"/>
-          <w:color w:val="C00000"/>
+          <w:rFonts w:ascii="Consolas" w:hAnsi="Consolas"/>
+          <w:color w:val="C00000"/>
+          <w:sz w:val="19"/>
         </w:rPr>
         <w:t xml:space="preserve">"TRUNCATE documents, comments RESTART IDENTITY CASCADE;"</w:t>
       </w:r>
       <w:r>
         <w:rPr>
-          <w:color w:val="C00000"/>
+          <w:rFonts w:ascii="Consolas" w:hAnsi="Consolas"/>
+          <w:color w:val="C00000"/>
+          <w:sz w:val="19"/>
         </w:rPr>
         <w:br/>
       </w:r>
       <w:r>
         <w:rPr>
-          <w:color w:val="C00000"/>
+          <w:rFonts w:ascii="Consolas" w:hAnsi="Consolas"/>
+          <w:color w:val="C00000"/>
+          <w:sz w:val="19"/>
         </w:rPr>
         <w:br/>
       </w:r>
       <w:r>
         <w:rPr>
           <w:rStyle w:val="CommentTok"/>
-          <w:color w:val="C00000"/>
+          <w:rFonts w:ascii="Consolas" w:hAnsi="Consolas"/>
+          <w:color w:val="C00000"/>
+          <w:sz w:val="19"/>
         </w:rPr>
         <w:t xml:space="preserve"># 4. prove it (should print one row: 0)</w:t>
       </w:r>
       <w:r>
         <w:rPr>
-          <w:color w:val="C00000"/>
+          <w:rFonts w:ascii="Consolas" w:hAnsi="Consolas"/>
+          <w:color w:val="C00000"/>
+          <w:sz w:val="19"/>
         </w:rPr>
         <w:br/>
       </w:r>
       <w:r>
         <w:rPr>
           <w:rStyle w:val="ExtensionTok"/>
-          <w:color w:val="C00000"/>
+          <w:rFonts w:ascii="Consolas" w:hAnsi="Consolas"/>
+          <w:color w:val="C00000"/>
+          <w:sz w:val="19"/>
         </w:rPr>
         <w:t xml:space="preserve">psql</w:t>
       </w:r>
       <w:r>
         <w:rPr>
           <w:rStyle w:val="NormalTok"/>
-          <w:color w:val="C00000"/>
+          <w:rFonts w:ascii="Consolas" w:hAnsi="Consolas"/>
+          <w:color w:val="C00000"/>
+          <w:sz w:val="19"/>
         </w:rPr>
         <w:t xml:space="preserve"> </w:t>
       </w:r>
       <w:r>
         <w:rPr>
           <w:rStyle w:val="StringTok"/>
-          <w:color w:val="C00000"/>
+          <w:rFonts w:ascii="Consolas" w:hAnsi="Consolas"/>
+          <w:color w:val="C00000"/>
+          <w:sz w:val="19"/>
         </w:rPr>
         <w:t xml:space="preserve">"</w:t>
       </w:r>
       <w:r>
         <w:rPr>
           <w:rStyle w:val="VariableTok"/>
-          <w:color w:val="C00000"/>
+          <w:rFonts w:ascii="Consolas" w:hAnsi="Consolas"/>
+          <w:color w:val="C00000"/>
+          <w:sz w:val="19"/>
         </w:rPr>
         <w:t xml:space="preserve">$DATABASE_URL</w:t>
       </w:r>
       <w:r>
         <w:rPr>
           <w:rStyle w:val="StringTok"/>
-          <w:color w:val="C00000"/>
+          <w:rFonts w:ascii="Consolas" w:hAnsi="Consolas"/>
+          <w:color w:val="C00000"/>
+          <w:sz w:val="19"/>
         </w:rPr>
         <w:t xml:space="preserve">"</w:t>
       </w:r>
       <w:r>
         <w:rPr>
           <w:rStyle w:val="NormalTok"/>
-          <w:color w:val="C00000"/>
+          <w:rFonts w:ascii="Consolas" w:hAnsi="Consolas"/>
+          <w:color w:val="C00000"/>
+          <w:sz w:val="19"/>
         </w:rPr>
         <w:t xml:space="preserve"> </w:t>
       </w:r>
       <w:r>
         <w:rPr>
           <w:rStyle w:val="AttributeTok"/>
-          <w:color w:val="C00000"/>
+          <w:rFonts w:ascii="Consolas" w:hAnsi="Consolas"/>
+          <w:color w:val="C00000"/>
+          <w:sz w:val="19"/>
         </w:rPr>
         <w:t xml:space="preserve">-c</w:t>
       </w:r>
       <w:r>
         <w:rPr>
           <w:rStyle w:val="NormalTok"/>
-          <w:color w:val="C00000"/>
+          <w:rFonts w:ascii="Consolas" w:hAnsi="Consolas"/>
+          <w:color w:val="C00000"/>
+          <w:sz w:val="19"/>
         </w:rPr>
         <w:t xml:space="preserve"> </w:t>
       </w:r>
       <w:r>
         <w:rPr>
           <w:rStyle w:val="StringTok"/>
-          <w:color w:val="C00000"/>
+          <w:rFonts w:ascii="Consolas" w:hAnsi="Consolas"/>
+          <w:color w:val="C00000"/>
+          <w:sz w:val="19"/>
         </w:rPr>
         <w:t xml:space="preserve">"SELECT count(*) FROM documents;"</w:t>
       </w:r>
       <w:r>
         <w:rPr>
-          <w:color w:val="C00000"/>
+          <w:rFonts w:ascii="Consolas" w:hAnsi="Consolas"/>
+          <w:color w:val="C00000"/>
+          <w:sz w:val="19"/>
         </w:rPr>
         <w:br/>
       </w:r>
       <w:r>
         <w:rPr>
-          <w:color w:val="C00000"/>
+          <w:rFonts w:ascii="Consolas" w:hAnsi="Consolas"/>
+          <w:color w:val="C00000"/>
+          <w:sz w:val="19"/>
         </w:rPr>
         <w:br/>
       </w:r>
       <w:r>
         <w:rPr>
           <w:rStyle w:val="CommentTok"/>
-          <w:color w:val="C00000"/>
+          <w:rFonts w:ascii="Consolas" w:hAnsi="Consolas"/>
+          <w:color w:val="C00000"/>
+          <w:sz w:val="19"/>
         </w:rPr>
         <w:t xml:space="preserve"># 5. then start the build you need, in a second terminal:</w:t>
       </w:r>
       <w:r>
         <w:rPr>
-          <w:color w:val="C00000"/>
+          <w:rFonts w:ascii="Consolas" w:hAnsi="Consolas"/>
+          <w:color w:val="C00000"/>
+          <w:sz w:val="19"/>
         </w:rPr>
         <w:br/>
       </w:r>
       <w:r>
         <w:rPr>
           <w:rStyle w:val="CommentTok"/>
-          <w:color w:val="C00000"/>
+          <w:rFonts w:ascii="Consolas" w:hAnsi="Consolas"/>
+          <w:color w:val="C00000"/>
+          <w:sz w:val="19"/>
         </w:rPr>
         <w:t xml:space="preserve">#    DOCUTRUST_VULN_MODE=1 node src/index.js   (vulnerable test build)</w:t>
       </w:r>
       <w:r>
         <w:rPr>
-          <w:color w:val="C00000"/>
+          <w:rFonts w:ascii="Consolas" w:hAnsi="Consolas"/>
+          <w:color w:val="C00000"/>
+          <w:sz w:val="19"/>
         </w:rPr>
         <w:br/>
       </w:r>
       <w:r>
         <w:rPr>
           <w:rStyle w:val="CommentTok"/>
-          <w:color w:val="C00000"/>
+          <w:rFonts w:ascii="Consolas" w:hAnsi="Consolas"/>
+          <w:color w:val="C00000"/>
+          <w:sz w:val="19"/>
         </w:rPr>
         <w:t xml:space="preserve">#    node src/index.js                          (fixed, production default)</w:t>
       </w:r>
       <w:r>
         <w:rPr>
-          <w:color w:val="C00000"/>
+          <w:rFonts w:ascii="Consolas" w:hAnsi="Consolas"/>
+          <w:color w:val="C00000"/>
+          <w:sz w:val="19"/>
         </w:rPr>
         <w:br/>
       </w:r>
       <w:r>
         <w:rPr>
           <w:rStyle w:val="CommentTok"/>
-          <w:color w:val="C00000"/>
+          <w:rFonts w:ascii="Consolas" w:hAnsi="Consolas"/>
+          <w:color w:val="C00000"/>
+          <w:sz w:val="19"/>
         </w:rPr>
         <w:t xml:space="preserve">#    DOCUTRUST_IAST=1 DOCUTRUST_VULN_MODE=1 …   (IAST, vulnerable)</w:t>
       </w:r>
       <w:r>
         <w:rPr>
-          <w:color w:val="C00000"/>
+          <w:rFonts w:ascii="Consolas" w:hAnsi="Consolas"/>
+          <w:color w:val="C00000"/>
+          <w:sz w:val="19"/>
         </w:rPr>
         <w:br/>
       </w:r>
       <w:r>
         <w:rPr>
           <w:rStyle w:val="CommentTok"/>
-          <w:color w:val="C00000"/>
+          <w:rFonts w:ascii="Consolas" w:hAnsi="Consolas"/>
+          <w:color w:val="C00000"/>
+          <w:sz w:val="19"/>
         </w:rPr>
         <w:t xml:space="preserve">#    DOCUTRUST_RASP=1 DOCUTRUST_VULN_MODE=1 …   (RASP, vulnerable)</w:t>
       </w:r>
@@ -1131,81 +1324,104 @@
     <w:p>
       <w:pPr>
         <w:pStyle w:val="SourceCode"/>
-        <w:shd w:val="clear" w:color="auto" w:fill="F2F2F2"/>
+        <w:shd w:val="clear" w:color="auto" w:fill="F2F4F7"/>
         <w:spacing w:after="0" w:before="0"/>
+        <w:ind w:left="85" w:right="85"/>
       </w:pPr>
       <w:r>
         <w:rPr>
           <w:rStyle w:val="FunctionTok"/>
-          <w:color w:val="C00000"/>
+          <w:rFonts w:ascii="Consolas" w:hAnsi="Consolas"/>
+          <w:color w:val="C00000"/>
+          <w:sz w:val="19"/>
         </w:rPr>
         <w:t xml:space="preserve">git</w:t>
       </w:r>
       <w:r>
         <w:rPr>
           <w:rStyle w:val="NormalTok"/>
-          <w:color w:val="C00000"/>
+          <w:rFonts w:ascii="Consolas" w:hAnsi="Consolas"/>
+          <w:color w:val="C00000"/>
+          <w:sz w:val="19"/>
         </w:rPr>
         <w:t xml:space="preserve"> checkout project3-starter</w:t>
       </w:r>
       <w:r>
         <w:rPr>
-          <w:color w:val="C00000"/>
+          <w:rFonts w:ascii="Consolas" w:hAnsi="Consolas"/>
+          <w:color w:val="C00000"/>
+          <w:sz w:val="19"/>
         </w:rPr>
         <w:br/>
       </w:r>
       <w:r>
         <w:rPr>
           <w:rStyle w:val="FunctionTok"/>
-          <w:color w:val="C00000"/>
+          <w:rFonts w:ascii="Consolas" w:hAnsi="Consolas"/>
+          <w:color w:val="C00000"/>
+          <w:sz w:val="19"/>
         </w:rPr>
         <w:t xml:space="preserve">git</w:t>
       </w:r>
       <w:r>
         <w:rPr>
           <w:rStyle w:val="NormalTok"/>
-          <w:color w:val="C00000"/>
+          <w:rFonts w:ascii="Consolas" w:hAnsi="Consolas"/>
+          <w:color w:val="C00000"/>
+          <w:sz w:val="19"/>
         </w:rPr>
         <w:t xml:space="preserve"> reset </w:t>
       </w:r>
       <w:r>
         <w:rPr>
           <w:rStyle w:val="AttributeTok"/>
-          <w:color w:val="C00000"/>
+          <w:rFonts w:ascii="Consolas" w:hAnsi="Consolas"/>
+          <w:color w:val="C00000"/>
+          <w:sz w:val="19"/>
         </w:rPr>
         <w:t xml:space="preserve">--hard</w:t>
       </w:r>
       <w:r>
         <w:rPr>
           <w:rStyle w:val="NormalTok"/>
-          <w:color w:val="C00000"/>
+          <w:rFonts w:ascii="Consolas" w:hAnsi="Consolas"/>
+          <w:color w:val="C00000"/>
+          <w:sz w:val="19"/>
         </w:rPr>
         <w:t xml:space="preserve"> origin/project3-starter</w:t>
       </w:r>
       <w:r>
         <w:rPr>
-          <w:color w:val="C00000"/>
+          <w:rFonts w:ascii="Consolas" w:hAnsi="Consolas"/>
+          <w:color w:val="C00000"/>
+          <w:sz w:val="19"/>
         </w:rPr>
         <w:br/>
       </w:r>
       <w:r>
         <w:rPr>
           <w:rStyle w:val="FunctionTok"/>
-          <w:color w:val="C00000"/>
+          <w:rFonts w:ascii="Consolas" w:hAnsi="Consolas"/>
+          <w:color w:val="C00000"/>
+          <w:sz w:val="19"/>
         </w:rPr>
         <w:t xml:space="preserve">git</w:t>
       </w:r>
       <w:r>
         <w:rPr>
           <w:rStyle w:val="NormalTok"/>
-          <w:color w:val="C00000"/>
+          <w:rFonts w:ascii="Consolas" w:hAnsi="Consolas"/>
+          <w:color w:val="C00000"/>
+          <w:sz w:val="19"/>
         </w:rPr>
         <w:t xml:space="preserve"> clean </w:t>
       </w:r>
       <w:r>
         <w:rPr>
           <w:rStyle w:val="AttributeTok"/>
-          <w:color w:val="C00000"/>
+          <w:rFonts w:ascii="Consolas" w:hAnsi="Consolas"/>
+          <w:color w:val="C00000"/>
+          <w:sz w:val="19"/>
         </w:rPr>
         <w:t xml:space="preserve">-fd</w:t>
       </w:r>
@@ -1307,321 +1523,414 @@
     <w:p>
       <w:pPr>
         <w:pStyle w:val="SourceCode"/>
-        <w:shd w:val="clear" w:color="auto" w:fill="F2F2F2"/>
+        <w:shd w:val="clear" w:color="auto" w:fill="F2F4F7"/>
         <w:spacing w:after="0" w:before="0"/>
+        <w:ind w:left="85" w:right="85"/>
       </w:pPr>
       <w:r>
         <w:rPr>
           <w:rStyle w:val="CommentTok"/>
-          <w:color w:val="C00000"/>
+          <w:rFonts w:ascii="Consolas" w:hAnsi="Consolas"/>
+          <w:color w:val="C00000"/>
+          <w:sz w:val="19"/>
         </w:rPr>
         <w:t xml:space="preserve"># checkpoint: stop app, load env, reset data</w:t>
       </w:r>
       <w:r>
         <w:rPr>
-          <w:color w:val="C00000"/>
+          <w:rFonts w:ascii="Consolas" w:hAnsi="Consolas"/>
+          <w:color w:val="C00000"/>
+          <w:sz w:val="19"/>
         </w:rPr>
         <w:br/>
       </w:r>
       <w:r>
         <w:rPr>
           <w:rStyle w:val="ExtensionTok"/>
-          <w:color w:val="C00000"/>
+          <w:rFonts w:ascii="Consolas" w:hAnsi="Consolas"/>
+          <w:color w:val="C00000"/>
+          <w:sz w:val="19"/>
         </w:rPr>
         <w:t xml:space="preserve">pkill</w:t>
       </w:r>
       <w:r>
         <w:rPr>
           <w:rStyle w:val="NormalTok"/>
-          <w:color w:val="C00000"/>
+          <w:rFonts w:ascii="Consolas" w:hAnsi="Consolas"/>
+          <w:color w:val="C00000"/>
+          <w:sz w:val="19"/>
         </w:rPr>
         <w:t xml:space="preserve"> </w:t>
       </w:r>
       <w:r>
         <w:rPr>
           <w:rStyle w:val="AttributeTok"/>
-          <w:color w:val="C00000"/>
+          <w:rFonts w:ascii="Consolas" w:hAnsi="Consolas"/>
+          <w:color w:val="C00000"/>
+          <w:sz w:val="19"/>
         </w:rPr>
         <w:t xml:space="preserve">-f</w:t>
       </w:r>
       <w:r>
         <w:rPr>
           <w:rStyle w:val="NormalTok"/>
-          <w:color w:val="C00000"/>
+          <w:rFonts w:ascii="Consolas" w:hAnsi="Consolas"/>
+          <w:color w:val="C00000"/>
+          <w:sz w:val="19"/>
         </w:rPr>
         <w:t xml:space="preserve"> </w:t>
       </w:r>
       <w:r>
         <w:rPr>
           <w:rStyle w:val="StringTok"/>
-          <w:color w:val="C00000"/>
+          <w:rFonts w:ascii="Consolas" w:hAnsi="Consolas"/>
+          <w:color w:val="C00000"/>
+          <w:sz w:val="19"/>
         </w:rPr>
         <w:t xml:space="preserve">"node src/index.js"</w:t>
       </w:r>
       <w:r>
         <w:rPr>
           <w:rStyle w:val="NormalTok"/>
-          <w:color w:val="C00000"/>
+          <w:rFonts w:ascii="Consolas" w:hAnsi="Consolas"/>
+          <w:color w:val="C00000"/>
+          <w:sz w:val="19"/>
         </w:rPr>
         <w:t xml:space="preserve"> </w:t>
       </w:r>
       <w:r>
         <w:rPr>
           <w:rStyle w:val="KeywordTok"/>
-          <w:color w:val="C00000"/>
+          <w:rFonts w:ascii="Consolas" w:hAnsi="Consolas"/>
+          <w:color w:val="C00000"/>
+          <w:sz w:val="19"/>
         </w:rPr>
         <w:t xml:space="preserve">||</w:t>
       </w:r>
       <w:r>
         <w:rPr>
           <w:rStyle w:val="NormalTok"/>
-          <w:color w:val="C00000"/>
+          <w:rFonts w:ascii="Consolas" w:hAnsi="Consolas"/>
+          <w:color w:val="C00000"/>
+          <w:sz w:val="19"/>
         </w:rPr>
         <w:t xml:space="preserve"> </w:t>
       </w:r>
       <w:r>
         <w:rPr>
           <w:rStyle w:val="FunctionTok"/>
-          <w:color w:val="C00000"/>
+          <w:rFonts w:ascii="Consolas" w:hAnsi="Consolas"/>
+          <w:color w:val="C00000"/>
+          <w:sz w:val="19"/>
         </w:rPr>
         <w:t xml:space="preserve">true</w:t>
       </w:r>
       <w:r>
         <w:rPr>
-          <w:color w:val="C00000"/>
+          <w:rFonts w:ascii="Consolas" w:hAnsi="Consolas"/>
+          <w:color w:val="C00000"/>
+          <w:sz w:val="19"/>
         </w:rPr>
         <w:br/>
       </w:r>
       <w:r>
         <w:rPr>
           <w:rStyle w:val="BuiltInTok"/>
-          <w:color w:val="C00000"/>
+          <w:rFonts w:ascii="Consolas" w:hAnsi="Consolas"/>
+          <w:color w:val="C00000"/>
+          <w:sz w:val="19"/>
         </w:rPr>
         <w:t xml:space="preserve">set</w:t>
       </w:r>
       <w:r>
         <w:rPr>
           <w:rStyle w:val="NormalTok"/>
-          <w:color w:val="C00000"/>
+          <w:rFonts w:ascii="Consolas" w:hAnsi="Consolas"/>
+          <w:color w:val="C00000"/>
+          <w:sz w:val="19"/>
         </w:rPr>
         <w:t xml:space="preserve"> </w:t>
       </w:r>
       <w:r>
         <w:rPr>
           <w:rStyle w:val="AttributeTok"/>
-          <w:color w:val="C00000"/>
+          <w:rFonts w:ascii="Consolas" w:hAnsi="Consolas"/>
+          <w:color w:val="C00000"/>
+          <w:sz w:val="19"/>
         </w:rPr>
         <w:t xml:space="preserve">-a</w:t>
       </w:r>
       <w:r>
         <w:rPr>
           <w:rStyle w:val="NormalTok"/>
-          <w:color w:val="C00000"/>
+          <w:rFonts w:ascii="Consolas" w:hAnsi="Consolas"/>
+          <w:color w:val="C00000"/>
+          <w:sz w:val="19"/>
         </w:rPr>
         <w:t xml:space="preserve"> </w:t>
       </w:r>
       <w:r>
         <w:rPr>
           <w:rStyle w:val="KeywordTok"/>
-          <w:color w:val="C00000"/>
+          <w:rFonts w:ascii="Consolas" w:hAnsi="Consolas"/>
+          <w:color w:val="C00000"/>
+          <w:sz w:val="19"/>
         </w:rPr>
         <w:t xml:space="preserve">&amp;&amp;</w:t>
       </w:r>
       <w:r>
         <w:rPr>
           <w:rStyle w:val="NormalTok"/>
-          <w:color w:val="C00000"/>
+          <w:rFonts w:ascii="Consolas" w:hAnsi="Consolas"/>
+          <w:color w:val="C00000"/>
+          <w:sz w:val="19"/>
         </w:rPr>
         <w:t xml:space="preserve"> </w:t>
       </w:r>
       <w:r>
         <w:rPr>
           <w:rStyle w:val="BuiltInTok"/>
-          <w:color w:val="C00000"/>
+          <w:rFonts w:ascii="Consolas" w:hAnsi="Consolas"/>
+          <w:color w:val="C00000"/>
+          <w:sz w:val="19"/>
         </w:rPr>
         <w:t xml:space="preserve">.</w:t>
       </w:r>
       <w:r>
         <w:rPr>
           <w:rStyle w:val="NormalTok"/>
-          <w:color w:val="C00000"/>
+          <w:rFonts w:ascii="Consolas" w:hAnsi="Consolas"/>
+          <w:color w:val="C00000"/>
+          <w:sz w:val="19"/>
         </w:rPr>
         <w:t xml:space="preserve"> ./.env.local </w:t>
       </w:r>
       <w:r>
         <w:rPr>
           <w:rStyle w:val="KeywordTok"/>
-          <w:color w:val="C00000"/>
+          <w:rFonts w:ascii="Consolas" w:hAnsi="Consolas"/>
+          <w:color w:val="C00000"/>
+          <w:sz w:val="19"/>
         </w:rPr>
         <w:t xml:space="preserve">&amp;&amp;</w:t>
       </w:r>
       <w:r>
         <w:rPr>
           <w:rStyle w:val="NormalTok"/>
-          <w:color w:val="C00000"/>
+          <w:rFonts w:ascii="Consolas" w:hAnsi="Consolas"/>
+          <w:color w:val="C00000"/>
+          <w:sz w:val="19"/>
         </w:rPr>
         <w:t xml:space="preserve"> </w:t>
       </w:r>
       <w:r>
         <w:rPr>
           <w:rStyle w:val="BuiltInTok"/>
-          <w:color w:val="C00000"/>
+          <w:rFonts w:ascii="Consolas" w:hAnsi="Consolas"/>
+          <w:color w:val="C00000"/>
+          <w:sz w:val="19"/>
         </w:rPr>
         <w:t xml:space="preserve">set</w:t>
       </w:r>
       <w:r>
         <w:rPr>
           <w:rStyle w:val="NormalTok"/>
-          <w:color w:val="C00000"/>
+          <w:rFonts w:ascii="Consolas" w:hAnsi="Consolas"/>
+          <w:color w:val="C00000"/>
+          <w:sz w:val="19"/>
         </w:rPr>
         <w:t xml:space="preserve"> +a</w:t>
       </w:r>
       <w:r>
         <w:rPr>
-          <w:color w:val="C00000"/>
+          <w:rFonts w:ascii="Consolas" w:hAnsi="Consolas"/>
+          <w:color w:val="C00000"/>
+          <w:sz w:val="19"/>
         </w:rPr>
         <w:br/>
       </w:r>
       <w:r>
         <w:rPr>
           <w:rStyle w:val="ExtensionTok"/>
-          <w:color w:val="C00000"/>
+          <w:rFonts w:ascii="Consolas" w:hAnsi="Consolas"/>
+          <w:color w:val="C00000"/>
+          <w:sz w:val="19"/>
         </w:rPr>
         <w:t xml:space="preserve">psql</w:t>
       </w:r>
       <w:r>
         <w:rPr>
           <w:rStyle w:val="NormalTok"/>
-          <w:color w:val="C00000"/>
+          <w:rFonts w:ascii="Consolas" w:hAnsi="Consolas"/>
+          <w:color w:val="C00000"/>
+          <w:sz w:val="19"/>
         </w:rPr>
         <w:t xml:space="preserve"> </w:t>
       </w:r>
       <w:r>
         <w:rPr>
           <w:rStyle w:val="StringTok"/>
-          <w:color w:val="C00000"/>
+          <w:rFonts w:ascii="Consolas" w:hAnsi="Consolas"/>
+          <w:color w:val="C00000"/>
+          <w:sz w:val="19"/>
         </w:rPr>
         <w:t xml:space="preserve">"</w:t>
       </w:r>
       <w:r>
         <w:rPr>
           <w:rStyle w:val="VariableTok"/>
-          <w:color w:val="C00000"/>
+          <w:rFonts w:ascii="Consolas" w:hAnsi="Consolas"/>
+          <w:color w:val="C00000"/>
+          <w:sz w:val="19"/>
         </w:rPr>
         <w:t xml:space="preserve">$DATABASE_URL</w:t>
       </w:r>
       <w:r>
         <w:rPr>
           <w:rStyle w:val="StringTok"/>
-          <w:color w:val="C00000"/>
+          <w:rFonts w:ascii="Consolas" w:hAnsi="Consolas"/>
+          <w:color w:val="C00000"/>
+          <w:sz w:val="19"/>
         </w:rPr>
         <w:t xml:space="preserve">"</w:t>
       </w:r>
       <w:r>
         <w:rPr>
           <w:rStyle w:val="NormalTok"/>
-          <w:color w:val="C00000"/>
+          <w:rFonts w:ascii="Consolas" w:hAnsi="Consolas"/>
+          <w:color w:val="C00000"/>
+          <w:sz w:val="19"/>
         </w:rPr>
         <w:t xml:space="preserve"> </w:t>
       </w:r>
       <w:r>
         <w:rPr>
           <w:rStyle w:val="AttributeTok"/>
-          <w:color w:val="C00000"/>
+          <w:rFonts w:ascii="Consolas" w:hAnsi="Consolas"/>
+          <w:color w:val="C00000"/>
+          <w:sz w:val="19"/>
         </w:rPr>
         <w:t xml:space="preserve">-c</w:t>
       </w:r>
       <w:r>
         <w:rPr>
           <w:rStyle w:val="NormalTok"/>
-          <w:color w:val="C00000"/>
+          <w:rFonts w:ascii="Consolas" w:hAnsi="Consolas"/>
+          <w:color w:val="C00000"/>
+          <w:sz w:val="19"/>
         </w:rPr>
         <w:t xml:space="preserve"> </w:t>
       </w:r>
       <w:r>
         <w:rPr>
           <w:rStyle w:val="StringTok"/>
-          <w:color w:val="C00000"/>
+          <w:rFonts w:ascii="Consolas" w:hAnsi="Consolas"/>
+          <w:color w:val="C00000"/>
+          <w:sz w:val="19"/>
         </w:rPr>
         <w:t xml:space="preserve">"TRUNCATE documents, comments RESTART IDENTITY CASCADE;"</w:t>
       </w:r>
       <w:r>
         <w:rPr>
-          <w:color w:val="C00000"/>
+          <w:rFonts w:ascii="Consolas" w:hAnsi="Consolas"/>
+          <w:color w:val="C00000"/>
+          <w:sz w:val="19"/>
         </w:rPr>
         <w:br/>
       </w:r>
       <w:r>
         <w:rPr>
-          <w:color w:val="C00000"/>
+          <w:rFonts w:ascii="Consolas" w:hAnsi="Consolas"/>
+          <w:color w:val="C00000"/>
+          <w:sz w:val="19"/>
         </w:rPr>
         <w:br/>
       </w:r>
       <w:r>
         <w:rPr>
           <w:rStyle w:val="CommentTok"/>
-          <w:color w:val="C00000"/>
+          <w:rFonts w:ascii="Consolas" w:hAnsi="Consolas"/>
+          <w:color w:val="C00000"/>
+          <w:sz w:val="19"/>
         </w:rPr>
         <w:t xml:space="preserve"># in a second terminal, from the project root:</w:t>
       </w:r>
       <w:r>
         <w:rPr>
-          <w:color w:val="C00000"/>
+          <w:rFonts w:ascii="Consolas" w:hAnsi="Consolas"/>
+          <w:color w:val="C00000"/>
+          <w:sz w:val="19"/>
         </w:rPr>
         <w:br/>
       </w:r>
       <w:r>
         <w:rPr>
           <w:rStyle w:val="ExtensionTok"/>
-          <w:color w:val="C00000"/>
+          <w:rFonts w:ascii="Consolas" w:hAnsi="Consolas"/>
+          <w:color w:val="C00000"/>
+          <w:sz w:val="19"/>
         </w:rPr>
         <w:t xml:space="preserve">npm</w:t>
       </w:r>
       <w:r>
         <w:rPr>
           <w:rStyle w:val="NormalTok"/>
-          <w:color w:val="C00000"/>
+          <w:rFonts w:ascii="Consolas" w:hAnsi="Consolas"/>
+          <w:color w:val="C00000"/>
+          <w:sz w:val="19"/>
         </w:rPr>
         <w:t xml:space="preserve"> run migrate</w:t>
       </w:r>
       <w:r>
         <w:rPr>
-          <w:color w:val="C00000"/>
+          <w:rFonts w:ascii="Consolas" w:hAnsi="Consolas"/>
+          <w:color w:val="C00000"/>
+          <w:sz w:val="19"/>
         </w:rPr>
         <w:br/>
       </w:r>
       <w:r>
         <w:rPr>
           <w:rStyle w:val="VariableTok"/>
-          <w:color w:val="C00000"/>
+          <w:rFonts w:ascii="Consolas" w:hAnsi="Consolas"/>
+          <w:color w:val="C00000"/>
+          <w:sz w:val="19"/>
         </w:rPr>
         <w:t xml:space="preserve">DOCUTRUST_VULN_MODE</w:t>
       </w:r>
       <w:r>
         <w:rPr>
           <w:rStyle w:val="OperatorTok"/>
-          <w:color w:val="C00000"/>
+          <w:rFonts w:ascii="Consolas" w:hAnsi="Consolas"/>
+          <w:color w:val="C00000"/>
+          <w:sz w:val="19"/>
         </w:rPr>
         <w:t xml:space="preserve">=</w:t>
       </w:r>
       <w:r>
         <w:rPr>
           <w:rStyle w:val="NormalTok"/>
-          <w:color w:val="C00000"/>
+          <w:rFonts w:ascii="Consolas" w:hAnsi="Consolas"/>
+          <w:color w:val="C00000"/>
+          <w:sz w:val="19"/>
         </w:rPr>
         <w:t xml:space="preserve">1 </w:t>
       </w:r>
       <w:r>
         <w:rPr>
           <w:rStyle w:val="ExtensionTok"/>
-          <w:color w:val="C00000"/>
+          <w:rFonts w:ascii="Consolas" w:hAnsi="Consolas"/>
+          <w:color w:val="C00000"/>
+          <w:sz w:val="19"/>
         </w:rPr>
         <w:t xml:space="preserve">node</w:t>
       </w:r>
       <w:r>
         <w:rPr>
           <w:rStyle w:val="NormalTok"/>
-          <w:color w:val="C00000"/>
+          <w:rFonts w:ascii="Consolas" w:hAnsi="Consolas"/>
+          <w:color w:val="C00000"/>
+          <w:sz w:val="19"/>
         </w:rPr>
         <w:t xml:space="preserve"> src/index.js</w:t>
       </w:r>
@@ -1695,637 +2004,820 @@
     <w:p>
       <w:pPr>
         <w:pStyle w:val="SourceCode"/>
-        <w:shd w:val="clear" w:color="auto" w:fill="F2F2F2"/>
+        <w:shd w:val="clear" w:color="auto" w:fill="F2F4F7"/>
         <w:spacing w:after="0" w:before="0"/>
+        <w:ind w:left="85" w:right="85"/>
       </w:pPr>
       <w:r>
         <w:rPr>
           <w:rStyle w:val="ControlFlowTok"/>
-          <w:color w:val="C00000"/>
+          <w:rFonts w:ascii="Consolas" w:hAnsi="Consolas"/>
+          <w:color w:val="C00000"/>
+          <w:sz w:val="19"/>
         </w:rPr>
         <w:t xml:space="preserve">for</w:t>
       </w:r>
       <w:r>
         <w:rPr>
           <w:rStyle w:val="NormalTok"/>
-          <w:color w:val="C00000"/>
+          <w:rFonts w:ascii="Consolas" w:hAnsi="Consolas"/>
+          <w:color w:val="C00000"/>
+          <w:sz w:val="19"/>
         </w:rPr>
         <w:t xml:space="preserve"> t </w:t>
       </w:r>
       <w:r>
         <w:rPr>
           <w:rStyle w:val="KeywordTok"/>
-          <w:color w:val="C00000"/>
+          <w:rFonts w:ascii="Consolas" w:hAnsi="Consolas"/>
+          <w:color w:val="C00000"/>
+          <w:sz w:val="19"/>
         </w:rPr>
         <w:t xml:space="preserve">in</w:t>
       </w:r>
       <w:r>
         <w:rPr>
           <w:rStyle w:val="NormalTok"/>
-          <w:color w:val="C00000"/>
+          <w:rFonts w:ascii="Consolas" w:hAnsi="Consolas"/>
+          <w:color w:val="C00000"/>
+          <w:sz w:val="19"/>
         </w:rPr>
         <w:t xml:space="preserve"> </w:t>
       </w:r>
       <w:r>
         <w:rPr>
           <w:rStyle w:val="StringTok"/>
-          <w:color w:val="C00000"/>
+          <w:rFonts w:ascii="Consolas" w:hAnsi="Consolas"/>
+          <w:color w:val="C00000"/>
+          <w:sz w:val="19"/>
         </w:rPr>
         <w:t xml:space="preserve">"vm test 1"</w:t>
       </w:r>
       <w:r>
         <w:rPr>
           <w:rStyle w:val="NormalTok"/>
-          <w:color w:val="C00000"/>
+          <w:rFonts w:ascii="Consolas" w:hAnsi="Consolas"/>
+          <w:color w:val="C00000"/>
+          <w:sz w:val="19"/>
         </w:rPr>
         <w:t xml:space="preserve"> </w:t>
       </w:r>
       <w:r>
         <w:rPr>
           <w:rStyle w:val="StringTok"/>
-          <w:color w:val="C00000"/>
+          <w:rFonts w:ascii="Consolas" w:hAnsi="Consolas"/>
+          <w:color w:val="C00000"/>
+          <w:sz w:val="19"/>
         </w:rPr>
         <w:t xml:space="preserve">"vm test 2"</w:t>
       </w:r>
       <w:r>
         <w:rPr>
           <w:rStyle w:val="NormalTok"/>
-          <w:color w:val="C00000"/>
+          <w:rFonts w:ascii="Consolas" w:hAnsi="Consolas"/>
+          <w:color w:val="C00000"/>
+          <w:sz w:val="19"/>
         </w:rPr>
         <w:t xml:space="preserve"> </w:t>
       </w:r>
       <w:r>
         <w:rPr>
           <w:rStyle w:val="StringTok"/>
-          <w:color w:val="C00000"/>
+          <w:rFonts w:ascii="Consolas" w:hAnsi="Consolas"/>
+          <w:color w:val="C00000"/>
+          <w:sz w:val="19"/>
         </w:rPr>
         <w:t xml:space="preserve">"vm test 3"</w:t>
       </w:r>
       <w:r>
         <w:rPr>
           <w:rStyle w:val="NormalTok"/>
-          <w:color w:val="C00000"/>
+          <w:rFonts w:ascii="Consolas" w:hAnsi="Consolas"/>
+          <w:color w:val="C00000"/>
+          <w:sz w:val="19"/>
         </w:rPr>
         <w:t xml:space="preserve"> </w:t>
       </w:r>
       <w:r>
         <w:rPr>
           <w:rStyle w:val="StringTok"/>
-          <w:color w:val="C00000"/>
+          <w:rFonts w:ascii="Consolas" w:hAnsi="Consolas"/>
+          <w:color w:val="C00000"/>
+          <w:sz w:val="19"/>
         </w:rPr>
         <w:t xml:space="preserve">"vm test 4"</w:t>
       </w:r>
       <w:r>
         <w:rPr>
           <w:rStyle w:val="NormalTok"/>
-          <w:color w:val="C00000"/>
+          <w:rFonts w:ascii="Consolas" w:hAnsi="Consolas"/>
+          <w:color w:val="C00000"/>
+          <w:sz w:val="19"/>
         </w:rPr>
         <w:t xml:space="preserve"> </w:t>
       </w:r>
       <w:r>
         <w:rPr>
           <w:rStyle w:val="StringTok"/>
-          <w:color w:val="C00000"/>
+          <w:rFonts w:ascii="Consolas" w:hAnsi="Consolas"/>
+          <w:color w:val="C00000"/>
+          <w:sz w:val="19"/>
         </w:rPr>
         <w:t xml:space="preserve">"Quarterly Report"</w:t>
       </w:r>
       <w:r>
         <w:rPr>
           <w:rStyle w:val="KeywordTok"/>
-          <w:color w:val="C00000"/>
+          <w:rFonts w:ascii="Consolas" w:hAnsi="Consolas"/>
+          <w:color w:val="C00000"/>
+          <w:sz w:val="19"/>
         </w:rPr>
         <w:t xml:space="preserve">;</w:t>
       </w:r>
       <w:r>
         <w:rPr>
           <w:rStyle w:val="NormalTok"/>
-          <w:color w:val="C00000"/>
+          <w:rFonts w:ascii="Consolas" w:hAnsi="Consolas"/>
+          <w:color w:val="C00000"/>
+          <w:sz w:val="19"/>
         </w:rPr>
         <w:t xml:space="preserve"> </w:t>
       </w:r>
       <w:r>
         <w:rPr>
           <w:rStyle w:val="ControlFlowTok"/>
-          <w:color w:val="C00000"/>
+          <w:rFonts w:ascii="Consolas" w:hAnsi="Consolas"/>
+          <w:color w:val="C00000"/>
+          <w:sz w:val="19"/>
         </w:rPr>
         <w:t xml:space="preserve">do</w:t>
       </w:r>
       <w:r>
         <w:rPr>
-          <w:color w:val="C00000"/>
+          <w:rFonts w:ascii="Consolas" w:hAnsi="Consolas"/>
+          <w:color w:val="C00000"/>
+          <w:sz w:val="19"/>
         </w:rPr>
         <w:br/>
       </w:r>
       <w:r>
         <w:rPr>
           <w:rStyle w:val="NormalTok"/>
-          <w:color w:val="C00000"/>
+          <w:rFonts w:ascii="Consolas" w:hAnsi="Consolas"/>
+          <w:color w:val="C00000"/>
+          <w:sz w:val="19"/>
         </w:rPr>
         <w:t xml:space="preserve">  </w:t>
       </w:r>
       <w:r>
         <w:rPr>
           <w:rStyle w:val="ExtensionTok"/>
-          <w:color w:val="C00000"/>
+          <w:rFonts w:ascii="Consolas" w:hAnsi="Consolas"/>
+          <w:color w:val="C00000"/>
+          <w:sz w:val="19"/>
         </w:rPr>
         <w:t xml:space="preserve">curl</w:t>
       </w:r>
       <w:r>
         <w:rPr>
           <w:rStyle w:val="NormalTok"/>
-          <w:color w:val="C00000"/>
+          <w:rFonts w:ascii="Consolas" w:hAnsi="Consolas"/>
+          <w:color w:val="C00000"/>
+          <w:sz w:val="19"/>
         </w:rPr>
         <w:t xml:space="preserve"> </w:t>
       </w:r>
       <w:r>
         <w:rPr>
           <w:rStyle w:val="AttributeTok"/>
-          <w:color w:val="C00000"/>
+          <w:rFonts w:ascii="Consolas" w:hAnsi="Consolas"/>
+          <w:color w:val="C00000"/>
+          <w:sz w:val="19"/>
         </w:rPr>
         <w:t xml:space="preserve">-s</w:t>
       </w:r>
       <w:r>
         <w:rPr>
           <w:rStyle w:val="NormalTok"/>
-          <w:color w:val="C00000"/>
+          <w:rFonts w:ascii="Consolas" w:hAnsi="Consolas"/>
+          <w:color w:val="C00000"/>
+          <w:sz w:val="19"/>
         </w:rPr>
         <w:t xml:space="preserve"> </w:t>
       </w:r>
       <w:r>
         <w:rPr>
           <w:rStyle w:val="AttributeTok"/>
-          <w:color w:val="C00000"/>
+          <w:rFonts w:ascii="Consolas" w:hAnsi="Consolas"/>
+          <w:color w:val="C00000"/>
+          <w:sz w:val="19"/>
         </w:rPr>
         <w:t xml:space="preserve">-X</w:t>
       </w:r>
       <w:r>
         <w:rPr>
           <w:rStyle w:val="NormalTok"/>
-          <w:color w:val="C00000"/>
+          <w:rFonts w:ascii="Consolas" w:hAnsi="Consolas"/>
+          <w:color w:val="C00000"/>
+          <w:sz w:val="19"/>
         </w:rPr>
         <w:t xml:space="preserve"> POST localhost:3000/documents </w:t>
       </w:r>
       <w:r>
         <w:rPr>
           <w:rStyle w:val="AttributeTok"/>
-          <w:color w:val="C00000"/>
+          <w:rFonts w:ascii="Consolas" w:hAnsi="Consolas"/>
+          <w:color w:val="C00000"/>
+          <w:sz w:val="19"/>
         </w:rPr>
         <w:t xml:space="preserve">-H</w:t>
       </w:r>
       <w:r>
         <w:rPr>
           <w:rStyle w:val="NormalTok"/>
-          <w:color w:val="C00000"/>
+          <w:rFonts w:ascii="Consolas" w:hAnsi="Consolas"/>
+          <w:color w:val="C00000"/>
+          <w:sz w:val="19"/>
         </w:rPr>
         <w:t xml:space="preserve"> </w:t>
       </w:r>
       <w:r>
         <w:rPr>
           <w:rStyle w:val="StringTok"/>
-          <w:color w:val="C00000"/>
+          <w:rFonts w:ascii="Consolas" w:hAnsi="Consolas"/>
+          <w:color w:val="C00000"/>
+          <w:sz w:val="19"/>
         </w:rPr>
         <w:t xml:space="preserve">'Content-Type: application/json'</w:t>
       </w:r>
       <w:r>
         <w:rPr>
           <w:rStyle w:val="NormalTok"/>
-          <w:color w:val="C00000"/>
+          <w:rFonts w:ascii="Consolas" w:hAnsi="Consolas"/>
+          <w:color w:val="C00000"/>
+          <w:sz w:val="19"/>
         </w:rPr>
         <w:t xml:space="preserve"> </w:t>
       </w:r>
       <w:r>
         <w:rPr>
           <w:rStyle w:val="DataTypeTok"/>
-          <w:color w:val="C00000"/>
+          <w:rFonts w:ascii="Consolas" w:hAnsi="Consolas"/>
+          <w:color w:val="C00000"/>
+          <w:sz w:val="19"/>
         </w:rPr>
         <w:t xml:space="preserve">\</w:t>
       </w:r>
       <w:r>
         <w:rPr>
-          <w:color w:val="C00000"/>
+          <w:rFonts w:ascii="Consolas" w:hAnsi="Consolas"/>
+          <w:color w:val="C00000"/>
+          <w:sz w:val="19"/>
         </w:rPr>
         <w:br/>
       </w:r>
       <w:r>
         <w:rPr>
           <w:rStyle w:val="NormalTok"/>
-          <w:color w:val="C00000"/>
+          <w:rFonts w:ascii="Consolas" w:hAnsi="Consolas"/>
+          <w:color w:val="C00000"/>
+          <w:sz w:val="19"/>
         </w:rPr>
         <w:t xml:space="preserve">    </w:t>
       </w:r>
       <w:r>
         <w:rPr>
           <w:rStyle w:val="AttributeTok"/>
-          <w:color w:val="C00000"/>
+          <w:rFonts w:ascii="Consolas" w:hAnsi="Consolas"/>
+          <w:color w:val="C00000"/>
+          <w:sz w:val="19"/>
         </w:rPr>
         <w:t xml:space="preserve">-d</w:t>
       </w:r>
       <w:r>
         <w:rPr>
           <w:rStyle w:val="NormalTok"/>
-          <w:color w:val="C00000"/>
+          <w:rFonts w:ascii="Consolas" w:hAnsi="Consolas"/>
+          <w:color w:val="C00000"/>
+          <w:sz w:val="19"/>
         </w:rPr>
         <w:t xml:space="preserve"> </w:t>
       </w:r>
       <w:r>
         <w:rPr>
           <w:rStyle w:val="StringTok"/>
-          <w:color w:val="C00000"/>
+          <w:rFonts w:ascii="Consolas" w:hAnsi="Consolas"/>
+          <w:color w:val="C00000"/>
+          <w:sz w:val="19"/>
         </w:rPr>
         <w:t xml:space="preserve">"{</w:t>
       </w:r>
       <w:r>
         <w:rPr>
           <w:rStyle w:val="DataTypeTok"/>
-          <w:color w:val="C00000"/>
+          <w:rFonts w:ascii="Consolas" w:hAnsi="Consolas"/>
+          <w:color w:val="C00000"/>
+          <w:sz w:val="19"/>
         </w:rPr>
         <w:t xml:space="preserve">\"</w:t>
       </w:r>
       <w:r>
         <w:rPr>
           <w:rStyle w:val="StringTok"/>
-          <w:color w:val="C00000"/>
+          <w:rFonts w:ascii="Consolas" w:hAnsi="Consolas"/>
+          <w:color w:val="C00000"/>
+          <w:sz w:val="19"/>
         </w:rPr>
         <w:t xml:space="preserve">title</w:t>
       </w:r>
       <w:r>
         <w:rPr>
           <w:rStyle w:val="DataTypeTok"/>
-          <w:color w:val="C00000"/>
+          <w:rFonts w:ascii="Consolas" w:hAnsi="Consolas"/>
+          <w:color w:val="C00000"/>
+          <w:sz w:val="19"/>
         </w:rPr>
         <w:t xml:space="preserve">\"</w:t>
       </w:r>
       <w:r>
         <w:rPr>
           <w:rStyle w:val="StringTok"/>
-          <w:color w:val="C00000"/>
+          <w:rFonts w:ascii="Consolas" w:hAnsi="Consolas"/>
+          <w:color w:val="C00000"/>
+          <w:sz w:val="19"/>
         </w:rPr>
         <w:t xml:space="preserve">:</w:t>
       </w:r>
       <w:r>
         <w:rPr>
           <w:rStyle w:val="DataTypeTok"/>
-          <w:color w:val="C00000"/>
+          <w:rFonts w:ascii="Consolas" w:hAnsi="Consolas"/>
+          <w:color w:val="C00000"/>
+          <w:sz w:val="19"/>
         </w:rPr>
         <w:t xml:space="preserve">\"</w:t>
       </w:r>
       <w:r>
         <w:rPr>
           <w:rStyle w:val="VariableTok"/>
-          <w:color w:val="C00000"/>
+          <w:rFonts w:ascii="Consolas" w:hAnsi="Consolas"/>
+          <w:color w:val="C00000"/>
+          <w:sz w:val="19"/>
         </w:rPr>
         <w:t xml:space="preserve">$t</w:t>
       </w:r>
       <w:r>
         <w:rPr>
           <w:rStyle w:val="DataTypeTok"/>
-          <w:color w:val="C00000"/>
+          <w:rFonts w:ascii="Consolas" w:hAnsi="Consolas"/>
+          <w:color w:val="C00000"/>
+          <w:sz w:val="19"/>
         </w:rPr>
         <w:t xml:space="preserve">\"</w:t>
       </w:r>
       <w:r>
         <w:rPr>
           <w:rStyle w:val="StringTok"/>
-          <w:color w:val="C00000"/>
+          <w:rFonts w:ascii="Consolas" w:hAnsi="Consolas"/>
+          <w:color w:val="C00000"/>
+          <w:sz w:val="19"/>
         </w:rPr>
         <w:t xml:space="preserve">,</w:t>
       </w:r>
       <w:r>
         <w:rPr>
           <w:rStyle w:val="DataTypeTok"/>
-          <w:color w:val="C00000"/>
+          <w:rFonts w:ascii="Consolas" w:hAnsi="Consolas"/>
+          <w:color w:val="C00000"/>
+          <w:sz w:val="19"/>
         </w:rPr>
         <w:t xml:space="preserve">\"</w:t>
       </w:r>
       <w:r>
         <w:rPr>
           <w:rStyle w:val="StringTok"/>
-          <w:color w:val="C00000"/>
+          <w:rFonts w:ascii="Consolas" w:hAnsi="Consolas"/>
+          <w:color w:val="C00000"/>
+          <w:sz w:val="19"/>
         </w:rPr>
         <w:t xml:space="preserve">body</w:t>
       </w:r>
       <w:r>
         <w:rPr>
           <w:rStyle w:val="DataTypeTok"/>
-          <w:color w:val="C00000"/>
+          <w:rFonts w:ascii="Consolas" w:hAnsi="Consolas"/>
+          <w:color w:val="C00000"/>
+          <w:sz w:val="19"/>
         </w:rPr>
         <w:t xml:space="preserve">\"</w:t>
       </w:r>
       <w:r>
         <w:rPr>
           <w:rStyle w:val="StringTok"/>
-          <w:color w:val="C00000"/>
+          <w:rFonts w:ascii="Consolas" w:hAnsi="Consolas"/>
+          <w:color w:val="C00000"/>
+          <w:sz w:val="19"/>
         </w:rPr>
         <w:t xml:space="preserve">:</w:t>
       </w:r>
       <w:r>
         <w:rPr>
           <w:rStyle w:val="DataTypeTok"/>
-          <w:color w:val="C00000"/>
+          <w:rFonts w:ascii="Consolas" w:hAnsi="Consolas"/>
+          <w:color w:val="C00000"/>
+          <w:sz w:val="19"/>
         </w:rPr>
         <w:t xml:space="preserve">\"</w:t>
       </w:r>
       <w:r>
         <w:rPr>
           <w:rStyle w:val="StringTok"/>
-          <w:color w:val="C00000"/>
+          <w:rFonts w:ascii="Consolas" w:hAnsi="Consolas"/>
+          <w:color w:val="C00000"/>
+          <w:sz w:val="19"/>
         </w:rPr>
         <w:t xml:space="preserve">seed</w:t>
       </w:r>
       <w:r>
         <w:rPr>
           <w:rStyle w:val="DataTypeTok"/>
-          <w:color w:val="C00000"/>
+          <w:rFonts w:ascii="Consolas" w:hAnsi="Consolas"/>
+          <w:color w:val="C00000"/>
+          <w:sz w:val="19"/>
         </w:rPr>
         <w:t xml:space="preserve">\"</w:t>
       </w:r>
       <w:r>
         <w:rPr>
           <w:rStyle w:val="StringTok"/>
-          <w:color w:val="C00000"/>
+          <w:rFonts w:ascii="Consolas" w:hAnsi="Consolas"/>
+          <w:color w:val="C00000"/>
+          <w:sz w:val="19"/>
         </w:rPr>
         <w:t xml:space="preserve">}"</w:t>
       </w:r>
       <w:r>
         <w:rPr>
           <w:rStyle w:val="NormalTok"/>
-          <w:color w:val="C00000"/>
+          <w:rFonts w:ascii="Consolas" w:hAnsi="Consolas"/>
+          <w:color w:val="C00000"/>
+          <w:sz w:val="19"/>
         </w:rPr>
         <w:t xml:space="preserve"> </w:t>
       </w:r>
       <w:r>
         <w:rPr>
           <w:rStyle w:val="OperatorTok"/>
-          <w:color w:val="C00000"/>
+          <w:rFonts w:ascii="Consolas" w:hAnsi="Consolas"/>
+          <w:color w:val="C00000"/>
+          <w:sz w:val="19"/>
         </w:rPr>
         <w:t xml:space="preserve">&gt;</w:t>
       </w:r>
       <w:r>
         <w:rPr>
           <w:rStyle w:val="NormalTok"/>
-          <w:color w:val="C00000"/>
+          <w:rFonts w:ascii="Consolas" w:hAnsi="Consolas"/>
+          <w:color w:val="C00000"/>
+          <w:sz w:val="19"/>
         </w:rPr>
         <w:t xml:space="preserve">/dev/null</w:t>
       </w:r>
       <w:r>
         <w:rPr>
-          <w:color w:val="C00000"/>
+          <w:rFonts w:ascii="Consolas" w:hAnsi="Consolas"/>
+          <w:color w:val="C00000"/>
+          <w:sz w:val="19"/>
         </w:rPr>
         <w:br/>
       </w:r>
       <w:r>
         <w:rPr>
           <w:rStyle w:val="ControlFlowTok"/>
-          <w:color w:val="C00000"/>
+          <w:rFonts w:ascii="Consolas" w:hAnsi="Consolas"/>
+          <w:color w:val="C00000"/>
+          <w:sz w:val="19"/>
         </w:rPr>
         <w:t xml:space="preserve">done</w:t>
       </w:r>
       <w:r>
         <w:rPr>
-          <w:color w:val="C00000"/>
+          <w:rFonts w:ascii="Consolas" w:hAnsi="Consolas"/>
+          <w:color w:val="C00000"/>
+          <w:sz w:val="19"/>
         </w:rPr>
         <w:br/>
       </w:r>
       <w:r>
         <w:rPr>
           <w:rStyle w:val="VariableTok"/>
-          <w:color w:val="C00000"/>
+          <w:rFonts w:ascii="Consolas" w:hAnsi="Consolas"/>
+          <w:color w:val="C00000"/>
+          <w:sz w:val="19"/>
         </w:rPr>
         <w:t xml:space="preserve">XSS_ID</w:t>
       </w:r>
       <w:r>
         <w:rPr>
           <w:rStyle w:val="OperatorTok"/>
-          <w:color w:val="C00000"/>
+          <w:rFonts w:ascii="Consolas" w:hAnsi="Consolas"/>
+          <w:color w:val="C00000"/>
+          <w:sz w:val="19"/>
         </w:rPr>
         <w:t xml:space="preserve">=</w:t>
       </w:r>
       <w:r>
         <w:rPr>
           <w:rStyle w:val="VariableTok"/>
-          <w:color w:val="C00000"/>
+          <w:rFonts w:ascii="Consolas" w:hAnsi="Consolas"/>
+          <w:color w:val="C00000"/>
+          <w:sz w:val="19"/>
         </w:rPr>
         <w:t xml:space="preserve">$(</w:t>
       </w:r>
       <w:r>
         <w:rPr>
           <w:rStyle w:val="ExtensionTok"/>
-          <w:color w:val="C00000"/>
+          <w:rFonts w:ascii="Consolas" w:hAnsi="Consolas"/>
+          <w:color w:val="C00000"/>
+          <w:sz w:val="19"/>
         </w:rPr>
         <w:t xml:space="preserve">curl</w:t>
       </w:r>
       <w:r>
         <w:rPr>
           <w:rStyle w:val="NormalTok"/>
-          <w:color w:val="C00000"/>
+          <w:rFonts w:ascii="Consolas" w:hAnsi="Consolas"/>
+          <w:color w:val="C00000"/>
+          <w:sz w:val="19"/>
         </w:rPr>
         <w:t xml:space="preserve"> </w:t>
       </w:r>
       <w:r>
         <w:rPr>
           <w:rStyle w:val="AttributeTok"/>
-          <w:color w:val="C00000"/>
+          <w:rFonts w:ascii="Consolas" w:hAnsi="Consolas"/>
+          <w:color w:val="C00000"/>
+          <w:sz w:val="19"/>
         </w:rPr>
         <w:t xml:space="preserve">-s</w:t>
       </w:r>
       <w:r>
         <w:rPr>
           <w:rStyle w:val="NormalTok"/>
-          <w:color w:val="C00000"/>
+          <w:rFonts w:ascii="Consolas" w:hAnsi="Consolas"/>
+          <w:color w:val="C00000"/>
+          <w:sz w:val="19"/>
         </w:rPr>
         <w:t xml:space="preserve"> </w:t>
       </w:r>
       <w:r>
         <w:rPr>
           <w:rStyle w:val="AttributeTok"/>
-          <w:color w:val="C00000"/>
+          <w:rFonts w:ascii="Consolas" w:hAnsi="Consolas"/>
+          <w:color w:val="C00000"/>
+          <w:sz w:val="19"/>
         </w:rPr>
         <w:t xml:space="preserve">-X</w:t>
       </w:r>
       <w:r>
         <w:rPr>
           <w:rStyle w:val="NormalTok"/>
-          <w:color w:val="C00000"/>
+          <w:rFonts w:ascii="Consolas" w:hAnsi="Consolas"/>
+          <w:color w:val="C00000"/>
+          <w:sz w:val="19"/>
         </w:rPr>
         <w:t xml:space="preserve"> POST localhost:3000/documents </w:t>
       </w:r>
       <w:r>
         <w:rPr>
           <w:rStyle w:val="AttributeTok"/>
-          <w:color w:val="C00000"/>
+          <w:rFonts w:ascii="Consolas" w:hAnsi="Consolas"/>
+          <w:color w:val="C00000"/>
+          <w:sz w:val="19"/>
         </w:rPr>
         <w:t xml:space="preserve">-H</w:t>
       </w:r>
       <w:r>
         <w:rPr>
           <w:rStyle w:val="NormalTok"/>
-          <w:color w:val="C00000"/>
+          <w:rFonts w:ascii="Consolas" w:hAnsi="Consolas"/>
+          <w:color w:val="C00000"/>
+          <w:sz w:val="19"/>
         </w:rPr>
         <w:t xml:space="preserve"> </w:t>
       </w:r>
       <w:r>
         <w:rPr>
           <w:rStyle w:val="StringTok"/>
-          <w:color w:val="C00000"/>
+          <w:rFonts w:ascii="Consolas" w:hAnsi="Consolas"/>
+          <w:color w:val="C00000"/>
+          <w:sz w:val="19"/>
         </w:rPr>
         <w:t xml:space="preserve">'Content-Type: application/json'</w:t>
       </w:r>
       <w:r>
         <w:rPr>
           <w:rStyle w:val="NormalTok"/>
-          <w:color w:val="C00000"/>
+          <w:rFonts w:ascii="Consolas" w:hAnsi="Consolas"/>
+          <w:color w:val="C00000"/>
+          <w:sz w:val="19"/>
         </w:rPr>
         <w:t xml:space="preserve"> </w:t>
       </w:r>
       <w:r>
         <w:rPr>
           <w:rStyle w:val="DataTypeTok"/>
-          <w:color w:val="C00000"/>
+          <w:rFonts w:ascii="Consolas" w:hAnsi="Consolas"/>
+          <w:color w:val="C00000"/>
+          <w:sz w:val="19"/>
         </w:rPr>
         <w:t xml:space="preserve">\</w:t>
       </w:r>
       <w:r>
         <w:rPr>
-          <w:color w:val="C00000"/>
+          <w:rFonts w:ascii="Consolas" w:hAnsi="Consolas"/>
+          <w:color w:val="C00000"/>
+          <w:sz w:val="19"/>
         </w:rPr>
         <w:br/>
       </w:r>
       <w:r>
         <w:rPr>
           <w:rStyle w:val="NormalTok"/>
-          <w:color w:val="C00000"/>
+          <w:rFonts w:ascii="Consolas" w:hAnsi="Consolas"/>
+          <w:color w:val="C00000"/>
+          <w:sz w:val="19"/>
         </w:rPr>
         <w:t xml:space="preserve">  </w:t>
       </w:r>
       <w:r>
         <w:rPr>
           <w:rStyle w:val="AttributeTok"/>
-          <w:color w:val="C00000"/>
+          <w:rFonts w:ascii="Consolas" w:hAnsi="Consolas"/>
+          <w:color w:val="C00000"/>
+          <w:sz w:val="19"/>
         </w:rPr>
         <w:t xml:space="preserve">-d</w:t>
       </w:r>
       <w:r>
         <w:rPr>
           <w:rStyle w:val="NormalTok"/>
-          <w:color w:val="C00000"/>
+          <w:rFonts w:ascii="Consolas" w:hAnsi="Consolas"/>
+          <w:color w:val="C00000"/>
+          <w:sz w:val="19"/>
         </w:rPr>
         <w:t xml:space="preserve"> </w:t>
       </w:r>
       <w:r>
         <w:rPr>
           <w:rStyle w:val="StringTok"/>
-          <w:color w:val="C00000"/>
+          <w:rFonts w:ascii="Consolas" w:hAnsi="Consolas"/>
+          <w:color w:val="C00000"/>
+          <w:sz w:val="19"/>
         </w:rPr>
         <w:t xml:space="preserve">'{"title":"&lt;script&gt;alert(1)&lt;/script&gt;","body":"xss"}'</w:t>
       </w:r>
       <w:r>
         <w:rPr>
           <w:rStyle w:val="NormalTok"/>
-          <w:color w:val="C00000"/>
+          <w:rFonts w:ascii="Consolas" w:hAnsi="Consolas"/>
+          <w:color w:val="C00000"/>
+          <w:sz w:val="19"/>
         </w:rPr>
         <w:t xml:space="preserve"> </w:t>
       </w:r>
       <w:r>
         <w:rPr>
           <w:rStyle w:val="KeywordTok"/>
-          <w:color w:val="C00000"/>
+          <w:rFonts w:ascii="Consolas" w:hAnsi="Consolas"/>
+          <w:color w:val="C00000"/>
+          <w:sz w:val="19"/>
         </w:rPr>
         <w:t xml:space="preserve">|</w:t>
       </w:r>
       <w:r>
         <w:rPr>
           <w:rStyle w:val="NormalTok"/>
-          <w:color w:val="C00000"/>
+          <w:rFonts w:ascii="Consolas" w:hAnsi="Consolas"/>
+          <w:color w:val="C00000"/>
+          <w:sz w:val="19"/>
         </w:rPr>
         <w:t xml:space="preserve"> </w:t>
       </w:r>
       <w:r>
         <w:rPr>
           <w:rStyle w:val="ExtensionTok"/>
-          <w:color w:val="C00000"/>
+          <w:rFonts w:ascii="Consolas" w:hAnsi="Consolas"/>
+          <w:color w:val="C00000"/>
+          <w:sz w:val="19"/>
         </w:rPr>
         <w:t xml:space="preserve">jq</w:t>
       </w:r>
       <w:r>
         <w:rPr>
           <w:rStyle w:val="NormalTok"/>
-          <w:color w:val="C00000"/>
+          <w:rFonts w:ascii="Consolas" w:hAnsi="Consolas"/>
+          <w:color w:val="C00000"/>
+          <w:sz w:val="19"/>
         </w:rPr>
         <w:t xml:space="preserve"> </w:t>
       </w:r>
       <w:r>
         <w:rPr>
           <w:rStyle w:val="AttributeTok"/>
-          <w:color w:val="C00000"/>
+          <w:rFonts w:ascii="Consolas" w:hAnsi="Consolas"/>
+          <w:color w:val="C00000"/>
+          <w:sz w:val="19"/>
         </w:rPr>
         <w:t xml:space="preserve">-r</w:t>
       </w:r>
       <w:r>
         <w:rPr>
           <w:rStyle w:val="NormalTok"/>
-          <w:color w:val="C00000"/>
+          <w:rFonts w:ascii="Consolas" w:hAnsi="Consolas"/>
+          <w:color w:val="C00000"/>
+          <w:sz w:val="19"/>
         </w:rPr>
         <w:t xml:space="preserve"> .id</w:t>
       </w:r>
       <w:r>
         <w:rPr>
           <w:rStyle w:val="VariableTok"/>
-          <w:color w:val="C00000"/>
+          <w:rFonts w:ascii="Consolas" w:hAnsi="Consolas"/>
+          <w:color w:val="C00000"/>
+          <w:sz w:val="19"/>
         </w:rPr>
         <w:t xml:space="preserve">)</w:t>
       </w:r>
       <w:r>
         <w:rPr>
-          <w:color w:val="C00000"/>
+          <w:rFonts w:ascii="Consolas" w:hAnsi="Consolas"/>
+          <w:color w:val="C00000"/>
+          <w:sz w:val="19"/>
         </w:rPr>
         <w:br/>
       </w:r>
       <w:r>
         <w:rPr>
           <w:rStyle w:val="BuiltInTok"/>
-          <w:color w:val="C00000"/>
+          <w:rFonts w:ascii="Consolas" w:hAnsi="Consolas"/>
+          <w:color w:val="C00000"/>
+          <w:sz w:val="19"/>
         </w:rPr>
         <w:t xml:space="preserve">echo</w:t>
       </w:r>
       <w:r>
         <w:rPr>
           <w:rStyle w:val="NormalTok"/>
-          <w:color w:val="C00000"/>
+          <w:rFonts w:ascii="Consolas" w:hAnsi="Consolas"/>
+          <w:color w:val="C00000"/>
+          <w:sz w:val="19"/>
         </w:rPr>
         <w:t xml:space="preserve"> </w:t>
       </w:r>
       <w:r>
         <w:rPr>
           <w:rStyle w:val="StringTok"/>
-          <w:color w:val="C00000"/>
+          <w:rFonts w:ascii="Consolas" w:hAnsi="Consolas"/>
+          <w:color w:val="C00000"/>
+          <w:sz w:val="19"/>
         </w:rPr>
         <w:t xml:space="preserve">"XSS_ID=</w:t>
       </w:r>
       <w:r>
         <w:rPr>
           <w:rStyle w:val="VariableTok"/>
-          <w:color w:val="C00000"/>
+          <w:rFonts w:ascii="Consolas" w:hAnsi="Consolas"/>
+          <w:color w:val="C00000"/>
+          <w:sz w:val="19"/>
         </w:rPr>
         <w:t xml:space="preserve">$XSS_ID</w:t>
       </w:r>
       <w:r>
         <w:rPr>
           <w:rStyle w:val="StringTok"/>
-          <w:color w:val="C00000"/>
+          <w:rFonts w:ascii="Consolas" w:hAnsi="Consolas"/>
+          <w:color w:val="C00000"/>
+          <w:sz w:val="19"/>
         </w:rPr>
         <w:t xml:space="preserve">"</w:t>
       </w:r>
       <w:r>
         <w:rPr>
           <w:rStyle w:val="NormalTok"/>
-          <w:color w:val="C00000"/>
+          <w:rFonts w:ascii="Consolas" w:hAnsi="Consolas"/>
+          <w:color w:val="C00000"/>
+          <w:sz w:val="19"/>
         </w:rPr>
         <w:t xml:space="preserve">        </w:t>
       </w:r>
       <w:r>
         <w:rPr>
           <w:rStyle w:val="CommentTok"/>
-          <w:color w:val="C00000"/>
+          <w:rFonts w:ascii="Consolas" w:hAnsi="Consolas"/>
+          <w:color w:val="C00000"/>
+          <w:sz w:val="19"/>
         </w:rPr>
         <w:t xml:space="preserve"># 6 after a reset — this is what the scans reference</w:t>
       </w:r>
@@ -2365,212 +2857,273 @@
     <w:p>
       <w:pPr>
         <w:pStyle w:val="SourceCode"/>
-        <w:shd w:val="clear" w:color="auto" w:fill="F2F2F2"/>
+        <w:shd w:val="clear" w:color="auto" w:fill="F2F4F7"/>
         <w:spacing w:after="0" w:before="0"/>
+        <w:ind w:left="85" w:right="85"/>
       </w:pPr>
       <w:r>
         <w:rPr>
           <w:rStyle w:val="ExtensionTok"/>
-          <w:color w:val="C00000"/>
+          <w:rFonts w:ascii="Consolas" w:hAnsi="Consolas"/>
+          <w:color w:val="C00000"/>
+          <w:sz w:val="19"/>
         </w:rPr>
         <w:t xml:space="preserve">curl</w:t>
       </w:r>
       <w:r>
         <w:rPr>
           <w:rStyle w:val="NormalTok"/>
-          <w:color w:val="C00000"/>
+          <w:rFonts w:ascii="Consolas" w:hAnsi="Consolas"/>
+          <w:color w:val="C00000"/>
+          <w:sz w:val="19"/>
         </w:rPr>
         <w:t xml:space="preserve"> </w:t>
       </w:r>
       <w:r>
         <w:rPr>
           <w:rStyle w:val="AttributeTok"/>
-          <w:color w:val="C00000"/>
+          <w:rFonts w:ascii="Consolas" w:hAnsi="Consolas"/>
+          <w:color w:val="C00000"/>
+          <w:sz w:val="19"/>
         </w:rPr>
         <w:t xml:space="preserve">-s</w:t>
       </w:r>
       <w:r>
         <w:rPr>
           <w:rStyle w:val="NormalTok"/>
-          <w:color w:val="C00000"/>
+          <w:rFonts w:ascii="Consolas" w:hAnsi="Consolas"/>
+          <w:color w:val="C00000"/>
+          <w:sz w:val="19"/>
         </w:rPr>
         <w:t xml:space="preserve"> </w:t>
       </w:r>
       <w:r>
         <w:rPr>
           <w:rStyle w:val="StringTok"/>
-          <w:color w:val="C00000"/>
+          <w:rFonts w:ascii="Consolas" w:hAnsi="Consolas"/>
+          <w:color w:val="C00000"/>
+          <w:sz w:val="19"/>
         </w:rPr>
         <w:t xml:space="preserve">"localhost:3000/documents/search?q=%27%20OR%201=1%20--"</w:t>
       </w:r>
       <w:r>
         <w:rPr>
           <w:rStyle w:val="NormalTok"/>
-          <w:color w:val="C00000"/>
+          <w:rFonts w:ascii="Consolas" w:hAnsi="Consolas"/>
+          <w:color w:val="C00000"/>
+          <w:sz w:val="19"/>
         </w:rPr>
         <w:t xml:space="preserve"> </w:t>
       </w:r>
       <w:r>
         <w:rPr>
           <w:rStyle w:val="KeywordTok"/>
-          <w:color w:val="C00000"/>
+          <w:rFonts w:ascii="Consolas" w:hAnsi="Consolas"/>
+          <w:color w:val="C00000"/>
+          <w:sz w:val="19"/>
         </w:rPr>
         <w:t xml:space="preserve">|</w:t>
       </w:r>
       <w:r>
         <w:rPr>
           <w:rStyle w:val="NormalTok"/>
-          <w:color w:val="C00000"/>
+          <w:rFonts w:ascii="Consolas" w:hAnsi="Consolas"/>
+          <w:color w:val="C00000"/>
+          <w:sz w:val="19"/>
         </w:rPr>
         <w:t xml:space="preserve"> </w:t>
       </w:r>
       <w:r>
         <w:rPr>
           <w:rStyle w:val="FunctionTok"/>
-          <w:color w:val="C00000"/>
+          <w:rFonts w:ascii="Consolas" w:hAnsi="Consolas"/>
+          <w:color w:val="C00000"/>
+          <w:sz w:val="19"/>
         </w:rPr>
         <w:t xml:space="preserve">head</w:t>
       </w:r>
       <w:r>
         <w:rPr>
           <w:rStyle w:val="NormalTok"/>
-          <w:color w:val="C00000"/>
+          <w:rFonts w:ascii="Consolas" w:hAnsi="Consolas"/>
+          <w:color w:val="C00000"/>
+          <w:sz w:val="19"/>
         </w:rPr>
         <w:t xml:space="preserve"> </w:t>
       </w:r>
       <w:r>
         <w:rPr>
           <w:rStyle w:val="AttributeTok"/>
-          <w:color w:val="C00000"/>
+          <w:rFonts w:ascii="Consolas" w:hAnsi="Consolas"/>
+          <w:color w:val="C00000"/>
+          <w:sz w:val="19"/>
         </w:rPr>
         <w:t xml:space="preserve">-c</w:t>
       </w:r>
       <w:r>
         <w:rPr>
           <w:rStyle w:val="NormalTok"/>
-          <w:color w:val="C00000"/>
+          <w:rFonts w:ascii="Consolas" w:hAnsi="Consolas"/>
+          <w:color w:val="C00000"/>
+          <w:sz w:val="19"/>
         </w:rPr>
         <w:t xml:space="preserve"> 120</w:t>
       </w:r>
       <w:r>
         <w:rPr>
-          <w:color w:val="C00000"/>
+          <w:rFonts w:ascii="Consolas" w:hAnsi="Consolas"/>
+          <w:color w:val="C00000"/>
+          <w:sz w:val="19"/>
         </w:rPr>
         <w:br/>
       </w:r>
       <w:r>
         <w:rPr>
           <w:rStyle w:val="CommentTok"/>
-          <w:color w:val="C00000"/>
+          <w:rFonts w:ascii="Consolas" w:hAnsi="Consolas"/>
+          <w:color w:val="C00000"/>
+          <w:sz w:val="19"/>
         </w:rPr>
         <w:t xml:space="preserve"># [{"id":1,"title":"vm test 1"},...   &lt;- the whole table, HTTP 200 (the SQLi)</w:t>
       </w:r>
       <w:r>
         <w:rPr>
-          <w:color w:val="C00000"/>
+          <w:rFonts w:ascii="Consolas" w:hAnsi="Consolas"/>
+          <w:color w:val="C00000"/>
+          <w:sz w:val="19"/>
         </w:rPr>
         <w:br/>
       </w:r>
       <w:r>
         <w:rPr>
-          <w:color w:val="C00000"/>
+          <w:rFonts w:ascii="Consolas" w:hAnsi="Consolas"/>
+          <w:color w:val="C00000"/>
+          <w:sz w:val="19"/>
         </w:rPr>
         <w:br/>
       </w:r>
       <w:r>
         <w:rPr>
           <w:rStyle w:val="ExtensionTok"/>
-          <w:color w:val="C00000"/>
+          <w:rFonts w:ascii="Consolas" w:hAnsi="Consolas"/>
+          <w:color w:val="C00000"/>
+          <w:sz w:val="19"/>
         </w:rPr>
         <w:t xml:space="preserve">curl</w:t>
       </w:r>
       <w:r>
         <w:rPr>
           <w:rStyle w:val="NormalTok"/>
-          <w:color w:val="C00000"/>
+          <w:rFonts w:ascii="Consolas" w:hAnsi="Consolas"/>
+          <w:color w:val="C00000"/>
+          <w:sz w:val="19"/>
         </w:rPr>
         <w:t xml:space="preserve"> </w:t>
       </w:r>
       <w:r>
         <w:rPr>
           <w:rStyle w:val="AttributeTok"/>
-          <w:color w:val="C00000"/>
+          <w:rFonts w:ascii="Consolas" w:hAnsi="Consolas"/>
+          <w:color w:val="C00000"/>
+          <w:sz w:val="19"/>
         </w:rPr>
         <w:t xml:space="preserve">-s</w:t>
       </w:r>
       <w:r>
         <w:rPr>
           <w:rStyle w:val="NormalTok"/>
-          <w:color w:val="C00000"/>
+          <w:rFonts w:ascii="Consolas" w:hAnsi="Consolas"/>
+          <w:color w:val="C00000"/>
+          <w:sz w:val="19"/>
         </w:rPr>
         <w:t xml:space="preserve"> localhost:3000/documents/</w:t>
       </w:r>
       <w:r>
         <w:rPr>
           <w:rStyle w:val="VariableTok"/>
-          <w:color w:val="C00000"/>
+          <w:rFonts w:ascii="Consolas" w:hAnsi="Consolas"/>
+          <w:color w:val="C00000"/>
+          <w:sz w:val="19"/>
         </w:rPr>
         <w:t xml:space="preserve">$XSS_ID</w:t>
       </w:r>
       <w:r>
         <w:rPr>
           <w:rStyle w:val="NormalTok"/>
-          <w:color w:val="C00000"/>
+          <w:rFonts w:ascii="Consolas" w:hAnsi="Consolas"/>
+          <w:color w:val="C00000"/>
+          <w:sz w:val="19"/>
         </w:rPr>
         <w:t xml:space="preserve">/render </w:t>
       </w:r>
       <w:r>
         <w:rPr>
           <w:rStyle w:val="KeywordTok"/>
-          <w:color w:val="C00000"/>
+          <w:rFonts w:ascii="Consolas" w:hAnsi="Consolas"/>
+          <w:color w:val="C00000"/>
+          <w:sz w:val="19"/>
         </w:rPr>
         <w:t xml:space="preserve">|</w:t>
       </w:r>
       <w:r>
         <w:rPr>
           <w:rStyle w:val="NormalTok"/>
-          <w:color w:val="C00000"/>
+          <w:rFonts w:ascii="Consolas" w:hAnsi="Consolas"/>
+          <w:color w:val="C00000"/>
+          <w:sz w:val="19"/>
         </w:rPr>
         <w:t xml:space="preserve"> </w:t>
       </w:r>
       <w:r>
         <w:rPr>
           <w:rStyle w:val="FunctionTok"/>
-          <w:color w:val="C00000"/>
+          <w:rFonts w:ascii="Consolas" w:hAnsi="Consolas"/>
+          <w:color w:val="C00000"/>
+          <w:sz w:val="19"/>
         </w:rPr>
         <w:t xml:space="preserve">head</w:t>
       </w:r>
       <w:r>
         <w:rPr>
           <w:rStyle w:val="NormalTok"/>
-          <w:color w:val="C00000"/>
+          <w:rFonts w:ascii="Consolas" w:hAnsi="Consolas"/>
+          <w:color w:val="C00000"/>
+          <w:sz w:val="19"/>
         </w:rPr>
         <w:t xml:space="preserve"> </w:t>
       </w:r>
       <w:r>
         <w:rPr>
           <w:rStyle w:val="AttributeTok"/>
-          <w:color w:val="C00000"/>
+          <w:rFonts w:ascii="Consolas" w:hAnsi="Consolas"/>
+          <w:color w:val="C00000"/>
+          <w:sz w:val="19"/>
         </w:rPr>
         <w:t xml:space="preserve">-c</w:t>
       </w:r>
       <w:r>
         <w:rPr>
           <w:rStyle w:val="NormalTok"/>
-          <w:color w:val="C00000"/>
+          <w:rFonts w:ascii="Consolas" w:hAnsi="Consolas"/>
+          <w:color w:val="C00000"/>
+          <w:sz w:val="19"/>
         </w:rPr>
         <w:t xml:space="preserve"> 90</w:t>
       </w:r>
       <w:r>
         <w:rPr>
-          <w:color w:val="C00000"/>
+          <w:rFonts w:ascii="Consolas" w:hAnsi="Consolas"/>
+          <w:color w:val="C00000"/>
+          <w:sz w:val="19"/>
         </w:rPr>
         <w:br/>
       </w:r>
       <w:r>
         <w:rPr>
           <w:rStyle w:val="CommentTok"/>
-          <w:color w:val="C00000"/>
+          <w:rFonts w:ascii="Consolas" w:hAnsi="Consolas"/>
+          <w:color w:val="C00000"/>
+          <w:sz w:val="19"/>
         </w:rPr>
         <w:t xml:space="preserve"># &lt;html&gt;&lt;body&gt;&lt;h1&gt;&lt;script&gt;alert(1)&lt;/script&gt;&lt;/h1&gt;...   &lt;- unescaped payload (the XSS)</w:t>
       </w:r>
@@ -2774,171 +3327,220 @@
     <w:p>
       <w:pPr>
         <w:pStyle w:val="SourceCode"/>
-        <w:shd w:val="clear" w:color="auto" w:fill="F2F2F2"/>
+        <w:shd w:val="clear" w:color="auto" w:fill="F2F4F7"/>
         <w:spacing w:after="0" w:before="0"/>
+        <w:ind w:left="85" w:right="85"/>
       </w:pPr>
       <w:r>
         <w:rPr>
           <w:rStyle w:val="FunctionTok"/>
-          <w:color w:val="C00000"/>
+          <w:rFonts w:ascii="Consolas" w:hAnsi="Consolas"/>
+          <w:color w:val="C00000"/>
+          <w:sz w:val="19"/>
         </w:rPr>
         <w:t xml:space="preserve">sudo</w:t>
       </w:r>
       <w:r>
         <w:rPr>
           <w:rStyle w:val="NormalTok"/>
-          <w:color w:val="C00000"/>
+          <w:rFonts w:ascii="Consolas" w:hAnsi="Consolas"/>
+          <w:color w:val="C00000"/>
+          <w:sz w:val="19"/>
         </w:rPr>
         <w:t xml:space="preserve"> apt-get install </w:t>
       </w:r>
       <w:r>
         <w:rPr>
           <w:rStyle w:val="AttributeTok"/>
-          <w:color w:val="C00000"/>
+          <w:rFonts w:ascii="Consolas" w:hAnsi="Consolas"/>
+          <w:color w:val="C00000"/>
+          <w:sz w:val="19"/>
         </w:rPr>
         <w:t xml:space="preserve">-y</w:t>
       </w:r>
       <w:r>
         <w:rPr>
           <w:rStyle w:val="NormalTok"/>
-          <w:color w:val="C00000"/>
+          <w:rFonts w:ascii="Consolas" w:hAnsi="Consolas"/>
+          <w:color w:val="C00000"/>
+          <w:sz w:val="19"/>
         </w:rPr>
         <w:t xml:space="preserve"> openjdk-17-jre-headless</w:t>
       </w:r>
       <w:r>
         <w:rPr>
-          <w:color w:val="C00000"/>
+          <w:rFonts w:ascii="Consolas" w:hAnsi="Consolas"/>
+          <w:color w:val="C00000"/>
+          <w:sz w:val="19"/>
         </w:rPr>
         <w:br/>
       </w:r>
       <w:r>
         <w:rPr>
           <w:rStyle w:val="CommentTok"/>
-          <w:color w:val="C00000"/>
+          <w:rFonts w:ascii="Consolas" w:hAnsi="Consolas"/>
+          <w:color w:val="C00000"/>
+          <w:sz w:val="19"/>
         </w:rPr>
         <w:t xml:space="preserve"># download ZAP from https://github.com/zaproxy/zaproxy/releases (the</w:t>
       </w:r>
       <w:r>
         <w:rPr>
-          <w:color w:val="C00000"/>
+          <w:rFonts w:ascii="Consolas" w:hAnsi="Consolas"/>
+          <w:color w:val="C00000"/>
+          <w:sz w:val="19"/>
         </w:rPr>
         <w:br/>
       </w:r>
       <w:r>
         <w:rPr>
           <w:rStyle w:val="CommentTok"/>
-          <w:color w:val="C00000"/>
+          <w:rFonts w:ascii="Consolas" w:hAnsi="Consolas"/>
+          <w:color w:val="C00000"/>
+          <w:sz w:val="19"/>
         </w:rPr>
         <w:t xml:space="preserve"># ZAP_2.17.0_Linux.tar.gz build), extract it:</w:t>
       </w:r>
       <w:r>
         <w:rPr>
-          <w:color w:val="C00000"/>
+          <w:rFonts w:ascii="Consolas" w:hAnsi="Consolas"/>
+          <w:color w:val="C00000"/>
+          <w:sz w:val="19"/>
         </w:rPr>
         <w:br/>
       </w:r>
       <w:r>
         <w:rPr>
           <w:rStyle w:val="FunctionTok"/>
-          <w:color w:val="C00000"/>
+          <w:rFonts w:ascii="Consolas" w:hAnsi="Consolas"/>
+          <w:color w:val="C00000"/>
+          <w:sz w:val="19"/>
         </w:rPr>
         <w:t xml:space="preserve">mkdir</w:t>
       </w:r>
       <w:r>
         <w:rPr>
           <w:rStyle w:val="NormalTok"/>
-          <w:color w:val="C00000"/>
+          <w:rFonts w:ascii="Consolas" w:hAnsi="Consolas"/>
+          <w:color w:val="C00000"/>
+          <w:sz w:val="19"/>
         </w:rPr>
         <w:t xml:space="preserve"> </w:t>
       </w:r>
       <w:r>
         <w:rPr>
           <w:rStyle w:val="AttributeTok"/>
-          <w:color w:val="C00000"/>
+          <w:rFonts w:ascii="Consolas" w:hAnsi="Consolas"/>
+          <w:color w:val="C00000"/>
+          <w:sz w:val="19"/>
         </w:rPr>
         <w:t xml:space="preserve">-p</w:t>
       </w:r>
       <w:r>
         <w:rPr>
           <w:rStyle w:val="NormalTok"/>
-          <w:color w:val="C00000"/>
+          <w:rFonts w:ascii="Consolas" w:hAnsi="Consolas"/>
+          <w:color w:val="C00000"/>
+          <w:sz w:val="19"/>
         </w:rPr>
         <w:t xml:space="preserve"> ~/zap </w:t>
       </w:r>
       <w:r>
         <w:rPr>
           <w:rStyle w:val="KeywordTok"/>
-          <w:color w:val="C00000"/>
+          <w:rFonts w:ascii="Consolas" w:hAnsi="Consolas"/>
+          <w:color w:val="C00000"/>
+          <w:sz w:val="19"/>
         </w:rPr>
         <w:t xml:space="preserve">&amp;&amp;</w:t>
       </w:r>
       <w:r>
         <w:rPr>
           <w:rStyle w:val="NormalTok"/>
-          <w:color w:val="C00000"/>
+          <w:rFonts w:ascii="Consolas" w:hAnsi="Consolas"/>
+          <w:color w:val="C00000"/>
+          <w:sz w:val="19"/>
         </w:rPr>
         <w:t xml:space="preserve"> </w:t>
       </w:r>
       <w:r>
         <w:rPr>
           <w:rStyle w:val="FunctionTok"/>
-          <w:color w:val="C00000"/>
+          <w:rFonts w:ascii="Consolas" w:hAnsi="Consolas"/>
+          <w:color w:val="C00000"/>
+          <w:sz w:val="19"/>
         </w:rPr>
         <w:t xml:space="preserve">tar</w:t>
       </w:r>
       <w:r>
         <w:rPr>
           <w:rStyle w:val="NormalTok"/>
-          <w:color w:val="C00000"/>
+          <w:rFonts w:ascii="Consolas" w:hAnsi="Consolas"/>
+          <w:color w:val="C00000"/>
+          <w:sz w:val="19"/>
         </w:rPr>
         <w:t xml:space="preserve"> </w:t>
       </w:r>
       <w:r>
         <w:rPr>
           <w:rStyle w:val="AttributeTok"/>
-          <w:color w:val="C00000"/>
+          <w:rFonts w:ascii="Consolas" w:hAnsi="Consolas"/>
+          <w:color w:val="C00000"/>
+          <w:sz w:val="19"/>
         </w:rPr>
         <w:t xml:space="preserve">-xzf</w:t>
       </w:r>
       <w:r>
         <w:rPr>
           <w:rStyle w:val="NormalTok"/>
-          <w:color w:val="C00000"/>
+          <w:rFonts w:ascii="Consolas" w:hAnsi="Consolas"/>
+          <w:color w:val="C00000"/>
+          <w:sz w:val="19"/>
         </w:rPr>
         <w:t xml:space="preserve"> ZAP_2.17.0_Linux.tar.gz </w:t>
       </w:r>
       <w:r>
         <w:rPr>
           <w:rStyle w:val="AttributeTok"/>
-          <w:color w:val="C00000"/>
+          <w:rFonts w:ascii="Consolas" w:hAnsi="Consolas"/>
+          <w:color w:val="C00000"/>
+          <w:sz w:val="19"/>
         </w:rPr>
         <w:t xml:space="preserve">-C</w:t>
       </w:r>
       <w:r>
         <w:rPr>
           <w:rStyle w:val="NormalTok"/>
-          <w:color w:val="C00000"/>
+          <w:rFonts w:ascii="Consolas" w:hAnsi="Consolas"/>
+          <w:color w:val="C00000"/>
+          <w:sz w:val="19"/>
         </w:rPr>
         <w:t xml:space="preserve"> ~/zap </w:t>
       </w:r>
       <w:r>
         <w:rPr>
           <w:rStyle w:val="AttributeTok"/>
-          <w:color w:val="C00000"/>
+          <w:rFonts w:ascii="Consolas" w:hAnsi="Consolas"/>
+          <w:color w:val="C00000"/>
+          <w:sz w:val="19"/>
         </w:rPr>
         <w:t xml:space="preserve">--strip-components</w:t>
       </w:r>
       <w:r>
         <w:rPr>
           <w:rStyle w:val="OperatorTok"/>
-          <w:color w:val="C00000"/>
+          <w:rFonts w:ascii="Consolas" w:hAnsi="Consolas"/>
+          <w:color w:val="C00000"/>
+          <w:sz w:val="19"/>
         </w:rPr>
         <w:t xml:space="preserve">=</w:t>
       </w:r>
       <w:r>
         <w:rPr>
           <w:rStyle w:val="NormalTok"/>
-          <w:color w:val="C00000"/>
+          <w:rFonts w:ascii="Consolas" w:hAnsi="Consolas"/>
+          <w:color w:val="C00000"/>
+          <w:sz w:val="19"/>
         </w:rPr>
         <w:t xml:space="preserve">1</w:t>
       </w:r>
@@ -2960,164 +3562,211 @@
     <w:p>
       <w:pPr>
         <w:pStyle w:val="SourceCode"/>
-        <w:shd w:val="clear" w:color="auto" w:fill="F2F2F2"/>
+        <w:shd w:val="clear" w:color="auto" w:fill="F2F4F7"/>
         <w:spacing w:after="0" w:before="0"/>
+        <w:ind w:left="85" w:right="85"/>
       </w:pPr>
       <w:r>
         <w:rPr>
           <w:rStyle w:val="ExtensionTok"/>
-          <w:color w:val="C00000"/>
+          <w:rFonts w:ascii="Consolas" w:hAnsi="Consolas"/>
+          <w:color w:val="C00000"/>
+          <w:sz w:val="19"/>
         </w:rPr>
         <w:t xml:space="preserve">~/zap/zap.sh</w:t>
       </w:r>
       <w:r>
         <w:rPr>
           <w:rStyle w:val="NormalTok"/>
-          <w:color w:val="C00000"/>
+          <w:rFonts w:ascii="Consolas" w:hAnsi="Consolas"/>
+          <w:color w:val="C00000"/>
+          <w:sz w:val="19"/>
         </w:rPr>
         <w:t xml:space="preserve"> </w:t>
       </w:r>
       <w:r>
         <w:rPr>
           <w:rStyle w:val="AttributeTok"/>
-          <w:color w:val="C00000"/>
+          <w:rFonts w:ascii="Consolas" w:hAnsi="Consolas"/>
+          <w:color w:val="C00000"/>
+          <w:sz w:val="19"/>
         </w:rPr>
         <w:t xml:space="preserve">-daemon</w:t>
       </w:r>
       <w:r>
         <w:rPr>
           <w:rStyle w:val="NormalTok"/>
-          <w:color w:val="C00000"/>
+          <w:rFonts w:ascii="Consolas" w:hAnsi="Consolas"/>
+          <w:color w:val="C00000"/>
+          <w:sz w:val="19"/>
         </w:rPr>
         <w:t xml:space="preserve"> </w:t>
       </w:r>
       <w:r>
         <w:rPr>
           <w:rStyle w:val="AttributeTok"/>
-          <w:color w:val="C00000"/>
+          <w:rFonts w:ascii="Consolas" w:hAnsi="Consolas"/>
+          <w:color w:val="C00000"/>
+          <w:sz w:val="19"/>
         </w:rPr>
         <w:t xml:space="preserve">-port</w:t>
       </w:r>
       <w:r>
         <w:rPr>
           <w:rStyle w:val="NormalTok"/>
-          <w:color w:val="C00000"/>
+          <w:rFonts w:ascii="Consolas" w:hAnsi="Consolas"/>
+          <w:color w:val="C00000"/>
+          <w:sz w:val="19"/>
         </w:rPr>
         <w:t xml:space="preserve"> 8090 </w:t>
       </w:r>
       <w:r>
         <w:rPr>
           <w:rStyle w:val="DataTypeTok"/>
-          <w:color w:val="C00000"/>
+          <w:rFonts w:ascii="Consolas" w:hAnsi="Consolas"/>
+          <w:color w:val="C00000"/>
+          <w:sz w:val="19"/>
         </w:rPr>
         <w:t xml:space="preserve">\</w:t>
       </w:r>
       <w:r>
         <w:rPr>
-          <w:color w:val="C00000"/>
+          <w:rFonts w:ascii="Consolas" w:hAnsi="Consolas"/>
+          <w:color w:val="C00000"/>
+          <w:sz w:val="19"/>
         </w:rPr>
         <w:br/>
       </w:r>
       <w:r>
         <w:rPr>
           <w:rStyle w:val="NormalTok"/>
-          <w:color w:val="C00000"/>
+          <w:rFonts w:ascii="Consolas" w:hAnsi="Consolas"/>
+          <w:color w:val="C00000"/>
+          <w:sz w:val="19"/>
         </w:rPr>
         <w:t xml:space="preserve">  </w:t>
       </w:r>
       <w:r>
         <w:rPr>
           <w:rStyle w:val="AttributeTok"/>
-          <w:color w:val="C00000"/>
+          <w:rFonts w:ascii="Consolas" w:hAnsi="Consolas"/>
+          <w:color w:val="C00000"/>
+          <w:sz w:val="19"/>
         </w:rPr>
         <w:t xml:space="preserve">-config</w:t>
       </w:r>
       <w:r>
         <w:rPr>
           <w:rStyle w:val="NormalTok"/>
-          <w:color w:val="C00000"/>
+          <w:rFonts w:ascii="Consolas" w:hAnsi="Consolas"/>
+          <w:color w:val="C00000"/>
+          <w:sz w:val="19"/>
         </w:rPr>
         <w:t xml:space="preserve"> api.disablekey=true </w:t>
       </w:r>
       <w:r>
         <w:rPr>
           <w:rStyle w:val="DataTypeTok"/>
-          <w:color w:val="C00000"/>
+          <w:rFonts w:ascii="Consolas" w:hAnsi="Consolas"/>
+          <w:color w:val="C00000"/>
+          <w:sz w:val="19"/>
         </w:rPr>
         <w:t xml:space="preserve">\</w:t>
       </w:r>
       <w:r>
         <w:rPr>
-          <w:color w:val="C00000"/>
+          <w:rFonts w:ascii="Consolas" w:hAnsi="Consolas"/>
+          <w:color w:val="C00000"/>
+          <w:sz w:val="19"/>
         </w:rPr>
         <w:br/>
       </w:r>
       <w:r>
         <w:rPr>
           <w:rStyle w:val="NormalTok"/>
-          <w:color w:val="C00000"/>
+          <w:rFonts w:ascii="Consolas" w:hAnsi="Consolas"/>
+          <w:color w:val="C00000"/>
+          <w:sz w:val="19"/>
         </w:rPr>
         <w:t xml:space="preserve">  </w:t>
       </w:r>
       <w:r>
         <w:rPr>
           <w:rStyle w:val="AttributeTok"/>
-          <w:color w:val="C00000"/>
+          <w:rFonts w:ascii="Consolas" w:hAnsi="Consolas"/>
+          <w:color w:val="C00000"/>
+          <w:sz w:val="19"/>
         </w:rPr>
         <w:t xml:space="preserve">-config</w:t>
       </w:r>
       <w:r>
         <w:rPr>
           <w:rStyle w:val="NormalTok"/>
-          <w:color w:val="C00000"/>
+          <w:rFonts w:ascii="Consolas" w:hAnsi="Consolas"/>
+          <w:color w:val="C00000"/>
+          <w:sz w:val="19"/>
         </w:rPr>
         <w:t xml:space="preserve"> api.addrs.addr.name=127.0.0.1 </w:t>
       </w:r>
       <w:r>
         <w:rPr>
           <w:rStyle w:val="AttributeTok"/>
-          <w:color w:val="C00000"/>
+          <w:rFonts w:ascii="Consolas" w:hAnsi="Consolas"/>
+          <w:color w:val="C00000"/>
+          <w:sz w:val="19"/>
         </w:rPr>
         <w:t xml:space="preserve">-config</w:t>
       </w:r>
       <w:r>
         <w:rPr>
           <w:rStyle w:val="NormalTok"/>
-          <w:color w:val="C00000"/>
+          <w:rFonts w:ascii="Consolas" w:hAnsi="Consolas"/>
+          <w:color w:val="C00000"/>
+          <w:sz w:val="19"/>
         </w:rPr>
         <w:t xml:space="preserve"> api.addrs.addr.regex=false </w:t>
       </w:r>
       <w:r>
         <w:rPr>
           <w:rStyle w:val="DataTypeTok"/>
-          <w:color w:val="C00000"/>
+          <w:rFonts w:ascii="Consolas" w:hAnsi="Consolas"/>
+          <w:color w:val="C00000"/>
+          <w:sz w:val="19"/>
         </w:rPr>
         <w:t xml:space="preserve">\</w:t>
       </w:r>
       <w:r>
         <w:rPr>
-          <w:color w:val="C00000"/>
+          <w:rFonts w:ascii="Consolas" w:hAnsi="Consolas"/>
+          <w:color w:val="C00000"/>
+          <w:sz w:val="19"/>
         </w:rPr>
         <w:br/>
       </w:r>
       <w:r>
         <w:rPr>
           <w:rStyle w:val="NormalTok"/>
-          <w:color w:val="C00000"/>
+          <w:rFonts w:ascii="Consolas" w:hAnsi="Consolas"/>
+          <w:color w:val="C00000"/>
+          <w:sz w:val="19"/>
         </w:rPr>
         <w:t xml:space="preserve">  </w:t>
       </w:r>
       <w:r>
         <w:rPr>
           <w:rStyle w:val="AttributeTok"/>
-          <w:color w:val="C00000"/>
+          <w:rFonts w:ascii="Consolas" w:hAnsi="Consolas"/>
+          <w:color w:val="C00000"/>
+          <w:sz w:val="19"/>
         </w:rPr>
         <w:t xml:space="preserve">-config</w:t>
       </w:r>
       <w:r>
         <w:rPr>
           <w:rStyle w:val="NormalTok"/>
-          <w:color w:val="C00000"/>
+          <w:rFonts w:ascii="Consolas" w:hAnsi="Consolas"/>
+          <w:color w:val="C00000"/>
+          <w:sz w:val="19"/>
         </w:rPr>
         <w:t xml:space="preserve"> updater.checkOnStartup=false</w:t>
       </w:r>
@@ -3153,7 +3802,7 @@
           <w:iCs/>
           <w:i/>
         </w:rPr>
-        <w:t xml:space="preserve">stops ZAP from swapping in a newer addon</w:t>
+        <w:t xml:space="preserve">prevents the first-boot addon swap that</w:t>
       </w:r>
       <w:r>
         <w:rPr>
@@ -3167,7 +3816,7 @@
           <w:iCs/>
           <w:i/>
         </w:rPr>
-        <w:t xml:space="preserve">set at the first boot — the same addon drift that made 2.17.0 report</w:t>
+        <w:t xml:space="preserve">drifted a fresh 2.17.0 into breaking rule loading — my own verification</w:t>
       </w:r>
       <w:r>
         <w:rPr>
@@ -3181,80 +3830,24 @@
           <w:iCs/>
           <w:i/>
         </w:rPr>
-        <w:t xml:space="preserve">“</w:t>
+        <w:t xml:space="preserve">run hit it; the rule-load check below tells you if yours does.)</w:t>
+      </w:r>
+    </w:p>
+    <w:p>
+      <w:pPr>
+        <w:pStyle w:val="BodyText"/>
+      </w:pPr>
+      <w:r>
+        <w:t xml:space="preserve">In a</w:t>
+      </w:r>
+      <w:r>
+        <w:t xml:space="preserve"> </w:t>
       </w:r>
       <w:r>
         <w:rPr>
           <w:iCs/>
           <w:i/>
         </w:rPr>
-        <w:t xml:space="preserve">Could not initialize class ScanRuleMetadata</w:t>
-      </w:r>
-      <w:r>
-        <w:rPr>
-          <w:iCs/>
-          <w:i/>
-        </w:rPr>
-        <w:t xml:space="preserve">”</w:t>
-      </w:r>
-      <w:r>
-        <w:rPr>
-          <w:iCs/>
-          <w:i/>
-        </w:rPr>
-        <w:t xml:space="preserve"> </w:t>
-      </w:r>
-      <w:r>
-        <w:rPr>
-          <w:iCs/>
-          <w:i/>
-        </w:rPr>
-        <w:t xml:space="preserve">on one machine, my own</w:t>
-      </w:r>
-      <w:r>
-        <w:rPr>
-          <w:iCs/>
-          <w:i/>
-        </w:rPr>
-        <w:t xml:space="preserve"> </w:t>
-      </w:r>
-      <w:r>
-        <w:rPr>
-          <w:iCs/>
-          <w:i/>
-        </w:rPr>
-        <w:t xml:space="preserve">verification run included. The rule-alert check below tells you if you hit</w:t>
-      </w:r>
-      <w:r>
-        <w:rPr>
-          <w:iCs/>
-          <w:i/>
-        </w:rPr>
-        <w:t xml:space="preserve"> </w:t>
-      </w:r>
-      <w:r>
-        <w:rPr>
-          <w:iCs/>
-          <w:i/>
-        </w:rPr>
-        <w:t xml:space="preserve">it.)</w:t>
-      </w:r>
-    </w:p>
-    <w:p>
-      <w:pPr>
-        <w:pStyle w:val="BodyText"/>
-      </w:pPr>
-      <w:r>
-        <w:t xml:space="preserve">In a</w:t>
-      </w:r>
-      <w:r>
-        <w:t xml:space="preserve"> </w:t>
-      </w:r>
-      <w:r>
-        <w:rPr>
-          <w:iCs/>
-          <w:i/>
-        </w:rPr>
         <w:t xml:space="preserve">healthy</w:t>
       </w:r>
       <w:r>
@@ -3273,54 +3866,69 @@
     <w:p>
       <w:pPr>
         <w:pStyle w:val="SourceCode"/>
-        <w:shd w:val="clear" w:color="auto" w:fill="F2F2F2"/>
+        <w:shd w:val="clear" w:color="auto" w:fill="F2F4F7"/>
         <w:spacing w:after="0" w:before="0"/>
+        <w:ind w:left="85" w:right="85"/>
       </w:pPr>
       <w:r>
         <w:rPr>
           <w:rStyle w:val="ExtensionTok"/>
-          <w:color w:val="C00000"/>
+          <w:rFonts w:ascii="Consolas" w:hAnsi="Consolas"/>
+          <w:color w:val="C00000"/>
+          <w:sz w:val="19"/>
         </w:rPr>
         <w:t xml:space="preserve">curl</w:t>
       </w:r>
       <w:r>
         <w:rPr>
           <w:rStyle w:val="NormalTok"/>
-          <w:color w:val="C00000"/>
+          <w:rFonts w:ascii="Consolas" w:hAnsi="Consolas"/>
+          <w:color w:val="C00000"/>
+          <w:sz w:val="19"/>
         </w:rPr>
         <w:t xml:space="preserve"> </w:t>
       </w:r>
       <w:r>
         <w:rPr>
           <w:rStyle w:val="AttributeTok"/>
-          <w:color w:val="C00000"/>
+          <w:rFonts w:ascii="Consolas" w:hAnsi="Consolas"/>
+          <w:color w:val="C00000"/>
+          <w:sz w:val="19"/>
         </w:rPr>
         <w:t xml:space="preserve">-s</w:t>
       </w:r>
       <w:r>
         <w:rPr>
           <w:rStyle w:val="NormalTok"/>
-          <w:color w:val="C00000"/>
+          <w:rFonts w:ascii="Consolas" w:hAnsi="Consolas"/>
+          <w:color w:val="C00000"/>
+          <w:sz w:val="19"/>
         </w:rPr>
         <w:t xml:space="preserve"> </w:t>
       </w:r>
       <w:r>
         <w:rPr>
           <w:rStyle w:val="StringTok"/>
-          <w:color w:val="C00000"/>
+          <w:rFonts w:ascii="Consolas" w:hAnsi="Consolas"/>
+          <w:color w:val="C00000"/>
+          <w:sz w:val="19"/>
         </w:rPr>
         <w:t xml:space="preserve">"http://127.0.0.1:8090/JSON/core/view/version/"</w:t>
       </w:r>
       <w:r>
         <w:rPr>
-          <w:color w:val="C00000"/>
+          <w:rFonts w:ascii="Consolas" w:hAnsi="Consolas"/>
+          <w:color w:val="C00000"/>
+          <w:sz w:val="19"/>
         </w:rPr>
         <w:br/>
       </w:r>
       <w:r>
         <w:rPr>
           <w:rStyle w:val="CommentTok"/>
-          <w:color w:val="C00000"/>
+          <w:rFonts w:ascii="Consolas" w:hAnsi="Consolas"/>
+          <w:color w:val="C00000"/>
+          <w:sz w:val="19"/>
         </w:rPr>
         <w:t xml:space="preserve"># {"version":"2.17.0"}</w:t>
       </w:r>
@@ -3408,21 +4016,30 @@
     <w:p>
       <w:pPr>
         <w:pStyle w:val="SourceCode"/>
-        <w:shd w:val="clear" w:color="auto" w:fill="F2F2F2"/>
+        <w:shd w:val="clear" w:color="auto" w:fill="F2F4F7"/>
         <w:spacing w:after="0" w:before="0"/>
+        <w:ind w:left="85" w:right="85"/>
       </w:pPr>
       <w:r>
         <w:rPr>
           <w:rStyle w:val="VerbatimChar"/>
+          <w:rFonts w:ascii="Consolas" w:hAnsi="Consolas"/>
+          <w:sz w:val="19"/>
         </w:rPr>
         <w:t xml:space="preserve">FATAL ERROR: Ineffective mark-compacts near heap limit</w:t>
       </w:r>
       <w:r>
+        <w:rPr>
+          <w:rFonts w:ascii="Consolas" w:hAnsi="Consolas"/>
+          <w:sz w:val="19"/>
+        </w:rPr>
         <w:br/>
       </w:r>
       <w:r>
         <w:rPr>
           <w:rStyle w:val="VerbatimChar"/>
+          <w:rFonts w:ascii="Consolas" w:hAnsi="Consolas"/>
+          <w:sz w:val="19"/>
         </w:rPr>
         <w:t xml:space="preserve">             Allocation failed - JavaScript heap out of memory</w:t>
       </w:r>
@@ -3430,11 +4047,18 @@
     <w:p>
       <w:pPr>
         <w:pStyle w:val="CaptionedFigure"/>
-      </w:pPr>
-      <w:r>
+        <w:jc w:val="center"/>
+      </w:pPr>
+      <w:r>
+        <w:rPr>
+          <w:rFonts w:ascii="Calibri" w:hAnsi="Calibri"/>
+          <w:i/>
+          <w:color w:val="595959"/>
+          <w:sz w:val="18"/>
+        </w:rPr>
         <w:drawing>
           <wp:inline>
-            <wp:extent cx="5334000" cy="2365346"/>
+            <wp:extent cx="5334000" cy="2881018"/>
             <wp:effectExtent b="0" l="0" r="0" t="0"/>
             <wp:docPr descr="First scan crash" title="" id="25" name="Picture"/>
             <a:graphic>
@@ -3455,7 +4079,7 @@
                   <pic:spPr bwMode="auto">
                     <a:xfrm>
                       <a:off x="0" y="0"/>
-                      <a:ext cx="5334000" cy="2365346"/>
+                      <a:ext cx="5334000" cy="2881018"/>
                     </a:xfrm>
                     <a:prstGeom prst="rect">
                       <a:avLst/>
@@ -3477,8 +4101,15 @@
     <w:p>
       <w:pPr>
         <w:pStyle w:val="ImageCaption"/>
-      </w:pPr>
-      <w:r>
+        <w:jc w:val="center"/>
+      </w:pPr>
+      <w:r>
+        <w:rPr>
+          <w:rFonts w:ascii="Calibri" w:hAnsi="Calibri"/>
+          <w:i/>
+          <w:color w:val="595959"/>
+          <w:sz w:val="18"/>
+        </w:rPr>
         <w:t xml:space="preserve">First scan crash</w:t>
       </w:r>
     </w:p>
@@ -3563,68 +4194,87 @@
     <w:p>
       <w:pPr>
         <w:pStyle w:val="SourceCode"/>
-        <w:shd w:val="clear" w:color="auto" w:fill="F2F2F2"/>
+        <w:shd w:val="clear" w:color="auto" w:fill="F2F4F7"/>
         <w:spacing w:after="0" w:before="0"/>
+        <w:ind w:left="85" w:right="85"/>
       </w:pPr>
       <w:r>
         <w:rPr>
           <w:rStyle w:val="CommentTok"/>
-          <w:color w:val="C00000"/>
+          <w:rFonts w:ascii="Consolas" w:hAnsi="Consolas"/>
+          <w:color w:val="C00000"/>
+          <w:sz w:val="19"/>
         </w:rPr>
         <w:t xml:space="preserve"># check the app is up; if not, restart the vulnerable build</w:t>
       </w:r>
       <w:r>
         <w:rPr>
-          <w:color w:val="C00000"/>
+          <w:rFonts w:ascii="Consolas" w:hAnsi="Consolas"/>
+          <w:color w:val="C00000"/>
+          <w:sz w:val="19"/>
         </w:rPr>
         <w:br/>
       </w:r>
       <w:r>
         <w:rPr>
           <w:rStyle w:val="ExtensionTok"/>
-          <w:color w:val="C00000"/>
+          <w:rFonts w:ascii="Consolas" w:hAnsi="Consolas"/>
+          <w:color w:val="C00000"/>
+          <w:sz w:val="19"/>
         </w:rPr>
         <w:t xml:space="preserve">curl</w:t>
       </w:r>
       <w:r>
         <w:rPr>
           <w:rStyle w:val="NormalTok"/>
-          <w:color w:val="C00000"/>
+          <w:rFonts w:ascii="Consolas" w:hAnsi="Consolas"/>
+          <w:color w:val="C00000"/>
+          <w:sz w:val="19"/>
         </w:rPr>
         <w:t xml:space="preserve"> </w:t>
       </w:r>
       <w:r>
         <w:rPr>
           <w:rStyle w:val="AttributeTok"/>
-          <w:color w:val="C00000"/>
+          <w:rFonts w:ascii="Consolas" w:hAnsi="Consolas"/>
+          <w:color w:val="C00000"/>
+          <w:sz w:val="19"/>
         </w:rPr>
         <w:t xml:space="preserve">-s</w:t>
       </w:r>
       <w:r>
         <w:rPr>
           <w:rStyle w:val="NormalTok"/>
-          <w:color w:val="C00000"/>
+          <w:rFonts w:ascii="Consolas" w:hAnsi="Consolas"/>
+          <w:color w:val="C00000"/>
+          <w:sz w:val="19"/>
         </w:rPr>
         <w:t xml:space="preserve"> localhost:3000/healthz </w:t>
       </w:r>
       <w:r>
         <w:rPr>
           <w:rStyle w:val="KeywordTok"/>
-          <w:color w:val="C00000"/>
+          <w:rFonts w:ascii="Consolas" w:hAnsi="Consolas"/>
+          <w:color w:val="C00000"/>
+          <w:sz w:val="19"/>
         </w:rPr>
         <w:t xml:space="preserve">||</w:t>
       </w:r>
       <w:r>
         <w:rPr>
           <w:rStyle w:val="NormalTok"/>
-          <w:color w:val="C00000"/>
+          <w:rFonts w:ascii="Consolas" w:hAnsi="Consolas"/>
+          <w:color w:val="C00000"/>
+          <w:sz w:val="19"/>
         </w:rPr>
         <w:t xml:space="preserve"> </w:t>
       </w:r>
       <w:r>
         <w:rPr>
           <w:rStyle w:val="FunctionTok"/>
-          <w:color w:val="C00000"/>
+          <w:rFonts w:ascii="Consolas" w:hAnsi="Consolas"/>
+          <w:color w:val="C00000"/>
+          <w:sz w:val="19"/>
         </w:rPr>
         <w:t xml:space="preserve">true</w:t>
       </w:r>
@@ -3809,54 +4459,69 @@
     <w:p>
       <w:pPr>
         <w:pStyle w:val="SourceCode"/>
-        <w:shd w:val="clear" w:color="auto" w:fill="F2F2F2"/>
+        <w:shd w:val="clear" w:color="auto" w:fill="F2F4F7"/>
         <w:spacing w:after="0" w:before="0"/>
+        <w:ind w:left="85" w:right="85"/>
       </w:pPr>
       <w:r>
         <w:rPr>
           <w:rStyle w:val="ExtensionTok"/>
-          <w:color w:val="C00000"/>
+          <w:rFonts w:ascii="Consolas" w:hAnsi="Consolas"/>
+          <w:color w:val="C00000"/>
+          <w:sz w:val="19"/>
         </w:rPr>
         <w:t xml:space="preserve">curl</w:t>
       </w:r>
       <w:r>
         <w:rPr>
           <w:rStyle w:val="NormalTok"/>
-          <w:color w:val="C00000"/>
+          <w:rFonts w:ascii="Consolas" w:hAnsi="Consolas"/>
+          <w:color w:val="C00000"/>
+          <w:sz w:val="19"/>
         </w:rPr>
         <w:t xml:space="preserve"> </w:t>
       </w:r>
       <w:r>
         <w:rPr>
           <w:rStyle w:val="AttributeTok"/>
-          <w:color w:val="C00000"/>
+          <w:rFonts w:ascii="Consolas" w:hAnsi="Consolas"/>
+          <w:color w:val="C00000"/>
+          <w:sz w:val="19"/>
         </w:rPr>
         <w:t xml:space="preserve">-s</w:t>
       </w:r>
       <w:r>
         <w:rPr>
           <w:rStyle w:val="NormalTok"/>
-          <w:color w:val="C00000"/>
+          <w:rFonts w:ascii="Consolas" w:hAnsi="Consolas"/>
+          <w:color w:val="C00000"/>
+          <w:sz w:val="19"/>
         </w:rPr>
         <w:t xml:space="preserve"> </w:t>
       </w:r>
       <w:r>
         <w:rPr>
           <w:rStyle w:val="StringTok"/>
-          <w:color w:val="C00000"/>
+          <w:rFonts w:ascii="Consolas" w:hAnsi="Consolas"/>
+          <w:color w:val="C00000"/>
+          <w:sz w:val="19"/>
         </w:rPr>
         <w:t xml:space="preserve">"http://127.0.0.1:8090/JSON/script/view/listEngines/"</w:t>
       </w:r>
       <w:r>
         <w:rPr>
-          <w:color w:val="C00000"/>
+          <w:rFonts w:ascii="Consolas" w:hAnsi="Consolas"/>
+          <w:color w:val="C00000"/>
+          <w:sz w:val="19"/>
         </w:rPr>
         <w:br/>
       </w:r>
       <w:r>
         <w:rPr>
           <w:rStyle w:val="CommentTok"/>
-          <w:color w:val="C00000"/>
+          <w:rFonts w:ascii="Consolas" w:hAnsi="Consolas"/>
+          <w:color w:val="C00000"/>
+          <w:sz w:val="19"/>
         </w:rPr>
         <w:t xml:space="preserve"># {"listEngines":["ECMAScript : Graal.js","Zest : Mozilla Zest"]}</w:t>
       </w:r>
@@ -3909,110 +4574,141 @@
     <w:p>
       <w:pPr>
         <w:pStyle w:val="SourceCode"/>
-        <w:shd w:val="clear" w:color="auto" w:fill="F2F2F2"/>
+        <w:shd w:val="clear" w:color="auto" w:fill="F2F4F7"/>
         <w:spacing w:after="0" w:before="0"/>
+        <w:ind w:left="85" w:right="85"/>
       </w:pPr>
       <w:r>
         <w:rPr>
           <w:rStyle w:val="ExtensionTok"/>
-          <w:color w:val="C00000"/>
+          <w:rFonts w:ascii="Consolas" w:hAnsi="Consolas"/>
+          <w:color w:val="C00000"/>
+          <w:sz w:val="19"/>
         </w:rPr>
         <w:t xml:space="preserve">curl</w:t>
       </w:r>
       <w:r>
         <w:rPr>
           <w:rStyle w:val="NormalTok"/>
-          <w:color w:val="C00000"/>
+          <w:rFonts w:ascii="Consolas" w:hAnsi="Consolas"/>
+          <w:color w:val="C00000"/>
+          <w:sz w:val="19"/>
         </w:rPr>
         <w:t xml:space="preserve"> </w:t>
       </w:r>
       <w:r>
         <w:rPr>
           <w:rStyle w:val="AttributeTok"/>
-          <w:color w:val="C00000"/>
+          <w:rFonts w:ascii="Consolas" w:hAnsi="Consolas"/>
+          <w:color w:val="C00000"/>
+          <w:sz w:val="19"/>
         </w:rPr>
         <w:t xml:space="preserve">-s</w:t>
       </w:r>
       <w:r>
         <w:rPr>
           <w:rStyle w:val="NormalTok"/>
-          <w:color w:val="C00000"/>
+          <w:rFonts w:ascii="Consolas" w:hAnsi="Consolas"/>
+          <w:color w:val="C00000"/>
+          <w:sz w:val="19"/>
         </w:rPr>
         <w:t xml:space="preserve"> </w:t>
       </w:r>
       <w:r>
         <w:rPr>
           <w:rStyle w:val="StringTok"/>
-          <w:color w:val="C00000"/>
+          <w:rFonts w:ascii="Consolas" w:hAnsi="Consolas"/>
+          <w:color w:val="C00000"/>
+          <w:sz w:val="19"/>
         </w:rPr>
         <w:t xml:space="preserve">"http://127.0.0.1:8090/JSON/script/action/load/?scriptName=docutrust-sqli&amp;scriptType=active&amp;scriptEngine=ECMAScript%20:%20Graal.js&amp;fileName=</w:t>
       </w:r>
       <w:r>
         <w:rPr>
           <w:rStyle w:val="VariableTok"/>
-          <w:color w:val="C00000"/>
+          <w:rFonts w:ascii="Consolas" w:hAnsi="Consolas"/>
+          <w:color w:val="C00000"/>
+          <w:sz w:val="19"/>
         </w:rPr>
         <w:t xml:space="preserve">$PWD</w:t>
       </w:r>
       <w:r>
         <w:rPr>
           <w:rStyle w:val="StringTok"/>
-          <w:color w:val="C00000"/>
+          <w:rFonts w:ascii="Consolas" w:hAnsi="Consolas"/>
+          <w:color w:val="C00000"/>
+          <w:sz w:val="19"/>
         </w:rPr>
         <w:t xml:space="preserve">/security/zap/sqli-single-quote.js"</w:t>
       </w:r>
       <w:r>
         <w:rPr>
-          <w:color w:val="C00000"/>
+          <w:rFonts w:ascii="Consolas" w:hAnsi="Consolas"/>
+          <w:color w:val="C00000"/>
+          <w:sz w:val="19"/>
         </w:rPr>
         <w:br/>
       </w:r>
       <w:r>
         <w:rPr>
           <w:rStyle w:val="ExtensionTok"/>
-          <w:color w:val="C00000"/>
+          <w:rFonts w:ascii="Consolas" w:hAnsi="Consolas"/>
+          <w:color w:val="C00000"/>
+          <w:sz w:val="19"/>
         </w:rPr>
         <w:t xml:space="preserve">curl</w:t>
       </w:r>
       <w:r>
         <w:rPr>
           <w:rStyle w:val="NormalTok"/>
-          <w:color w:val="C00000"/>
+          <w:rFonts w:ascii="Consolas" w:hAnsi="Consolas"/>
+          <w:color w:val="C00000"/>
+          <w:sz w:val="19"/>
         </w:rPr>
         <w:t xml:space="preserve"> </w:t>
       </w:r>
       <w:r>
         <w:rPr>
           <w:rStyle w:val="AttributeTok"/>
-          <w:color w:val="C00000"/>
+          <w:rFonts w:ascii="Consolas" w:hAnsi="Consolas"/>
+          <w:color w:val="C00000"/>
+          <w:sz w:val="19"/>
         </w:rPr>
         <w:t xml:space="preserve">-s</w:t>
       </w:r>
       <w:r>
         <w:rPr>
           <w:rStyle w:val="NormalTok"/>
-          <w:color w:val="C00000"/>
+          <w:rFonts w:ascii="Consolas" w:hAnsi="Consolas"/>
+          <w:color w:val="C00000"/>
+          <w:sz w:val="19"/>
         </w:rPr>
         <w:t xml:space="preserve"> </w:t>
       </w:r>
       <w:r>
         <w:rPr>
           <w:rStyle w:val="StringTok"/>
-          <w:color w:val="C00000"/>
+          <w:rFonts w:ascii="Consolas" w:hAnsi="Consolas"/>
+          <w:color w:val="C00000"/>
+          <w:sz w:val="19"/>
         </w:rPr>
         <w:t xml:space="preserve">"http://127.0.0.1:8090/JSON/script/action/load/?scriptName=docutrust-xss-stored&amp;scriptType=passive&amp;scriptEngine=ECMAScript%20:%20Graal.js&amp;fileName=</w:t>
       </w:r>
       <w:r>
         <w:rPr>
           <w:rStyle w:val="VariableTok"/>
-          <w:color w:val="C00000"/>
+          <w:rFonts w:ascii="Consolas" w:hAnsi="Consolas"/>
+          <w:color w:val="C00000"/>
+          <w:sz w:val="19"/>
         </w:rPr>
         <w:t xml:space="preserve">$PWD</w:t>
       </w:r>
       <w:r>
         <w:rPr>
           <w:rStyle w:val="StringTok"/>
-          <w:color w:val="C00000"/>
+          <w:rFonts w:ascii="Consolas" w:hAnsi="Consolas"/>
+          <w:color w:val="C00000"/>
+          <w:sz w:val="19"/>
         </w:rPr>
         <w:t xml:space="preserve">/security/zap/xss-stored-passive.js"</w:t>
       </w:r>
@@ -4022,7 +4718,7 @@
         <w:pStyle w:val="FirstParagraph"/>
       </w:pPr>
       <w:r>
-        <w:t xml:space="preserve">Check they actually loaded without error —</w:t>
+        <w:t xml:space="preserve">Check they actually loaded:</w:t>
       </w:r>
       <w:r>
         <w:t xml:space="preserve"> </w:t>
@@ -4037,171 +4733,190 @@
         <w:t xml:space="preserve"> </w:t>
       </w:r>
       <w:r>
-        <w:t xml:space="preserve">is the green</w:t>
-      </w:r>
-      <w:r>
-        <w:t xml:space="preserve"> </w:t>
-      </w:r>
-      <w:r>
-        <w:t xml:space="preserve">light (the</w:t>
-      </w:r>
-      <w:r>
-        <w:t xml:space="preserve"> </w:t>
-      </w:r>
-      <w:r>
-        <w:rPr>
-          <w:iCs/>
-          <w:i/>
-        </w:rPr>
-        <w:t xml:space="preserve">name</w:t>
-      </w:r>
-      <w:r>
-        <w:t xml:space="preserve"> </w:t>
-      </w:r>
-      <w:r>
-        <w:t xml:space="preserve">is a single field, no spaces between lines):</w:t>
+        <w:t xml:space="preserve">is the green light.</w:t>
       </w:r>
     </w:p>
     <w:p>
       <w:pPr>
         <w:pStyle w:val="SourceCode"/>
-        <w:shd w:val="clear" w:color="auto" w:fill="F2F2F2"/>
+        <w:shd w:val="clear" w:color="auto" w:fill="F2F4F7"/>
         <w:spacing w:after="0" w:before="0"/>
+        <w:ind w:left="85" w:right="85"/>
       </w:pPr>
       <w:r>
         <w:rPr>
           <w:rStyle w:val="ExtensionTok"/>
-          <w:color w:val="C00000"/>
+          <w:rFonts w:ascii="Consolas" w:hAnsi="Consolas"/>
+          <w:color w:val="C00000"/>
+          <w:sz w:val="19"/>
         </w:rPr>
         <w:t xml:space="preserve">curl</w:t>
       </w:r>
       <w:r>
         <w:rPr>
           <w:rStyle w:val="NormalTok"/>
-          <w:color w:val="C00000"/>
+          <w:rFonts w:ascii="Consolas" w:hAnsi="Consolas"/>
+          <w:color w:val="C00000"/>
+          <w:sz w:val="19"/>
         </w:rPr>
         <w:t xml:space="preserve"> </w:t>
       </w:r>
       <w:r>
         <w:rPr>
           <w:rStyle w:val="AttributeTok"/>
-          <w:color w:val="C00000"/>
+          <w:rFonts w:ascii="Consolas" w:hAnsi="Consolas"/>
+          <w:color w:val="C00000"/>
+          <w:sz w:val="19"/>
         </w:rPr>
         <w:t xml:space="preserve">-s</w:t>
       </w:r>
       <w:r>
         <w:rPr>
           <w:rStyle w:val="NormalTok"/>
-          <w:color w:val="C00000"/>
+          <w:rFonts w:ascii="Consolas" w:hAnsi="Consolas"/>
+          <w:color w:val="C00000"/>
+          <w:sz w:val="19"/>
         </w:rPr>
         <w:t xml:space="preserve"> </w:t>
       </w:r>
       <w:r>
         <w:rPr>
           <w:rStyle w:val="StringTok"/>
-          <w:color w:val="C00000"/>
+          <w:rFonts w:ascii="Consolas" w:hAnsi="Consolas"/>
+          <w:color w:val="C00000"/>
+          <w:sz w:val="19"/>
         </w:rPr>
         <w:t xml:space="preserve">"http://127.0.0.1:8090/JSON/script/view/listScripts/"</w:t>
       </w:r>
       <w:r>
         <w:rPr>
           <w:rStyle w:val="NormalTok"/>
-          <w:color w:val="C00000"/>
+          <w:rFonts w:ascii="Consolas" w:hAnsi="Consolas"/>
+          <w:color w:val="C00000"/>
+          <w:sz w:val="19"/>
         </w:rPr>
         <w:t xml:space="preserve"> </w:t>
       </w:r>
       <w:r>
         <w:rPr>
           <w:rStyle w:val="DataTypeTok"/>
-          <w:color w:val="C00000"/>
+          <w:rFonts w:ascii="Consolas" w:hAnsi="Consolas"/>
+          <w:color w:val="C00000"/>
+          <w:sz w:val="19"/>
         </w:rPr>
         <w:t xml:space="preserve">\</w:t>
       </w:r>
       <w:r>
         <w:rPr>
-          <w:color w:val="C00000"/>
+          <w:rFonts w:ascii="Consolas" w:hAnsi="Consolas"/>
+          <w:color w:val="C00000"/>
+          <w:sz w:val="19"/>
         </w:rPr>
         <w:br/>
       </w:r>
       <w:r>
         <w:rPr>
           <w:rStyle w:val="NormalTok"/>
-          <w:color w:val="C00000"/>
+          <w:rFonts w:ascii="Consolas" w:hAnsi="Consolas"/>
+          <w:color w:val="C00000"/>
+          <w:sz w:val="19"/>
         </w:rPr>
         <w:t xml:space="preserve">  </w:t>
       </w:r>
       <w:r>
         <w:rPr>
           <w:rStyle w:val="KeywordTok"/>
-          <w:color w:val="C00000"/>
+          <w:rFonts w:ascii="Consolas" w:hAnsi="Consolas"/>
+          <w:color w:val="C00000"/>
+          <w:sz w:val="19"/>
         </w:rPr>
         <w:t xml:space="preserve">|</w:t>
       </w:r>
       <w:r>
         <w:rPr>
           <w:rStyle w:val="NormalTok"/>
-          <w:color w:val="C00000"/>
+          <w:rFonts w:ascii="Consolas" w:hAnsi="Consolas"/>
+          <w:color w:val="C00000"/>
+          <w:sz w:val="19"/>
         </w:rPr>
         <w:t xml:space="preserve"> </w:t>
       </w:r>
       <w:r>
         <w:rPr>
           <w:rStyle w:val="ExtensionTok"/>
-          <w:color w:val="C00000"/>
+          <w:rFonts w:ascii="Consolas" w:hAnsi="Consolas"/>
+          <w:color w:val="C00000"/>
+          <w:sz w:val="19"/>
         </w:rPr>
         <w:t xml:space="preserve">python3</w:t>
       </w:r>
       <w:r>
         <w:rPr>
           <w:rStyle w:val="NormalTok"/>
-          <w:color w:val="C00000"/>
+          <w:rFonts w:ascii="Consolas" w:hAnsi="Consolas"/>
+          <w:color w:val="C00000"/>
+          <w:sz w:val="19"/>
         </w:rPr>
         <w:t xml:space="preserve"> </w:t>
       </w:r>
       <w:r>
         <w:rPr>
           <w:rStyle w:val="AttributeTok"/>
-          <w:color w:val="C00000"/>
+          <w:rFonts w:ascii="Consolas" w:hAnsi="Consolas"/>
+          <w:color w:val="C00000"/>
+          <w:sz w:val="19"/>
         </w:rPr>
         <w:t xml:space="preserve">-c</w:t>
       </w:r>
       <w:r>
         <w:rPr>
           <w:rStyle w:val="NormalTok"/>
-          <w:color w:val="C00000"/>
+          <w:rFonts w:ascii="Consolas" w:hAnsi="Consolas"/>
+          <w:color w:val="C00000"/>
+          <w:sz w:val="19"/>
         </w:rPr>
         <w:t xml:space="preserve"> </w:t>
       </w:r>
       <w:r>
         <w:rPr>
           <w:rStyle w:val="StringTok"/>
-          <w:color w:val="C00000"/>
+          <w:rFonts w:ascii="Consolas" w:hAnsi="Consolas"/>
+          <w:color w:val="C00000"/>
+          <w:sz w:val="19"/>
         </w:rPr>
         <w:t xml:space="preserve">"import sys,json; [print(s['name'],'error=',s['error']) for s in json.load(sys.stdin)['listScripts'] if s['name'].startswith('docutrust')]"</w:t>
       </w:r>
       <w:r>
         <w:rPr>
-          <w:color w:val="C00000"/>
+          <w:rFonts w:ascii="Consolas" w:hAnsi="Consolas"/>
+          <w:color w:val="C00000"/>
+          <w:sz w:val="19"/>
         </w:rPr>
         <w:br/>
       </w:r>
       <w:r>
         <w:rPr>
           <w:rStyle w:val="CommentTok"/>
-          <w:color w:val="C00000"/>
+          <w:rFonts w:ascii="Consolas" w:hAnsi="Consolas"/>
+          <w:color w:val="C00000"/>
+          <w:sz w:val="19"/>
         </w:rPr>
         <w:t xml:space="preserve"># docutrust-sqli error= false</w:t>
       </w:r>
       <w:r>
         <w:rPr>
-          <w:color w:val="C00000"/>
+          <w:rFonts w:ascii="Consolas" w:hAnsi="Consolas"/>
+          <w:color w:val="C00000"/>
+          <w:sz w:val="19"/>
         </w:rPr>
         <w:br/>
       </w:r>
       <w:r>
         <w:rPr>
           <w:rStyle w:val="CommentTok"/>
-          <w:color w:val="C00000"/>
+          <w:rFonts w:ascii="Consolas" w:hAnsi="Consolas"/>
+          <w:color w:val="C00000"/>
+          <w:sz w:val="19"/>
         </w:rPr>
         <w:t xml:space="preserve"># docutrust-xss-stored error= false</w:t>
       </w:r>
@@ -4487,211 +5202,272 @@
     <w:p>
       <w:pPr>
         <w:pStyle w:val="SourceCode"/>
-        <w:shd w:val="clear" w:color="auto" w:fill="F2F2F2"/>
+        <w:shd w:val="clear" w:color="auto" w:fill="F2F4F7"/>
         <w:spacing w:after="0" w:before="0"/>
+        <w:ind w:left="85" w:right="85"/>
       </w:pPr>
       <w:r>
         <w:rPr>
           <w:rStyle w:val="CommentTok"/>
-          <w:color w:val="C00000"/>
+          <w:rFonts w:ascii="Consolas" w:hAnsi="Consolas"/>
+          <w:color w:val="C00000"/>
+          <w:sz w:val="19"/>
         </w:rPr>
         <w:t xml:space="preserve"># 1. discover the endpoints</w:t>
       </w:r>
       <w:r>
         <w:rPr>
-          <w:color w:val="C00000"/>
+          <w:rFonts w:ascii="Consolas" w:hAnsi="Consolas"/>
+          <w:color w:val="C00000"/>
+          <w:sz w:val="19"/>
         </w:rPr>
         <w:br/>
       </w:r>
       <w:r>
         <w:rPr>
           <w:rStyle w:val="ExtensionTok"/>
-          <w:color w:val="C00000"/>
+          <w:rFonts w:ascii="Consolas" w:hAnsi="Consolas"/>
+          <w:color w:val="C00000"/>
+          <w:sz w:val="19"/>
         </w:rPr>
         <w:t xml:space="preserve">curl</w:t>
       </w:r>
       <w:r>
         <w:rPr>
           <w:rStyle w:val="NormalTok"/>
-          <w:color w:val="C00000"/>
+          <w:rFonts w:ascii="Consolas" w:hAnsi="Consolas"/>
+          <w:color w:val="C00000"/>
+          <w:sz w:val="19"/>
         </w:rPr>
         <w:t xml:space="preserve"> </w:t>
       </w:r>
       <w:r>
         <w:rPr>
           <w:rStyle w:val="AttributeTok"/>
-          <w:color w:val="C00000"/>
+          <w:rFonts w:ascii="Consolas" w:hAnsi="Consolas"/>
+          <w:color w:val="C00000"/>
+          <w:sz w:val="19"/>
         </w:rPr>
         <w:t xml:space="preserve">-s</w:t>
       </w:r>
       <w:r>
         <w:rPr>
           <w:rStyle w:val="NormalTok"/>
-          <w:color w:val="C00000"/>
+          <w:rFonts w:ascii="Consolas" w:hAnsi="Consolas"/>
+          <w:color w:val="C00000"/>
+          <w:sz w:val="19"/>
         </w:rPr>
         <w:t xml:space="preserve"> </w:t>
       </w:r>
       <w:r>
         <w:rPr>
           <w:rStyle w:val="StringTok"/>
-          <w:color w:val="C00000"/>
+          <w:rFonts w:ascii="Consolas" w:hAnsi="Consolas"/>
+          <w:color w:val="C00000"/>
+          <w:sz w:val="19"/>
         </w:rPr>
         <w:t xml:space="preserve">"http://127.0.0.1:8090/JSON/spider/action/scan/?url=http%3A%2F%2Flocalhost%3A3000%2Fdocuments%2Fsearch&amp;recurse=false"</w:t>
       </w:r>
       <w:r>
         <w:rPr>
-          <w:color w:val="C00000"/>
+          <w:rFonts w:ascii="Consolas" w:hAnsi="Consolas"/>
+          <w:color w:val="C00000"/>
+          <w:sz w:val="19"/>
         </w:rPr>
         <w:br/>
       </w:r>
       <w:r>
         <w:rPr>
           <w:rStyle w:val="CommentTok"/>
-          <w:color w:val="C00000"/>
+          <w:rFonts w:ascii="Consolas" w:hAnsi="Consolas"/>
+          <w:color w:val="C00000"/>
+          <w:sz w:val="19"/>
         </w:rPr>
         <w:t xml:space="preserve"># 2. the active scan on the search endpoint (the custom 90099 rule runs)</w:t>
       </w:r>
       <w:r>
         <w:rPr>
-          <w:color w:val="C00000"/>
+          <w:rFonts w:ascii="Consolas" w:hAnsi="Consolas"/>
+          <w:color w:val="C00000"/>
+          <w:sz w:val="19"/>
         </w:rPr>
         <w:br/>
       </w:r>
       <w:r>
         <w:rPr>
           <w:rStyle w:val="ExtensionTok"/>
-          <w:color w:val="C00000"/>
+          <w:rFonts w:ascii="Consolas" w:hAnsi="Consolas"/>
+          <w:color w:val="C00000"/>
+          <w:sz w:val="19"/>
         </w:rPr>
         <w:t xml:space="preserve">curl</w:t>
       </w:r>
       <w:r>
         <w:rPr>
           <w:rStyle w:val="NormalTok"/>
-          <w:color w:val="C00000"/>
+          <w:rFonts w:ascii="Consolas" w:hAnsi="Consolas"/>
+          <w:color w:val="C00000"/>
+          <w:sz w:val="19"/>
         </w:rPr>
         <w:t xml:space="preserve"> </w:t>
       </w:r>
       <w:r>
         <w:rPr>
           <w:rStyle w:val="AttributeTok"/>
-          <w:color w:val="C00000"/>
+          <w:rFonts w:ascii="Consolas" w:hAnsi="Consolas"/>
+          <w:color w:val="C00000"/>
+          <w:sz w:val="19"/>
         </w:rPr>
         <w:t xml:space="preserve">-s</w:t>
       </w:r>
       <w:r>
         <w:rPr>
           <w:rStyle w:val="NormalTok"/>
-          <w:color w:val="C00000"/>
+          <w:rFonts w:ascii="Consolas" w:hAnsi="Consolas"/>
+          <w:color w:val="C00000"/>
+          <w:sz w:val="19"/>
         </w:rPr>
         <w:t xml:space="preserve"> </w:t>
       </w:r>
       <w:r>
         <w:rPr>
           <w:rStyle w:val="StringTok"/>
-          <w:color w:val="C00000"/>
+          <w:rFonts w:ascii="Consolas" w:hAnsi="Consolas"/>
+          <w:color w:val="C00000"/>
+          <w:sz w:val="19"/>
         </w:rPr>
         <w:t xml:space="preserve">"http://127.0.0.1:8090/JSON/ascan/action/scan/?url=http%3A%2F%2Flocalhost%3A3000%2Fdocuments%2Fsearch%3Fq%3Dquarterly&amp;recurse=false"</w:t>
       </w:r>
       <w:r>
         <w:rPr>
-          <w:color w:val="C00000"/>
+          <w:rFonts w:ascii="Consolas" w:hAnsi="Consolas"/>
+          <w:color w:val="C00000"/>
+          <w:sz w:val="19"/>
         </w:rPr>
         <w:br/>
       </w:r>
       <w:r>
         <w:rPr>
           <w:rStyle w:val="CommentTok"/>
-          <w:color w:val="C00000"/>
+          <w:rFonts w:ascii="Consolas" w:hAnsi="Consolas"/>
+          <w:color w:val="C00000"/>
+          <w:sz w:val="19"/>
         </w:rPr>
         <w:t xml:space="preserve"># 3. let the passive scanner see the XSS render (request it THROUGH ZAP)</w:t>
       </w:r>
       <w:r>
         <w:rPr>
-          <w:color w:val="C00000"/>
+          <w:rFonts w:ascii="Consolas" w:hAnsi="Consolas"/>
+          <w:color w:val="C00000"/>
+          <w:sz w:val="19"/>
         </w:rPr>
         <w:br/>
       </w:r>
       <w:r>
         <w:rPr>
           <w:rStyle w:val="ExtensionTok"/>
-          <w:color w:val="C00000"/>
+          <w:rFonts w:ascii="Consolas" w:hAnsi="Consolas"/>
+          <w:color w:val="C00000"/>
+          <w:sz w:val="19"/>
         </w:rPr>
         <w:t xml:space="preserve">curl</w:t>
       </w:r>
       <w:r>
         <w:rPr>
           <w:rStyle w:val="NormalTok"/>
-          <w:color w:val="C00000"/>
+          <w:rFonts w:ascii="Consolas" w:hAnsi="Consolas"/>
+          <w:color w:val="C00000"/>
+          <w:sz w:val="19"/>
         </w:rPr>
         <w:t xml:space="preserve"> </w:t>
       </w:r>
       <w:r>
         <w:rPr>
           <w:rStyle w:val="AttributeTok"/>
-          <w:color w:val="C00000"/>
+          <w:rFonts w:ascii="Consolas" w:hAnsi="Consolas"/>
+          <w:color w:val="C00000"/>
+          <w:sz w:val="19"/>
         </w:rPr>
         <w:t xml:space="preserve">-s</w:t>
       </w:r>
       <w:r>
         <w:rPr>
           <w:rStyle w:val="NormalTok"/>
-          <w:color w:val="C00000"/>
+          <w:rFonts w:ascii="Consolas" w:hAnsi="Consolas"/>
+          <w:color w:val="C00000"/>
+          <w:sz w:val="19"/>
         </w:rPr>
         <w:t xml:space="preserve"> </w:t>
       </w:r>
       <w:r>
         <w:rPr>
           <w:rStyle w:val="AttributeTok"/>
-          <w:color w:val="C00000"/>
+          <w:rFonts w:ascii="Consolas" w:hAnsi="Consolas"/>
+          <w:color w:val="C00000"/>
+          <w:sz w:val="19"/>
         </w:rPr>
         <w:t xml:space="preserve">-x</w:t>
       </w:r>
       <w:r>
         <w:rPr>
           <w:rStyle w:val="NormalTok"/>
-          <w:color w:val="C00000"/>
+          <w:rFonts w:ascii="Consolas" w:hAnsi="Consolas"/>
+          <w:color w:val="C00000"/>
+          <w:sz w:val="19"/>
         </w:rPr>
         <w:t xml:space="preserve"> 127.0.0.1:8090 </w:t>
       </w:r>
       <w:r>
         <w:rPr>
           <w:rStyle w:val="StringTok"/>
-          <w:color w:val="C00000"/>
+          <w:rFonts w:ascii="Consolas" w:hAnsi="Consolas"/>
+          <w:color w:val="C00000"/>
+          <w:sz w:val="19"/>
         </w:rPr>
         <w:t xml:space="preserve">"http://localhost:3000/documents/</w:t>
       </w:r>
       <w:r>
         <w:rPr>
           <w:rStyle w:val="VariableTok"/>
-          <w:color w:val="C00000"/>
+          <w:rFonts w:ascii="Consolas" w:hAnsi="Consolas"/>
+          <w:color w:val="C00000"/>
+          <w:sz w:val="19"/>
         </w:rPr>
         <w:t xml:space="preserve">$XSS_ID</w:t>
       </w:r>
       <w:r>
         <w:rPr>
           <w:rStyle w:val="StringTok"/>
-          <w:color w:val="C00000"/>
+          <w:rFonts w:ascii="Consolas" w:hAnsi="Consolas"/>
+          <w:color w:val="C00000"/>
+          <w:sz w:val="19"/>
         </w:rPr>
         <w:t xml:space="preserve">/render"</w:t>
       </w:r>
       <w:r>
         <w:rPr>
           <w:rStyle w:val="NormalTok"/>
-          <w:color w:val="C00000"/>
+          <w:rFonts w:ascii="Consolas" w:hAnsi="Consolas"/>
+          <w:color w:val="C00000"/>
+          <w:sz w:val="19"/>
         </w:rPr>
         <w:t xml:space="preserve"> </w:t>
       </w:r>
       <w:r>
         <w:rPr>
           <w:rStyle w:val="OperatorTok"/>
-          <w:color w:val="C00000"/>
+          <w:rFonts w:ascii="Consolas" w:hAnsi="Consolas"/>
+          <w:color w:val="C00000"/>
+          <w:sz w:val="19"/>
         </w:rPr>
         <w:t xml:space="preserve">&gt;</w:t>
       </w:r>
       <w:r>
         <w:rPr>
           <w:rStyle w:val="NormalTok"/>
-          <w:color w:val="C00000"/>
+          <w:rFonts w:ascii="Consolas" w:hAnsi="Consolas"/>
+          <w:color w:val="C00000"/>
+          <w:sz w:val="19"/>
         </w:rPr>
         <w:t xml:space="preserve">/dev/null</w:t>
       </w:r>
@@ -4707,54 +5483,69 @@
     <w:p>
       <w:pPr>
         <w:pStyle w:val="SourceCode"/>
-        <w:shd w:val="clear" w:color="auto" w:fill="F2F2F2"/>
+        <w:shd w:val="clear" w:color="auto" w:fill="F2F4F7"/>
         <w:spacing w:after="0" w:before="0"/>
+        <w:ind w:left="85" w:right="85"/>
       </w:pPr>
       <w:r>
         <w:rPr>
           <w:rStyle w:val="ExtensionTok"/>
-          <w:color w:val="C00000"/>
+          <w:rFonts w:ascii="Consolas" w:hAnsi="Consolas"/>
+          <w:color w:val="C00000"/>
+          <w:sz w:val="19"/>
         </w:rPr>
         <w:t xml:space="preserve">curl</w:t>
       </w:r>
       <w:r>
         <w:rPr>
           <w:rStyle w:val="NormalTok"/>
-          <w:color w:val="C00000"/>
+          <w:rFonts w:ascii="Consolas" w:hAnsi="Consolas"/>
+          <w:color w:val="C00000"/>
+          <w:sz w:val="19"/>
         </w:rPr>
         <w:t xml:space="preserve"> </w:t>
       </w:r>
       <w:r>
         <w:rPr>
           <w:rStyle w:val="AttributeTok"/>
-          <w:color w:val="C00000"/>
+          <w:rFonts w:ascii="Consolas" w:hAnsi="Consolas"/>
+          <w:color w:val="C00000"/>
+          <w:sz w:val="19"/>
         </w:rPr>
         <w:t xml:space="preserve">-s</w:t>
       </w:r>
       <w:r>
         <w:rPr>
           <w:rStyle w:val="NormalTok"/>
-          <w:color w:val="C00000"/>
+          <w:rFonts w:ascii="Consolas" w:hAnsi="Consolas"/>
+          <w:color w:val="C00000"/>
+          <w:sz w:val="19"/>
         </w:rPr>
         <w:t xml:space="preserve"> </w:t>
       </w:r>
       <w:r>
         <w:rPr>
           <w:rStyle w:val="StringTok"/>
-          <w:color w:val="C00000"/>
+          <w:rFonts w:ascii="Consolas" w:hAnsi="Consolas"/>
+          <w:color w:val="C00000"/>
+          <w:sz w:val="19"/>
         </w:rPr>
         <w:t xml:space="preserve">"http://127.0.0.1:8090/JSON/ascan/view/status/?scanId=0"</w:t>
       </w:r>
       <w:r>
         <w:rPr>
-          <w:color w:val="C00000"/>
+          <w:rFonts w:ascii="Consolas" w:hAnsi="Consolas"/>
+          <w:color w:val="C00000"/>
+          <w:sz w:val="19"/>
         </w:rPr>
         <w:br/>
       </w:r>
       <w:r>
         <w:rPr>
           <w:rStyle w:val="CommentTok"/>
-          <w:color w:val="C00000"/>
+          <w:rFonts w:ascii="Consolas" w:hAnsi="Consolas"/>
+          <w:color w:val="C00000"/>
+          <w:sz w:val="19"/>
         </w:rPr>
         <w:t xml:space="preserve"># {"status":"100"}   &lt;- when it says 100, the scan is done</w:t>
       </w:r>
@@ -4770,117 +5561,150 @@
     <w:p>
       <w:pPr>
         <w:pStyle w:val="SourceCode"/>
-        <w:shd w:val="clear" w:color="auto" w:fill="F2F2F2"/>
+        <w:shd w:val="clear" w:color="auto" w:fill="F2F4F7"/>
         <w:spacing w:after="0" w:before="0"/>
+        <w:ind w:left="85" w:right="85"/>
       </w:pPr>
       <w:r>
         <w:rPr>
           <w:rStyle w:val="ExtensionTok"/>
-          <w:color w:val="C00000"/>
+          <w:rFonts w:ascii="Consolas" w:hAnsi="Consolas"/>
+          <w:color w:val="C00000"/>
+          <w:sz w:val="19"/>
         </w:rPr>
         <w:t xml:space="preserve">curl</w:t>
       </w:r>
       <w:r>
         <w:rPr>
           <w:rStyle w:val="NormalTok"/>
-          <w:color w:val="C00000"/>
+          <w:rFonts w:ascii="Consolas" w:hAnsi="Consolas"/>
+          <w:color w:val="C00000"/>
+          <w:sz w:val="19"/>
         </w:rPr>
         <w:t xml:space="preserve"> </w:t>
       </w:r>
       <w:r>
         <w:rPr>
           <w:rStyle w:val="AttributeTok"/>
-          <w:color w:val="C00000"/>
+          <w:rFonts w:ascii="Consolas" w:hAnsi="Consolas"/>
+          <w:color w:val="C00000"/>
+          <w:sz w:val="19"/>
         </w:rPr>
         <w:t xml:space="preserve">-s</w:t>
       </w:r>
       <w:r>
         <w:rPr>
           <w:rStyle w:val="NormalTok"/>
-          <w:color w:val="C00000"/>
+          <w:rFonts w:ascii="Consolas" w:hAnsi="Consolas"/>
+          <w:color w:val="C00000"/>
+          <w:sz w:val="19"/>
         </w:rPr>
         <w:t xml:space="preserve"> </w:t>
       </w:r>
       <w:r>
         <w:rPr>
           <w:rStyle w:val="StringTok"/>
-          <w:color w:val="C00000"/>
+          <w:rFonts w:ascii="Consolas" w:hAnsi="Consolas"/>
+          <w:color w:val="C00000"/>
+          <w:sz w:val="19"/>
         </w:rPr>
         <w:t xml:space="preserve">"http://127.0.0.1:8090/JSON/alert/view/alerts/?baseurl=http%3A%2F%2Flocalhost%3A3000&amp;count=40"</w:t>
       </w:r>
       <w:r>
         <w:rPr>
           <w:rStyle w:val="NormalTok"/>
-          <w:color w:val="C00000"/>
+          <w:rFonts w:ascii="Consolas" w:hAnsi="Consolas"/>
+          <w:color w:val="C00000"/>
+          <w:sz w:val="19"/>
         </w:rPr>
         <w:t xml:space="preserve"> </w:t>
       </w:r>
       <w:r>
         <w:rPr>
           <w:rStyle w:val="DataTypeTok"/>
-          <w:color w:val="C00000"/>
+          <w:rFonts w:ascii="Consolas" w:hAnsi="Consolas"/>
+          <w:color w:val="C00000"/>
+          <w:sz w:val="19"/>
         </w:rPr>
         <w:t xml:space="preserve">\</w:t>
       </w:r>
       <w:r>
         <w:rPr>
-          <w:color w:val="C00000"/>
+          <w:rFonts w:ascii="Consolas" w:hAnsi="Consolas"/>
+          <w:color w:val="C00000"/>
+          <w:sz w:val="19"/>
         </w:rPr>
         <w:br/>
       </w:r>
       <w:r>
         <w:rPr>
           <w:rStyle w:val="NormalTok"/>
-          <w:color w:val="C00000"/>
+          <w:rFonts w:ascii="Consolas" w:hAnsi="Consolas"/>
+          <w:color w:val="C00000"/>
+          <w:sz w:val="19"/>
         </w:rPr>
         <w:t xml:space="preserve">  </w:t>
       </w:r>
       <w:r>
         <w:rPr>
           <w:rStyle w:val="KeywordTok"/>
-          <w:color w:val="C00000"/>
+          <w:rFonts w:ascii="Consolas" w:hAnsi="Consolas"/>
+          <w:color w:val="C00000"/>
+          <w:sz w:val="19"/>
         </w:rPr>
         <w:t xml:space="preserve">|</w:t>
       </w:r>
       <w:r>
         <w:rPr>
           <w:rStyle w:val="NormalTok"/>
-          <w:color w:val="C00000"/>
+          <w:rFonts w:ascii="Consolas" w:hAnsi="Consolas"/>
+          <w:color w:val="C00000"/>
+          <w:sz w:val="19"/>
         </w:rPr>
         <w:t xml:space="preserve"> </w:t>
       </w:r>
       <w:r>
         <w:rPr>
           <w:rStyle w:val="ExtensionTok"/>
-          <w:color w:val="C00000"/>
+          <w:rFonts w:ascii="Consolas" w:hAnsi="Consolas"/>
+          <w:color w:val="C00000"/>
+          <w:sz w:val="19"/>
         </w:rPr>
         <w:t xml:space="preserve">python3</w:t>
       </w:r>
       <w:r>
         <w:rPr>
           <w:rStyle w:val="NormalTok"/>
-          <w:color w:val="C00000"/>
+          <w:rFonts w:ascii="Consolas" w:hAnsi="Consolas"/>
+          <w:color w:val="C00000"/>
+          <w:sz w:val="19"/>
         </w:rPr>
         <w:t xml:space="preserve"> </w:t>
       </w:r>
       <w:r>
         <w:rPr>
           <w:rStyle w:val="AttributeTok"/>
-          <w:color w:val="C00000"/>
+          <w:rFonts w:ascii="Consolas" w:hAnsi="Consolas"/>
+          <w:color w:val="C00000"/>
+          <w:sz w:val="19"/>
         </w:rPr>
         <w:t xml:space="preserve">-c</w:t>
       </w:r>
       <w:r>
         <w:rPr>
           <w:rStyle w:val="NormalTok"/>
-          <w:color w:val="C00000"/>
+          <w:rFonts w:ascii="Consolas" w:hAnsi="Consolas"/>
+          <w:color w:val="C00000"/>
+          <w:sz w:val="19"/>
         </w:rPr>
         <w:t xml:space="preserve"> </w:t>
       </w:r>
       <w:r>
         <w:rPr>
           <w:rStyle w:val="StringTok"/>
-          <w:color w:val="C00000"/>
+          <w:rFonts w:ascii="Consolas" w:hAnsi="Consolas"/>
+          <w:color w:val="C00000"/>
+          <w:sz w:val="19"/>
         </w:rPr>
         <w:t xml:space="preserve">"import sys,json; [print(a['name'], a.get('url')) for a in json.load(sys.stdin).get('alerts',[])]"</w:t>
       </w:r>
@@ -4888,11 +5712,18 @@
     <w:p>
       <w:pPr>
         <w:pStyle w:val="CaptionedFigure"/>
-      </w:pPr>
-      <w:r>
+        <w:jc w:val="center"/>
+      </w:pPr>
+      <w:r>
+        <w:rPr>
+          <w:rFonts w:ascii="Calibri" w:hAnsi="Calibri"/>
+          <w:i/>
+          <w:color w:val="595959"/>
+          <w:sz w:val="18"/>
+        </w:rPr>
         <w:drawing>
           <wp:inline>
-            <wp:extent cx="5334000" cy="3377081"/>
+            <wp:extent cx="5334000" cy="899975"/>
             <wp:effectExtent b="0" l="0" r="0" t="0"/>
             <wp:docPr descr="The alerts from the API — this run" title="" id="30" name="Picture"/>
             <a:graphic>
@@ -4913,7 +5744,7 @@
                   <pic:spPr bwMode="auto">
                     <a:xfrm>
                       <a:off x="0" y="0"/>
-                      <a:ext cx="5334000" cy="3377081"/>
+                      <a:ext cx="5334000" cy="899975"/>
                     </a:xfrm>
                     <a:prstGeom prst="rect">
                       <a:avLst/>
@@ -4935,8 +5766,15 @@
     <w:p>
       <w:pPr>
         <w:pStyle w:val="ImageCaption"/>
-      </w:pPr>
-      <w:r>
+        <w:jc w:val="center"/>
+      </w:pPr>
+      <w:r>
+        <w:rPr>
+          <w:rFonts w:ascii="Calibri" w:hAnsi="Calibri"/>
+          <w:i/>
+          <w:color w:val="595959"/>
+          <w:sz w:val="18"/>
+        </w:rPr>
         <w:t xml:space="preserve">The alerts from the API — this run</w:t>
       </w:r>
     </w:p>
@@ -5078,78 +5916,127 @@
     <w:p>
       <w:pPr>
         <w:pStyle w:val="SourceCode"/>
-        <w:shd w:val="clear" w:color="auto" w:fill="F2F2F2"/>
+        <w:shd w:val="clear" w:color="auto" w:fill="F2F4F7"/>
         <w:spacing w:after="0" w:before="0"/>
+        <w:ind w:left="85" w:right="85"/>
       </w:pPr>
       <w:r>
         <w:rPr>
           <w:rStyle w:val="VerbatimChar"/>
+          <w:rFonts w:ascii="Consolas" w:hAnsi="Consolas"/>
+          <w:sz w:val="19"/>
         </w:rPr>
         <w:t xml:space="preserve">High: SQL Injection - Single-Quote Probes (DocuTrust)</w:t>
       </w:r>
       <w:r>
+        <w:rPr>
+          <w:rFonts w:ascii="Consolas" w:hAnsi="Consolas"/>
+          <w:sz w:val="19"/>
+        </w:rPr>
         <w:br/>
       </w:r>
       <w:r>
         <w:rPr>
           <w:rStyle w:val="VerbatimChar"/>
+          <w:rFonts w:ascii="Consolas" w:hAnsi="Consolas"/>
+          <w:sz w:val="19"/>
         </w:rPr>
         <w:t xml:space="preserve">      url:      http://localhost:3000/documents/search?q=%27+OR+1%3D1+--</w:t>
       </w:r>
       <w:r>
+        <w:rPr>
+          <w:rFonts w:ascii="Consolas" w:hAnsi="Consolas"/>
+          <w:sz w:val="19"/>
+        </w:rPr>
         <w:br/>
       </w:r>
       <w:r>
         <w:rPr>
           <w:rStyle w:val="VerbatimChar"/>
+          <w:rFonts w:ascii="Consolas" w:hAnsi="Consolas"/>
+          <w:sz w:val="19"/>
         </w:rPr>
         <w:t xml:space="preserve">      param:    q</w:t>
       </w:r>
       <w:r>
+        <w:rPr>
+          <w:rFonts w:ascii="Consolas" w:hAnsi="Consolas"/>
+          <w:sz w:val="19"/>
+        </w:rPr>
         <w:br/>
       </w:r>
       <w:r>
         <w:rPr>
           <w:rStyle w:val="VerbatimChar"/>
+          <w:rFonts w:ascii="Consolas" w:hAnsi="Consolas"/>
+          <w:sz w:val="19"/>
         </w:rPr>
         <w:t xml:space="preserve">      attack:   ' OR 1=1 --</w:t>
       </w:r>
       <w:r>
+        <w:rPr>
+          <w:rFonts w:ascii="Consolas" w:hAnsi="Consolas"/>
+          <w:sz w:val="19"/>
+        </w:rPr>
         <w:br/>
       </w:r>
       <w:r>
         <w:rPr>
           <w:rStyle w:val="VerbatimChar"/>
+          <w:rFonts w:ascii="Consolas" w:hAnsi="Consolas"/>
+          <w:sz w:val="19"/>
         </w:rPr>
         <w:t xml:space="preserve">      evidence: ' OR 1=1 --</w:t>
       </w:r>
       <w:r>
+        <w:rPr>
+          <w:rFonts w:ascii="Consolas" w:hAnsi="Consolas"/>
+          <w:sz w:val="19"/>
+        </w:rPr>
         <w:br/>
       </w:r>
       <w:r>
+        <w:rPr>
+          <w:rFonts w:ascii="Consolas" w:hAnsi="Consolas"/>
+          <w:sz w:val="19"/>
+        </w:rPr>
         <w:br/>
       </w:r>
       <w:r>
         <w:rPr>
           <w:rStyle w:val="VerbatimChar"/>
+          <w:rFonts w:ascii="Consolas" w:hAnsi="Consolas"/>
+          <w:sz w:val="19"/>
         </w:rPr>
         <w:t xml:space="preserve">High: Stored XSS - Script Payload in HTML Response (DocuTrust)</w:t>
       </w:r>
       <w:r>
+        <w:rPr>
+          <w:rFonts w:ascii="Consolas" w:hAnsi="Consolas"/>
+          <w:sz w:val="19"/>
+        </w:rPr>
         <w:br/>
       </w:r>
       <w:r>
         <w:rPr>
           <w:rStyle w:val="VerbatimChar"/>
+          <w:rFonts w:ascii="Consolas" w:hAnsi="Consolas"/>
+          <w:sz w:val="19"/>
         </w:rPr>
         <w:t xml:space="preserve">      url:      http://localhost:3000/documents/6/render</w:t>
       </w:r>
       <w:r>
+        <w:rPr>
+          <w:rFonts w:ascii="Consolas" w:hAnsi="Consolas"/>
+          <w:sz w:val="19"/>
+        </w:rPr>
         <w:br/>
       </w:r>
       <w:r>
         <w:rPr>
           <w:rStyle w:val="VerbatimChar"/>
+          <w:rFonts w:ascii="Consolas" w:hAnsi="Consolas"/>
+          <w:sz w:val="19"/>
         </w:rPr>
         <w:t xml:space="preserve">      evidence: &lt;script&gt;alert(1)&lt;/script&gt;</w:t>
       </w:r>
@@ -5214,11 +6101,18 @@
     <w:p>
       <w:pPr>
         <w:pStyle w:val="CaptionedFigure"/>
-      </w:pPr>
-      <w:r>
+        <w:jc w:val="center"/>
+      </w:pPr>
+      <w:r>
+        <w:rPr>
+          <w:rFonts w:ascii="Calibri" w:hAnsi="Calibri"/>
+          <w:i/>
+          <w:color w:val="595959"/>
+          <w:sz w:val="18"/>
+        </w:rPr>
         <w:drawing>
           <wp:inline>
-            <wp:extent cx="5334000" cy="3378200"/>
+            <wp:extent cx="5334000" cy="5476679"/>
             <wp:effectExtent b="0" l="0" r="0" t="0"/>
             <wp:docPr descr="The report in a browser" title="" id="33" name="Picture"/>
             <a:graphic>
@@ -5239,7 +6133,7 @@
                   <pic:spPr bwMode="auto">
                     <a:xfrm>
                       <a:off x="0" y="0"/>
-                      <a:ext cx="5334000" cy="3378200"/>
+                      <a:ext cx="5334000" cy="5476679"/>
                     </a:xfrm>
                     <a:prstGeom prst="rect">
                       <a:avLst/>
@@ -5261,8 +6155,15 @@
     <w:p>
       <w:pPr>
         <w:pStyle w:val="ImageCaption"/>
-      </w:pPr>
-      <w:r>
+        <w:jc w:val="center"/>
+      </w:pPr>
+      <w:r>
+        <w:rPr>
+          <w:rFonts w:ascii="Calibri" w:hAnsi="Calibri"/>
+          <w:i/>
+          <w:color w:val="595959"/>
+          <w:sz w:val="18"/>
+        </w:rPr>
         <w:t xml:space="preserve">The report in a browser</w:t>
       </w:r>
     </w:p>
@@ -5309,11 +6210,18 @@
     <w:p>
       <w:pPr>
         <w:pStyle w:val="CaptionedFigure"/>
-      </w:pPr>
-      <w:r>
+        <w:jc w:val="center"/>
+      </w:pPr>
+      <w:r>
+        <w:rPr>
+          <w:rFonts w:ascii="Calibri" w:hAnsi="Calibri"/>
+          <w:i/>
+          <w:color w:val="595959"/>
+          <w:sz w:val="18"/>
+        </w:rPr>
         <w:drawing>
           <wp:inline>
-            <wp:extent cx="5334000" cy="2667000"/>
+            <wp:extent cx="5334000" cy="4104765"/>
             <wp:effectExtent b="0" l="0" r="0" t="0"/>
             <wp:docPr descr="SQLi payload in a browser" title="" id="36" name="Picture"/>
             <a:graphic>
@@ -5334,7 +6242,7 @@
                   <pic:spPr bwMode="auto">
                     <a:xfrm>
                       <a:off x="0" y="0"/>
-                      <a:ext cx="5334000" cy="2667000"/>
+                      <a:ext cx="5334000" cy="4104765"/>
                     </a:xfrm>
                     <a:prstGeom prst="rect">
                       <a:avLst/>
@@ -5356,8 +6264,15 @@
     <w:p>
       <w:pPr>
         <w:pStyle w:val="ImageCaption"/>
-      </w:pPr>
-      <w:r>
+        <w:jc w:val="center"/>
+      </w:pPr>
+      <w:r>
+        <w:rPr>
+          <w:rFonts w:ascii="Calibri" w:hAnsi="Calibri"/>
+          <w:i/>
+          <w:color w:val="595959"/>
+          <w:sz w:val="18"/>
+        </w:rPr>
         <w:t xml:space="preserve">SQLi payload in a browser</w:t>
       </w:r>
     </w:p>
@@ -5500,121 +6415,156 @@
     <w:p>
       <w:pPr>
         <w:pStyle w:val="SourceCode"/>
-        <w:shd w:val="clear" w:color="auto" w:fill="F2F2F2"/>
+        <w:shd w:val="clear" w:color="auto" w:fill="F2F4F7"/>
         <w:spacing w:after="0" w:before="0"/>
+        <w:ind w:left="85" w:right="85"/>
       </w:pPr>
       <w:r>
         <w:rPr>
           <w:rStyle w:val="CommentTok"/>
-          <w:color w:val="C00000"/>
+          <w:rFonts w:ascii="Consolas" w:hAnsi="Consolas"/>
+          <w:color w:val="C00000"/>
+          <w:sz w:val="19"/>
         </w:rPr>
         <w:t xml:space="preserve"># stop the vulnerable instance (Ctrl+C in its terminal, or:)</w:t>
       </w:r>
       <w:r>
         <w:rPr>
-          <w:color w:val="C00000"/>
+          <w:rFonts w:ascii="Consolas" w:hAnsi="Consolas"/>
+          <w:color w:val="C00000"/>
+          <w:sz w:val="19"/>
         </w:rPr>
         <w:br/>
       </w:r>
       <w:r>
         <w:rPr>
           <w:rStyle w:val="ExtensionTok"/>
-          <w:color w:val="C00000"/>
+          <w:rFonts w:ascii="Consolas" w:hAnsi="Consolas"/>
+          <w:color w:val="C00000"/>
+          <w:sz w:val="19"/>
         </w:rPr>
         <w:t xml:space="preserve">pkill</w:t>
       </w:r>
       <w:r>
         <w:rPr>
           <w:rStyle w:val="NormalTok"/>
-          <w:color w:val="C00000"/>
+          <w:rFonts w:ascii="Consolas" w:hAnsi="Consolas"/>
+          <w:color w:val="C00000"/>
+          <w:sz w:val="19"/>
         </w:rPr>
         <w:t xml:space="preserve"> </w:t>
       </w:r>
       <w:r>
         <w:rPr>
           <w:rStyle w:val="AttributeTok"/>
-          <w:color w:val="C00000"/>
+          <w:rFonts w:ascii="Consolas" w:hAnsi="Consolas"/>
+          <w:color w:val="C00000"/>
+          <w:sz w:val="19"/>
         </w:rPr>
         <w:t xml:space="preserve">-f</w:t>
       </w:r>
       <w:r>
         <w:rPr>
           <w:rStyle w:val="NormalTok"/>
-          <w:color w:val="C00000"/>
+          <w:rFonts w:ascii="Consolas" w:hAnsi="Consolas"/>
+          <w:color w:val="C00000"/>
+          <w:sz w:val="19"/>
         </w:rPr>
         <w:t xml:space="preserve"> </w:t>
       </w:r>
       <w:r>
         <w:rPr>
           <w:rStyle w:val="StringTok"/>
-          <w:color w:val="C00000"/>
+          <w:rFonts w:ascii="Consolas" w:hAnsi="Consolas"/>
+          <w:color w:val="C00000"/>
+          <w:sz w:val="19"/>
         </w:rPr>
         <w:t xml:space="preserve">"node src/index.js"</w:t>
       </w:r>
       <w:r>
         <w:rPr>
           <w:rStyle w:val="NormalTok"/>
-          <w:color w:val="C00000"/>
+          <w:rFonts w:ascii="Consolas" w:hAnsi="Consolas"/>
+          <w:color w:val="C00000"/>
+          <w:sz w:val="19"/>
         </w:rPr>
         <w:t xml:space="preserve"> </w:t>
       </w:r>
       <w:r>
         <w:rPr>
           <w:rStyle w:val="KeywordTok"/>
-          <w:color w:val="C00000"/>
+          <w:rFonts w:ascii="Consolas" w:hAnsi="Consolas"/>
+          <w:color w:val="C00000"/>
+          <w:sz w:val="19"/>
         </w:rPr>
         <w:t xml:space="preserve">||</w:t>
       </w:r>
       <w:r>
         <w:rPr>
           <w:rStyle w:val="NormalTok"/>
-          <w:color w:val="C00000"/>
+          <w:rFonts w:ascii="Consolas" w:hAnsi="Consolas"/>
+          <w:color w:val="C00000"/>
+          <w:sz w:val="19"/>
         </w:rPr>
         <w:t xml:space="preserve"> </w:t>
       </w:r>
       <w:r>
         <w:rPr>
           <w:rStyle w:val="FunctionTok"/>
-          <w:color w:val="C00000"/>
+          <w:rFonts w:ascii="Consolas" w:hAnsi="Consolas"/>
+          <w:color w:val="C00000"/>
+          <w:sz w:val="19"/>
         </w:rPr>
         <w:t xml:space="preserve">true</w:t>
       </w:r>
       <w:r>
         <w:rPr>
-          <w:color w:val="C00000"/>
+          <w:rFonts w:ascii="Consolas" w:hAnsi="Consolas"/>
+          <w:color w:val="C00000"/>
+          <w:sz w:val="19"/>
         </w:rPr>
         <w:br/>
       </w:r>
       <w:r>
         <w:rPr>
-          <w:color w:val="C00000"/>
+          <w:rFonts w:ascii="Consolas" w:hAnsi="Consolas"/>
+          <w:color w:val="C00000"/>
+          <w:sz w:val="19"/>
         </w:rPr>
         <w:br/>
       </w:r>
       <w:r>
         <w:rPr>
           <w:rStyle w:val="CommentTok"/>
-          <w:color w:val="C00000"/>
+          <w:rFonts w:ascii="Consolas" w:hAnsi="Consolas"/>
+          <w:color w:val="C00000"/>
+          <w:sz w:val="19"/>
         </w:rPr>
         <w:t xml:space="preserve"># start the fixed build in a second terminal:</w:t>
       </w:r>
       <w:r>
         <w:rPr>
-          <w:color w:val="C00000"/>
+          <w:rFonts w:ascii="Consolas" w:hAnsi="Consolas"/>
+          <w:color w:val="C00000"/>
+          <w:sz w:val="19"/>
         </w:rPr>
         <w:br/>
       </w:r>
       <w:r>
         <w:rPr>
           <w:rStyle w:val="ExtensionTok"/>
-          <w:color w:val="C00000"/>
+          <w:rFonts w:ascii="Consolas" w:hAnsi="Consolas"/>
+          <w:color w:val="C00000"/>
+          <w:sz w:val="19"/>
         </w:rPr>
         <w:t xml:space="preserve">node</w:t>
       </w:r>
       <w:r>
         <w:rPr>
           <w:rStyle w:val="NormalTok"/>
-          <w:color w:val="C00000"/>
+          <w:rFonts w:ascii="Consolas" w:hAnsi="Consolas"/>
+          <w:color w:val="C00000"/>
+          <w:sz w:val="19"/>
         </w:rPr>
         <w:t xml:space="preserve"> src/index.js</w:t>
       </w:r>
@@ -5648,39 +6598,60 @@
     <w:p>
       <w:pPr>
         <w:pStyle w:val="SourceCode"/>
-        <w:shd w:val="clear" w:color="auto" w:fill="F2F2F2"/>
+        <w:shd w:val="clear" w:color="auto" w:fill="F2F4F7"/>
         <w:spacing w:after="0" w:before="0"/>
+        <w:ind w:left="85" w:right="85"/>
       </w:pPr>
       <w:r>
         <w:rPr>
           <w:rStyle w:val="VerbatimChar"/>
+          <w:rFonts w:ascii="Consolas" w:hAnsi="Consolas"/>
+          <w:sz w:val="19"/>
         </w:rPr>
         <w:t xml:space="preserve">High alerts: 0</w:t>
       </w:r>
       <w:r>
+        <w:rPr>
+          <w:rFonts w:ascii="Consolas" w:hAnsi="Consolas"/>
+          <w:sz w:val="19"/>
+        </w:rPr>
         <w:br/>
       </w:r>
       <w:r>
         <w:rPr>
           <w:rStyle w:val="VerbatimChar"/>
+          <w:rFonts w:ascii="Consolas" w:hAnsi="Consolas"/>
+          <w:sz w:val="19"/>
         </w:rPr>
         <w:t xml:space="preserve">Medium alerts: 0</w:t>
       </w:r>
       <w:r>
+        <w:rPr>
+          <w:rFonts w:ascii="Consolas" w:hAnsi="Consolas"/>
+          <w:sz w:val="19"/>
+        </w:rPr>
         <w:br/>
       </w:r>
       <w:r>
         <w:rPr>
           <w:rStyle w:val="VerbatimChar"/>
+          <w:rFonts w:ascii="Consolas" w:hAnsi="Consolas"/>
+          <w:sz w:val="19"/>
         </w:rPr>
         <w:t xml:space="preserve">Low/info: X-Content-Type-Options, X-Powered-By, CSP header,</w:t>
       </w:r>
       <w:r>
+        <w:rPr>
+          <w:rFonts w:ascii="Consolas" w:hAnsi="Consolas"/>
+          <w:sz w:val="19"/>
+        </w:rPr>
         <w:br/>
       </w:r>
       <w:r>
         <w:rPr>
           <w:rStyle w:val="VerbatimChar"/>
+          <w:rFonts w:ascii="Consolas" w:hAnsi="Consolas"/>
+          <w:sz w:val="19"/>
         </w:rPr>
         <w:t xml:space="preserve">          anti-clickjacking — application hardening only.</w:t>
       </w:r>
@@ -6133,228 +7104,293 @@
     <w:p>
       <w:pPr>
         <w:pStyle w:val="SourceCode"/>
-        <w:shd w:val="clear" w:color="auto" w:fill="F2F2F2"/>
+        <w:shd w:val="clear" w:color="auto" w:fill="F2F4F7"/>
         <w:spacing w:after="0" w:before="0"/>
+        <w:ind w:left="85" w:right="85"/>
       </w:pPr>
       <w:r>
         <w:rPr>
           <w:rStyle w:val="ExtensionTok"/>
-          <w:color w:val="C00000"/>
+          <w:rFonts w:ascii="Consolas" w:hAnsi="Consolas"/>
+          <w:color w:val="C00000"/>
+          <w:sz w:val="19"/>
         </w:rPr>
         <w:t xml:space="preserve">pkill</w:t>
       </w:r>
       <w:r>
         <w:rPr>
           <w:rStyle w:val="NormalTok"/>
-          <w:color w:val="C00000"/>
+          <w:rFonts w:ascii="Consolas" w:hAnsi="Consolas"/>
+          <w:color w:val="C00000"/>
+          <w:sz w:val="19"/>
         </w:rPr>
         <w:t xml:space="preserve"> </w:t>
       </w:r>
       <w:r>
         <w:rPr>
           <w:rStyle w:val="AttributeTok"/>
-          <w:color w:val="C00000"/>
+          <w:rFonts w:ascii="Consolas" w:hAnsi="Consolas"/>
+          <w:color w:val="C00000"/>
+          <w:sz w:val="19"/>
         </w:rPr>
         <w:t xml:space="preserve">-f</w:t>
       </w:r>
       <w:r>
         <w:rPr>
           <w:rStyle w:val="NormalTok"/>
-          <w:color w:val="C00000"/>
+          <w:rFonts w:ascii="Consolas" w:hAnsi="Consolas"/>
+          <w:color w:val="C00000"/>
+          <w:sz w:val="19"/>
         </w:rPr>
         <w:t xml:space="preserve"> </w:t>
       </w:r>
       <w:r>
         <w:rPr>
           <w:rStyle w:val="StringTok"/>
-          <w:color w:val="C00000"/>
+          <w:rFonts w:ascii="Consolas" w:hAnsi="Consolas"/>
+          <w:color w:val="C00000"/>
+          <w:sz w:val="19"/>
         </w:rPr>
         <w:t xml:space="preserve">"node src/index.js"</w:t>
       </w:r>
       <w:r>
         <w:rPr>
           <w:rStyle w:val="NormalTok"/>
-          <w:color w:val="C00000"/>
+          <w:rFonts w:ascii="Consolas" w:hAnsi="Consolas"/>
+          <w:color w:val="C00000"/>
+          <w:sz w:val="19"/>
         </w:rPr>
         <w:t xml:space="preserve"> </w:t>
       </w:r>
       <w:r>
         <w:rPr>
           <w:rStyle w:val="KeywordTok"/>
-          <w:color w:val="C00000"/>
+          <w:rFonts w:ascii="Consolas" w:hAnsi="Consolas"/>
+          <w:color w:val="C00000"/>
+          <w:sz w:val="19"/>
         </w:rPr>
         <w:t xml:space="preserve">||</w:t>
       </w:r>
       <w:r>
         <w:rPr>
           <w:rStyle w:val="NormalTok"/>
-          <w:color w:val="C00000"/>
+          <w:rFonts w:ascii="Consolas" w:hAnsi="Consolas"/>
+          <w:color w:val="C00000"/>
+          <w:sz w:val="19"/>
         </w:rPr>
         <w:t xml:space="preserve"> </w:t>
       </w:r>
       <w:r>
         <w:rPr>
           <w:rStyle w:val="FunctionTok"/>
-          <w:color w:val="C00000"/>
+          <w:rFonts w:ascii="Consolas" w:hAnsi="Consolas"/>
+          <w:color w:val="C00000"/>
+          <w:sz w:val="19"/>
         </w:rPr>
         <w:t xml:space="preserve">true</w:t>
       </w:r>
       <w:r>
         <w:rPr>
-          <w:color w:val="C00000"/>
+          <w:rFonts w:ascii="Consolas" w:hAnsi="Consolas"/>
+          <w:color w:val="C00000"/>
+          <w:sz w:val="19"/>
         </w:rPr>
         <w:br/>
       </w:r>
       <w:r>
         <w:rPr>
           <w:rStyle w:val="BuiltInTok"/>
-          <w:color w:val="C00000"/>
+          <w:rFonts w:ascii="Consolas" w:hAnsi="Consolas"/>
+          <w:color w:val="C00000"/>
+          <w:sz w:val="19"/>
         </w:rPr>
         <w:t xml:space="preserve">set</w:t>
       </w:r>
       <w:r>
         <w:rPr>
           <w:rStyle w:val="NormalTok"/>
-          <w:color w:val="C00000"/>
+          <w:rFonts w:ascii="Consolas" w:hAnsi="Consolas"/>
+          <w:color w:val="C00000"/>
+          <w:sz w:val="19"/>
         </w:rPr>
         <w:t xml:space="preserve"> </w:t>
       </w:r>
       <w:r>
         <w:rPr>
           <w:rStyle w:val="AttributeTok"/>
-          <w:color w:val="C00000"/>
+          <w:rFonts w:ascii="Consolas" w:hAnsi="Consolas"/>
+          <w:color w:val="C00000"/>
+          <w:sz w:val="19"/>
         </w:rPr>
         <w:t xml:space="preserve">-a</w:t>
       </w:r>
       <w:r>
         <w:rPr>
           <w:rStyle w:val="NormalTok"/>
-          <w:color w:val="C00000"/>
+          <w:rFonts w:ascii="Consolas" w:hAnsi="Consolas"/>
+          <w:color w:val="C00000"/>
+          <w:sz w:val="19"/>
         </w:rPr>
         <w:t xml:space="preserve"> </w:t>
       </w:r>
       <w:r>
         <w:rPr>
           <w:rStyle w:val="KeywordTok"/>
-          <w:color w:val="C00000"/>
+          <w:rFonts w:ascii="Consolas" w:hAnsi="Consolas"/>
+          <w:color w:val="C00000"/>
+          <w:sz w:val="19"/>
         </w:rPr>
         <w:t xml:space="preserve">&amp;&amp;</w:t>
       </w:r>
       <w:r>
         <w:rPr>
           <w:rStyle w:val="NormalTok"/>
-          <w:color w:val="C00000"/>
+          <w:rFonts w:ascii="Consolas" w:hAnsi="Consolas"/>
+          <w:color w:val="C00000"/>
+          <w:sz w:val="19"/>
         </w:rPr>
         <w:t xml:space="preserve"> </w:t>
       </w:r>
       <w:r>
         <w:rPr>
           <w:rStyle w:val="BuiltInTok"/>
-          <w:color w:val="C00000"/>
+          <w:rFonts w:ascii="Consolas" w:hAnsi="Consolas"/>
+          <w:color w:val="C00000"/>
+          <w:sz w:val="19"/>
         </w:rPr>
         <w:t xml:space="preserve">.</w:t>
       </w:r>
       <w:r>
         <w:rPr>
           <w:rStyle w:val="NormalTok"/>
-          <w:color w:val="C00000"/>
+          <w:rFonts w:ascii="Consolas" w:hAnsi="Consolas"/>
+          <w:color w:val="C00000"/>
+          <w:sz w:val="19"/>
         </w:rPr>
         <w:t xml:space="preserve"> ./.env.local </w:t>
       </w:r>
       <w:r>
         <w:rPr>
           <w:rStyle w:val="KeywordTok"/>
-          <w:color w:val="C00000"/>
+          <w:rFonts w:ascii="Consolas" w:hAnsi="Consolas"/>
+          <w:color w:val="C00000"/>
+          <w:sz w:val="19"/>
         </w:rPr>
         <w:t xml:space="preserve">&amp;&amp;</w:t>
       </w:r>
       <w:r>
         <w:rPr>
           <w:rStyle w:val="NormalTok"/>
-          <w:color w:val="C00000"/>
+          <w:rFonts w:ascii="Consolas" w:hAnsi="Consolas"/>
+          <w:color w:val="C00000"/>
+          <w:sz w:val="19"/>
         </w:rPr>
         <w:t xml:space="preserve"> </w:t>
       </w:r>
       <w:r>
         <w:rPr>
           <w:rStyle w:val="BuiltInTok"/>
-          <w:color w:val="C00000"/>
+          <w:rFonts w:ascii="Consolas" w:hAnsi="Consolas"/>
+          <w:color w:val="C00000"/>
+          <w:sz w:val="19"/>
         </w:rPr>
         <w:t xml:space="preserve">set</w:t>
       </w:r>
       <w:r>
         <w:rPr>
           <w:rStyle w:val="NormalTok"/>
-          <w:color w:val="C00000"/>
+          <w:rFonts w:ascii="Consolas" w:hAnsi="Consolas"/>
+          <w:color w:val="C00000"/>
+          <w:sz w:val="19"/>
         </w:rPr>
         <w:t xml:space="preserve"> +a</w:t>
       </w:r>
       <w:r>
         <w:rPr>
-          <w:color w:val="C00000"/>
+          <w:rFonts w:ascii="Consolas" w:hAnsi="Consolas"/>
+          <w:color w:val="C00000"/>
+          <w:sz w:val="19"/>
         </w:rPr>
         <w:br/>
       </w:r>
       <w:r>
         <w:rPr>
           <w:rStyle w:val="ExtensionTok"/>
-          <w:color w:val="C00000"/>
+          <w:rFonts w:ascii="Consolas" w:hAnsi="Consolas"/>
+          <w:color w:val="C00000"/>
+          <w:sz w:val="19"/>
         </w:rPr>
         <w:t xml:space="preserve">psql</w:t>
       </w:r>
       <w:r>
         <w:rPr>
           <w:rStyle w:val="NormalTok"/>
-          <w:color w:val="C00000"/>
+          <w:rFonts w:ascii="Consolas" w:hAnsi="Consolas"/>
+          <w:color w:val="C00000"/>
+          <w:sz w:val="19"/>
         </w:rPr>
         <w:t xml:space="preserve"> </w:t>
       </w:r>
       <w:r>
         <w:rPr>
           <w:rStyle w:val="StringTok"/>
-          <w:color w:val="C00000"/>
+          <w:rFonts w:ascii="Consolas" w:hAnsi="Consolas"/>
+          <w:color w:val="C00000"/>
+          <w:sz w:val="19"/>
         </w:rPr>
         <w:t xml:space="preserve">"</w:t>
       </w:r>
       <w:r>
         <w:rPr>
           <w:rStyle w:val="VariableTok"/>
-          <w:color w:val="C00000"/>
+          <w:rFonts w:ascii="Consolas" w:hAnsi="Consolas"/>
+          <w:color w:val="C00000"/>
+          <w:sz w:val="19"/>
         </w:rPr>
         <w:t xml:space="preserve">$DATABASE_URL</w:t>
       </w:r>
       <w:r>
         <w:rPr>
           <w:rStyle w:val="StringTok"/>
-          <w:color w:val="C00000"/>
+          <w:rFonts w:ascii="Consolas" w:hAnsi="Consolas"/>
+          <w:color w:val="C00000"/>
+          <w:sz w:val="19"/>
         </w:rPr>
         <w:t xml:space="preserve">"</w:t>
       </w:r>
       <w:r>
         <w:rPr>
           <w:rStyle w:val="NormalTok"/>
-          <w:color w:val="C00000"/>
+          <w:rFonts w:ascii="Consolas" w:hAnsi="Consolas"/>
+          <w:color w:val="C00000"/>
+          <w:sz w:val="19"/>
         </w:rPr>
         <w:t xml:space="preserve"> </w:t>
       </w:r>
       <w:r>
         <w:rPr>
           <w:rStyle w:val="AttributeTok"/>
-          <w:color w:val="C00000"/>
+          <w:rFonts w:ascii="Consolas" w:hAnsi="Consolas"/>
+          <w:color w:val="C00000"/>
+          <w:sz w:val="19"/>
         </w:rPr>
         <w:t xml:space="preserve">-c</w:t>
       </w:r>
       <w:r>
         <w:rPr>
           <w:rStyle w:val="NormalTok"/>
-          <w:color w:val="C00000"/>
+          <w:rFonts w:ascii="Consolas" w:hAnsi="Consolas"/>
+          <w:color w:val="C00000"/>
+          <w:sz w:val="19"/>
         </w:rPr>
         <w:t xml:space="preserve"> </w:t>
       </w:r>
       <w:r>
         <w:rPr>
           <w:rStyle w:val="StringTok"/>
-          <w:color w:val="C00000"/>
+          <w:rFonts w:ascii="Consolas" w:hAnsi="Consolas"/>
+          <w:color w:val="C00000"/>
+          <w:sz w:val="19"/>
         </w:rPr>
         <w:t xml:space="preserve">"TRUNCATE documents, comments RESTART IDENTITY CASCADE;"</w:t>
       </w:r>
@@ -6362,96 +7398,123 @@
     <w:p>
       <w:pPr>
         <w:pStyle w:val="SourceCode"/>
-        <w:shd w:val="clear" w:color="auto" w:fill="F2F2F2"/>
+        <w:shd w:val="clear" w:color="auto" w:fill="F2F4F7"/>
         <w:spacing w:after="0" w:before="0"/>
+        <w:ind w:left="85" w:right="85"/>
       </w:pPr>
       <w:r>
         <w:rPr>
           <w:rStyle w:val="CommentTok"/>
-          <w:color w:val="C00000"/>
+          <w:rFonts w:ascii="Consolas" w:hAnsi="Consolas"/>
+          <w:color w:val="C00000"/>
+          <w:sz w:val="19"/>
         </w:rPr>
         <w:t xml:space="preserve"># second terminal:</w:t>
       </w:r>
       <w:r>
         <w:rPr>
-          <w:color w:val="C00000"/>
+          <w:rFonts w:ascii="Consolas" w:hAnsi="Consolas"/>
+          <w:color w:val="C00000"/>
+          <w:sz w:val="19"/>
         </w:rPr>
         <w:br/>
       </w:r>
       <w:r>
         <w:rPr>
           <w:rStyle w:val="VariableTok"/>
-          <w:color w:val="C00000"/>
+          <w:rFonts w:ascii="Consolas" w:hAnsi="Consolas"/>
+          <w:color w:val="C00000"/>
+          <w:sz w:val="19"/>
         </w:rPr>
         <w:t xml:space="preserve">DOCUTRUST_IAST</w:t>
       </w:r>
       <w:r>
         <w:rPr>
           <w:rStyle w:val="OperatorTok"/>
-          <w:color w:val="C00000"/>
+          <w:rFonts w:ascii="Consolas" w:hAnsi="Consolas"/>
+          <w:color w:val="C00000"/>
+          <w:sz w:val="19"/>
         </w:rPr>
         <w:t xml:space="preserve">=</w:t>
       </w:r>
       <w:r>
         <w:rPr>
           <w:rStyle w:val="NormalTok"/>
-          <w:color w:val="C00000"/>
+          <w:rFonts w:ascii="Consolas" w:hAnsi="Consolas"/>
+          <w:color w:val="C00000"/>
+          <w:sz w:val="19"/>
         </w:rPr>
         <w:t xml:space="preserve">1 </w:t>
       </w:r>
       <w:r>
         <w:rPr>
           <w:rStyle w:val="VariableTok"/>
-          <w:color w:val="C00000"/>
+          <w:rFonts w:ascii="Consolas" w:hAnsi="Consolas"/>
+          <w:color w:val="C00000"/>
+          <w:sz w:val="19"/>
         </w:rPr>
         <w:t xml:space="preserve">DOCUTRUST_VULN_MODE</w:t>
       </w:r>
       <w:r>
         <w:rPr>
           <w:rStyle w:val="OperatorTok"/>
-          <w:color w:val="C00000"/>
+          <w:rFonts w:ascii="Consolas" w:hAnsi="Consolas"/>
+          <w:color w:val="C00000"/>
+          <w:sz w:val="19"/>
         </w:rPr>
         <w:t xml:space="preserve">=</w:t>
       </w:r>
       <w:r>
         <w:rPr>
           <w:rStyle w:val="NormalTok"/>
-          <w:color w:val="C00000"/>
+          <w:rFonts w:ascii="Consolas" w:hAnsi="Consolas"/>
+          <w:color w:val="C00000"/>
+          <w:sz w:val="19"/>
         </w:rPr>
         <w:t xml:space="preserve">1 </w:t>
       </w:r>
       <w:r>
         <w:rPr>
           <w:rStyle w:val="VariableTok"/>
-          <w:color w:val="C00000"/>
+          <w:rFonts w:ascii="Consolas" w:hAnsi="Consolas"/>
+          <w:color w:val="C00000"/>
+          <w:sz w:val="19"/>
         </w:rPr>
         <w:t xml:space="preserve">IAST_LOG</w:t>
       </w:r>
       <w:r>
         <w:rPr>
           <w:rStyle w:val="OperatorTok"/>
-          <w:color w:val="C00000"/>
+          <w:rFonts w:ascii="Consolas" w:hAnsi="Consolas"/>
+          <w:color w:val="C00000"/>
+          <w:sz w:val="19"/>
         </w:rPr>
         <w:t xml:space="preserve">=</w:t>
       </w:r>
       <w:r>
         <w:rPr>
           <w:rStyle w:val="NormalTok"/>
-          <w:color w:val="C00000"/>
+          <w:rFonts w:ascii="Consolas" w:hAnsi="Consolas"/>
+          <w:color w:val="C00000"/>
+          <w:sz w:val="19"/>
         </w:rPr>
         <w:t xml:space="preserve">evidence/project-3/18-iast/iast-vuln.log </w:t>
       </w:r>
       <w:r>
         <w:rPr>
           <w:rStyle w:val="ExtensionTok"/>
-          <w:color w:val="C00000"/>
+          <w:rFonts w:ascii="Consolas" w:hAnsi="Consolas"/>
+          <w:color w:val="C00000"/>
+          <w:sz w:val="19"/>
         </w:rPr>
         <w:t xml:space="preserve">node</w:t>
       </w:r>
       <w:r>
         <w:rPr>
           <w:rStyle w:val="NormalTok"/>
-          <w:color w:val="C00000"/>
+          <w:rFonts w:ascii="Consolas" w:hAnsi="Consolas"/>
+          <w:color w:val="C00000"/>
+          <w:sz w:val="19"/>
         </w:rPr>
         <w:t xml:space="preserve"> src/index.js</w:t>
       </w:r>
@@ -6501,323 +7564,416 @@
     <w:p>
       <w:pPr>
         <w:pStyle w:val="SourceCode"/>
-        <w:shd w:val="clear" w:color="auto" w:fill="F2F2F2"/>
+        <w:shd w:val="clear" w:color="auto" w:fill="F2F4F7"/>
         <w:spacing w:after="0" w:before="0"/>
+        <w:ind w:left="85" w:right="85"/>
       </w:pPr>
       <w:r>
         <w:rPr>
           <w:rStyle w:val="ExtensionTok"/>
-          <w:color w:val="C00000"/>
+          <w:rFonts w:ascii="Consolas" w:hAnsi="Consolas"/>
+          <w:color w:val="C00000"/>
+          <w:sz w:val="19"/>
         </w:rPr>
         <w:t xml:space="preserve">curl</w:t>
       </w:r>
       <w:r>
         <w:rPr>
           <w:rStyle w:val="NormalTok"/>
-          <w:color w:val="C00000"/>
+          <w:rFonts w:ascii="Consolas" w:hAnsi="Consolas"/>
+          <w:color w:val="C00000"/>
+          <w:sz w:val="19"/>
         </w:rPr>
         <w:t xml:space="preserve"> </w:t>
       </w:r>
       <w:r>
         <w:rPr>
           <w:rStyle w:val="AttributeTok"/>
-          <w:color w:val="C00000"/>
+          <w:rFonts w:ascii="Consolas" w:hAnsi="Consolas"/>
+          <w:color w:val="C00000"/>
+          <w:sz w:val="19"/>
         </w:rPr>
         <w:t xml:space="preserve">-s</w:t>
       </w:r>
       <w:r>
         <w:rPr>
           <w:rStyle w:val="NormalTok"/>
-          <w:color w:val="C00000"/>
+          <w:rFonts w:ascii="Consolas" w:hAnsi="Consolas"/>
+          <w:color w:val="C00000"/>
+          <w:sz w:val="19"/>
         </w:rPr>
         <w:t xml:space="preserve"> localhost:3000/healthz                                   </w:t>
       </w:r>
       <w:r>
         <w:rPr>
           <w:rStyle w:val="CommentTok"/>
-          <w:color w:val="C00000"/>
+          <w:rFonts w:ascii="Consolas" w:hAnsi="Consolas"/>
+          <w:color w:val="C00000"/>
+          <w:sz w:val="19"/>
         </w:rPr>
         <w:t xml:space="preserve"># 1. baseline request</w:t>
       </w:r>
       <w:r>
         <w:rPr>
-          <w:color w:val="C00000"/>
+          <w:rFonts w:ascii="Consolas" w:hAnsi="Consolas"/>
+          <w:color w:val="C00000"/>
+          <w:sz w:val="19"/>
         </w:rPr>
         <w:br/>
       </w:r>
       <w:r>
         <w:rPr>
           <w:rStyle w:val="ExtensionTok"/>
-          <w:color w:val="C00000"/>
+          <w:rFonts w:ascii="Consolas" w:hAnsi="Consolas"/>
+          <w:color w:val="C00000"/>
+          <w:sz w:val="19"/>
         </w:rPr>
         <w:t xml:space="preserve">curl</w:t>
       </w:r>
       <w:r>
         <w:rPr>
           <w:rStyle w:val="NormalTok"/>
-          <w:color w:val="C00000"/>
+          <w:rFonts w:ascii="Consolas" w:hAnsi="Consolas"/>
+          <w:color w:val="C00000"/>
+          <w:sz w:val="19"/>
         </w:rPr>
         <w:t xml:space="preserve"> </w:t>
       </w:r>
       <w:r>
         <w:rPr>
           <w:rStyle w:val="AttributeTok"/>
-          <w:color w:val="C00000"/>
+          <w:rFonts w:ascii="Consolas" w:hAnsi="Consolas"/>
+          <w:color w:val="C00000"/>
+          <w:sz w:val="19"/>
         </w:rPr>
         <w:t xml:space="preserve">-s</w:t>
       </w:r>
       <w:r>
         <w:rPr>
           <w:rStyle w:val="NormalTok"/>
-          <w:color w:val="C00000"/>
+          <w:rFonts w:ascii="Consolas" w:hAnsi="Consolas"/>
+          <w:color w:val="C00000"/>
+          <w:sz w:val="19"/>
         </w:rPr>
         <w:t xml:space="preserve"> </w:t>
       </w:r>
       <w:r>
         <w:rPr>
           <w:rStyle w:val="AttributeTok"/>
-          <w:color w:val="C00000"/>
+          <w:rFonts w:ascii="Consolas" w:hAnsi="Consolas"/>
+          <w:color w:val="C00000"/>
+          <w:sz w:val="19"/>
         </w:rPr>
         <w:t xml:space="preserve">-X</w:t>
       </w:r>
       <w:r>
         <w:rPr>
           <w:rStyle w:val="NormalTok"/>
-          <w:color w:val="C00000"/>
+          <w:rFonts w:ascii="Consolas" w:hAnsi="Consolas"/>
+          <w:color w:val="C00000"/>
+          <w:sz w:val="19"/>
         </w:rPr>
         <w:t xml:space="preserve"> POST localhost:3000/documents </w:t>
       </w:r>
       <w:r>
         <w:rPr>
           <w:rStyle w:val="AttributeTok"/>
-          <w:color w:val="C00000"/>
+          <w:rFonts w:ascii="Consolas" w:hAnsi="Consolas"/>
+          <w:color w:val="C00000"/>
+          <w:sz w:val="19"/>
         </w:rPr>
         <w:t xml:space="preserve">-H</w:t>
       </w:r>
       <w:r>
         <w:rPr>
           <w:rStyle w:val="NormalTok"/>
-          <w:color w:val="C00000"/>
+          <w:rFonts w:ascii="Consolas" w:hAnsi="Consolas"/>
+          <w:color w:val="C00000"/>
+          <w:sz w:val="19"/>
         </w:rPr>
         <w:t xml:space="preserve"> </w:t>
       </w:r>
       <w:r>
         <w:rPr>
           <w:rStyle w:val="StringTok"/>
-          <w:color w:val="C00000"/>
+          <w:rFonts w:ascii="Consolas" w:hAnsi="Consolas"/>
+          <w:color w:val="C00000"/>
+          <w:sz w:val="19"/>
         </w:rPr>
         <w:t xml:space="preserve">'Content-Type: application/json'</w:t>
       </w:r>
       <w:r>
         <w:rPr>
           <w:rStyle w:val="NormalTok"/>
-          <w:color w:val="C00000"/>
+          <w:rFonts w:ascii="Consolas" w:hAnsi="Consolas"/>
+          <w:color w:val="C00000"/>
+          <w:sz w:val="19"/>
         </w:rPr>
         <w:t xml:space="preserve"> </w:t>
       </w:r>
       <w:r>
         <w:rPr>
           <w:rStyle w:val="DataTypeTok"/>
-          <w:color w:val="C00000"/>
+          <w:rFonts w:ascii="Consolas" w:hAnsi="Consolas"/>
+          <w:color w:val="C00000"/>
+          <w:sz w:val="19"/>
         </w:rPr>
         <w:t xml:space="preserve">\</w:t>
       </w:r>
       <w:r>
         <w:rPr>
-          <w:color w:val="C00000"/>
+          <w:rFonts w:ascii="Consolas" w:hAnsi="Consolas"/>
+          <w:color w:val="C00000"/>
+          <w:sz w:val="19"/>
         </w:rPr>
         <w:br/>
       </w:r>
       <w:r>
         <w:rPr>
           <w:rStyle w:val="NormalTok"/>
-          <w:color w:val="C00000"/>
+          <w:rFonts w:ascii="Consolas" w:hAnsi="Consolas"/>
+          <w:color w:val="C00000"/>
+          <w:sz w:val="19"/>
         </w:rPr>
         <w:t xml:space="preserve">  </w:t>
       </w:r>
       <w:r>
         <w:rPr>
           <w:rStyle w:val="AttributeTok"/>
-          <w:color w:val="C00000"/>
+          <w:rFonts w:ascii="Consolas" w:hAnsi="Consolas"/>
+          <w:color w:val="C00000"/>
+          <w:sz w:val="19"/>
         </w:rPr>
         <w:t xml:space="preserve">-d</w:t>
       </w:r>
       <w:r>
         <w:rPr>
           <w:rStyle w:val="NormalTok"/>
-          <w:color w:val="C00000"/>
+          <w:rFonts w:ascii="Consolas" w:hAnsi="Consolas"/>
+          <w:color w:val="C00000"/>
+          <w:sz w:val="19"/>
         </w:rPr>
         <w:t xml:space="preserve"> </w:t>
       </w:r>
       <w:r>
         <w:rPr>
           <w:rStyle w:val="StringTok"/>
-          <w:color w:val="C00000"/>
+          <w:rFonts w:ascii="Consolas" w:hAnsi="Consolas"/>
+          <w:color w:val="C00000"/>
+          <w:sz w:val="19"/>
         </w:rPr>
         <w:t xml:space="preserve">'{"title":"&lt;script&gt;alert(1)&lt;/script&gt;","body":"xss"}'</w:t>
       </w:r>
       <w:r>
         <w:rPr>
           <w:rStyle w:val="NormalTok"/>
-          <w:color w:val="C00000"/>
+          <w:rFonts w:ascii="Consolas" w:hAnsi="Consolas"/>
+          <w:color w:val="C00000"/>
+          <w:sz w:val="19"/>
         </w:rPr>
         <w:t xml:space="preserve">        </w:t>
       </w:r>
       <w:r>
         <w:rPr>
           <w:rStyle w:val="CommentTok"/>
-          <w:color w:val="C00000"/>
+          <w:rFonts w:ascii="Consolas" w:hAnsi="Consolas"/>
+          <w:color w:val="C00000"/>
+          <w:sz w:val="19"/>
         </w:rPr>
         <w:t xml:space="preserve"># 2. the write side (XSS)</w:t>
       </w:r>
       <w:r>
         <w:rPr>
-          <w:color w:val="C00000"/>
+          <w:rFonts w:ascii="Consolas" w:hAnsi="Consolas"/>
+          <w:color w:val="C00000"/>
+          <w:sz w:val="19"/>
         </w:rPr>
         <w:br/>
       </w:r>
       <w:r>
         <w:rPr>
           <w:rStyle w:val="ExtensionTok"/>
-          <w:color w:val="C00000"/>
+          <w:rFonts w:ascii="Consolas" w:hAnsi="Consolas"/>
+          <w:color w:val="C00000"/>
+          <w:sz w:val="19"/>
         </w:rPr>
         <w:t xml:space="preserve">curl</w:t>
       </w:r>
       <w:r>
         <w:rPr>
           <w:rStyle w:val="NormalTok"/>
-          <w:color w:val="C00000"/>
+          <w:rFonts w:ascii="Consolas" w:hAnsi="Consolas"/>
+          <w:color w:val="C00000"/>
+          <w:sz w:val="19"/>
         </w:rPr>
         <w:t xml:space="preserve"> </w:t>
       </w:r>
       <w:r>
         <w:rPr>
           <w:rStyle w:val="AttributeTok"/>
-          <w:color w:val="C00000"/>
+          <w:rFonts w:ascii="Consolas" w:hAnsi="Consolas"/>
+          <w:color w:val="C00000"/>
+          <w:sz w:val="19"/>
         </w:rPr>
         <w:t xml:space="preserve">-s</w:t>
       </w:r>
       <w:r>
         <w:rPr>
           <w:rStyle w:val="NormalTok"/>
-          <w:color w:val="C00000"/>
+          <w:rFonts w:ascii="Consolas" w:hAnsi="Consolas"/>
+          <w:color w:val="C00000"/>
+          <w:sz w:val="19"/>
         </w:rPr>
         <w:t xml:space="preserve"> </w:t>
       </w:r>
       <w:r>
         <w:rPr>
           <w:rStyle w:val="StringTok"/>
-          <w:color w:val="C00000"/>
+          <w:rFonts w:ascii="Consolas" w:hAnsi="Consolas"/>
+          <w:color w:val="C00000"/>
+          <w:sz w:val="19"/>
         </w:rPr>
         <w:t xml:space="preserve">"localhost:3000/documents/search?q=%27%20OR%201=1%20--"</w:t>
       </w:r>
       <w:r>
         <w:rPr>
           <w:rStyle w:val="NormalTok"/>
-          <w:color w:val="C00000"/>
+          <w:rFonts w:ascii="Consolas" w:hAnsi="Consolas"/>
+          <w:color w:val="C00000"/>
+          <w:sz w:val="19"/>
         </w:rPr>
         <w:t xml:space="preserve">  </w:t>
       </w:r>
       <w:r>
         <w:rPr>
           <w:rStyle w:val="CommentTok"/>
-          <w:color w:val="C00000"/>
+          <w:rFonts w:ascii="Consolas" w:hAnsi="Consolas"/>
+          <w:color w:val="C00000"/>
+          <w:sz w:val="19"/>
         </w:rPr>
         <w:t xml:space="preserve"># 3. the SQLi payload</w:t>
       </w:r>
       <w:r>
         <w:rPr>
-          <w:color w:val="C00000"/>
+          <w:rFonts w:ascii="Consolas" w:hAnsi="Consolas"/>
+          <w:color w:val="C00000"/>
+          <w:sz w:val="19"/>
         </w:rPr>
         <w:br/>
       </w:r>
       <w:r>
         <w:rPr>
           <w:rStyle w:val="ExtensionTok"/>
-          <w:color w:val="C00000"/>
+          <w:rFonts w:ascii="Consolas" w:hAnsi="Consolas"/>
+          <w:color w:val="C00000"/>
+          <w:sz w:val="19"/>
         </w:rPr>
         <w:t xml:space="preserve">curl</w:t>
       </w:r>
       <w:r>
         <w:rPr>
           <w:rStyle w:val="NormalTok"/>
-          <w:color w:val="C00000"/>
+          <w:rFonts w:ascii="Consolas" w:hAnsi="Consolas"/>
+          <w:color w:val="C00000"/>
+          <w:sz w:val="19"/>
         </w:rPr>
         <w:t xml:space="preserve"> </w:t>
       </w:r>
       <w:r>
         <w:rPr>
           <w:rStyle w:val="AttributeTok"/>
-          <w:color w:val="C00000"/>
+          <w:rFonts w:ascii="Consolas" w:hAnsi="Consolas"/>
+          <w:color w:val="C00000"/>
+          <w:sz w:val="19"/>
         </w:rPr>
         <w:t xml:space="preserve">-s</w:t>
       </w:r>
       <w:r>
         <w:rPr>
           <w:rStyle w:val="NormalTok"/>
-          <w:color w:val="C00000"/>
+          <w:rFonts w:ascii="Consolas" w:hAnsi="Consolas"/>
+          <w:color w:val="C00000"/>
+          <w:sz w:val="19"/>
         </w:rPr>
         <w:t xml:space="preserve"> localhost:3000/documents/</w:t>
       </w:r>
       <w:r>
         <w:rPr>
           <w:rStyle w:val="VariableTok"/>
-          <w:color w:val="C00000"/>
+          <w:rFonts w:ascii="Consolas" w:hAnsi="Consolas"/>
+          <w:color w:val="C00000"/>
+          <w:sz w:val="19"/>
         </w:rPr>
         <w:t xml:space="preserve">$XSS_ID</w:t>
       </w:r>
       <w:r>
         <w:rPr>
           <w:rStyle w:val="NormalTok"/>
-          <w:color w:val="C00000"/>
+          <w:rFonts w:ascii="Consolas" w:hAnsi="Consolas"/>
+          <w:color w:val="C00000"/>
+          <w:sz w:val="19"/>
         </w:rPr>
         <w:t xml:space="preserve">/render                  </w:t>
       </w:r>
       <w:r>
         <w:rPr>
           <w:rStyle w:val="CommentTok"/>
-          <w:color w:val="C00000"/>
+          <w:rFonts w:ascii="Consolas" w:hAnsi="Consolas"/>
+          <w:color w:val="C00000"/>
+          <w:sz w:val="19"/>
         </w:rPr>
         <w:t xml:space="preserve"># 4. the read side (XSS)</w:t>
       </w:r>
       <w:r>
         <w:rPr>
-          <w:color w:val="C00000"/>
+          <w:rFonts w:ascii="Consolas" w:hAnsi="Consolas"/>
+          <w:color w:val="C00000"/>
+          <w:sz w:val="19"/>
         </w:rPr>
         <w:br/>
       </w:r>
       <w:r>
         <w:rPr>
           <w:rStyle w:val="ExtensionTok"/>
-          <w:color w:val="C00000"/>
+          <w:rFonts w:ascii="Consolas" w:hAnsi="Consolas"/>
+          <w:color w:val="C00000"/>
+          <w:sz w:val="19"/>
         </w:rPr>
         <w:t xml:space="preserve">curl</w:t>
       </w:r>
       <w:r>
         <w:rPr>
           <w:rStyle w:val="NormalTok"/>
-          <w:color w:val="C00000"/>
+          <w:rFonts w:ascii="Consolas" w:hAnsi="Consolas"/>
+          <w:color w:val="C00000"/>
+          <w:sz w:val="19"/>
         </w:rPr>
         <w:t xml:space="preserve"> </w:t>
       </w:r>
       <w:r>
         <w:rPr>
           <w:rStyle w:val="AttributeTok"/>
-          <w:color w:val="C00000"/>
+          <w:rFonts w:ascii="Consolas" w:hAnsi="Consolas"/>
+          <w:color w:val="C00000"/>
+          <w:sz w:val="19"/>
         </w:rPr>
         <w:t xml:space="preserve">-s</w:t>
       </w:r>
       <w:r>
         <w:rPr>
           <w:rStyle w:val="NormalTok"/>
-          <w:color w:val="C00000"/>
+          <w:rFonts w:ascii="Consolas" w:hAnsi="Consolas"/>
+          <w:color w:val="C00000"/>
+          <w:sz w:val="19"/>
         </w:rPr>
         <w:t xml:space="preserve"> localhost:3000/healthz                                   </w:t>
       </w:r>
       <w:r>
         <w:rPr>
           <w:rStyle w:val="CommentTok"/>
-          <w:color w:val="C00000"/>
+          <w:rFonts w:ascii="Consolas" w:hAnsi="Consolas"/>
+          <w:color w:val="C00000"/>
+          <w:sz w:val="19"/>
         </w:rPr>
         <w:t xml:space="preserve"># 5. sanity</w:t>
       </w:r>
@@ -6833,34 +7989,43 @@
     <w:p>
       <w:pPr>
         <w:pStyle w:val="SourceCode"/>
-        <w:shd w:val="clear" w:color="auto" w:fill="F2F2F2"/>
+        <w:shd w:val="clear" w:color="auto" w:fill="F2F4F7"/>
         <w:spacing w:after="0" w:before="0"/>
+        <w:ind w:left="85" w:right="85"/>
       </w:pPr>
       <w:r>
         <w:rPr>
           <w:rStyle w:val="FunctionTok"/>
-          <w:color w:val="C00000"/>
+          <w:rFonts w:ascii="Consolas" w:hAnsi="Consolas"/>
+          <w:color w:val="C00000"/>
+          <w:sz w:val="19"/>
         </w:rPr>
         <w:t xml:space="preserve">grep</w:t>
       </w:r>
       <w:r>
         <w:rPr>
           <w:rStyle w:val="NormalTok"/>
-          <w:color w:val="C00000"/>
+          <w:rFonts w:ascii="Consolas" w:hAnsi="Consolas"/>
+          <w:color w:val="C00000"/>
+          <w:sz w:val="19"/>
         </w:rPr>
         <w:t xml:space="preserve"> </w:t>
       </w:r>
       <w:r>
         <w:rPr>
           <w:rStyle w:val="AttributeTok"/>
-          <w:color w:val="C00000"/>
+          <w:rFonts w:ascii="Consolas" w:hAnsi="Consolas"/>
+          <w:color w:val="C00000"/>
+          <w:sz w:val="19"/>
         </w:rPr>
         <w:t xml:space="preserve">-A6</w:t>
       </w:r>
       <w:r>
         <w:rPr>
           <w:rStyle w:val="NormalTok"/>
-          <w:color w:val="C00000"/>
+          <w:rFonts w:ascii="Consolas" w:hAnsi="Consolas"/>
+          <w:color w:val="C00000"/>
+          <w:sz w:val="19"/>
         </w:rPr>
         <w:t xml:space="preserve"> FINDING evidence/project-3/18-iast/iast-vuln.log</w:t>
       </w:r>
@@ -6868,11 +8033,18 @@
     <w:p>
       <w:pPr>
         <w:pStyle w:val="CaptionedFigure"/>
-      </w:pPr>
-      <w:r>
+        <w:jc w:val="center"/>
+      </w:pPr>
+      <w:r>
+        <w:rPr>
+          <w:rFonts w:ascii="Calibri" w:hAnsi="Calibri"/>
+          <w:i/>
+          <w:color w:val="595959"/>
+          <w:sz w:val="18"/>
+        </w:rPr>
         <w:drawing>
           <wp:inline>
-            <wp:extent cx="5334000" cy="3377081"/>
+            <wp:extent cx="5334000" cy="1778000"/>
             <wp:effectExtent b="0" l="0" r="0" t="0"/>
             <wp:docPr descr="IAST — vulnerable build" title="" id="43" name="Picture"/>
             <a:graphic>
@@ -6893,7 +8065,7 @@
                   <pic:spPr bwMode="auto">
                     <a:xfrm>
                       <a:off x="0" y="0"/>
-                      <a:ext cx="5334000" cy="3377081"/>
+                      <a:ext cx="5334000" cy="1778000"/>
                     </a:xfrm>
                     <a:prstGeom prst="rect">
                       <a:avLst/>
@@ -6915,8 +8087,15 @@
     <w:p>
       <w:pPr>
         <w:pStyle w:val="ImageCaption"/>
-      </w:pPr>
-      <w:r>
+        <w:jc w:val="center"/>
+      </w:pPr>
+      <w:r>
+        <w:rPr>
+          <w:rFonts w:ascii="Calibri" w:hAnsi="Calibri"/>
+          <w:i/>
+          <w:color w:val="595959"/>
+          <w:sz w:val="18"/>
+        </w:rPr>
         <w:t xml:space="preserve">IAST — vulnerable build</w:t>
       </w:r>
     </w:p>
@@ -7116,205 +8295,264 @@
     <w:p>
       <w:pPr>
         <w:pStyle w:val="SourceCode"/>
-        <w:shd w:val="clear" w:color="auto" w:fill="F2F2F2"/>
+        <w:shd w:val="clear" w:color="auto" w:fill="F2F4F7"/>
         <w:spacing w:after="0" w:before="0"/>
+        <w:ind w:left="85" w:right="85"/>
       </w:pPr>
       <w:r>
         <w:rPr>
           <w:rStyle w:val="ExtensionTok"/>
-          <w:color w:val="C00000"/>
+          <w:rFonts w:ascii="Consolas" w:hAnsi="Consolas"/>
+          <w:color w:val="C00000"/>
+          <w:sz w:val="19"/>
         </w:rPr>
         <w:t xml:space="preserve">pkill</w:t>
       </w:r>
       <w:r>
         <w:rPr>
           <w:rStyle w:val="NormalTok"/>
-          <w:color w:val="C00000"/>
+          <w:rFonts w:ascii="Consolas" w:hAnsi="Consolas"/>
+          <w:color w:val="C00000"/>
+          <w:sz w:val="19"/>
         </w:rPr>
         <w:t xml:space="preserve"> </w:t>
       </w:r>
       <w:r>
         <w:rPr>
           <w:rStyle w:val="AttributeTok"/>
-          <w:color w:val="C00000"/>
+          <w:rFonts w:ascii="Consolas" w:hAnsi="Consolas"/>
+          <w:color w:val="C00000"/>
+          <w:sz w:val="19"/>
         </w:rPr>
         <w:t xml:space="preserve">-f</w:t>
       </w:r>
       <w:r>
         <w:rPr>
           <w:rStyle w:val="NormalTok"/>
-          <w:color w:val="C00000"/>
+          <w:rFonts w:ascii="Consolas" w:hAnsi="Consolas"/>
+          <w:color w:val="C00000"/>
+          <w:sz w:val="19"/>
         </w:rPr>
         <w:t xml:space="preserve"> </w:t>
       </w:r>
       <w:r>
         <w:rPr>
           <w:rStyle w:val="StringTok"/>
-          <w:color w:val="C00000"/>
+          <w:rFonts w:ascii="Consolas" w:hAnsi="Consolas"/>
+          <w:color w:val="C00000"/>
+          <w:sz w:val="19"/>
         </w:rPr>
         <w:t xml:space="preserve">"node src/index.js"</w:t>
       </w:r>
       <w:r>
         <w:rPr>
           <w:rStyle w:val="NormalTok"/>
-          <w:color w:val="C00000"/>
+          <w:rFonts w:ascii="Consolas" w:hAnsi="Consolas"/>
+          <w:color w:val="C00000"/>
+          <w:sz w:val="19"/>
         </w:rPr>
         <w:t xml:space="preserve"> </w:t>
       </w:r>
       <w:r>
         <w:rPr>
           <w:rStyle w:val="KeywordTok"/>
-          <w:color w:val="C00000"/>
+          <w:rFonts w:ascii="Consolas" w:hAnsi="Consolas"/>
+          <w:color w:val="C00000"/>
+          <w:sz w:val="19"/>
         </w:rPr>
         <w:t xml:space="preserve">||</w:t>
       </w:r>
       <w:r>
         <w:rPr>
           <w:rStyle w:val="NormalTok"/>
-          <w:color w:val="C00000"/>
+          <w:rFonts w:ascii="Consolas" w:hAnsi="Consolas"/>
+          <w:color w:val="C00000"/>
+          <w:sz w:val="19"/>
         </w:rPr>
         <w:t xml:space="preserve"> </w:t>
       </w:r>
       <w:r>
         <w:rPr>
           <w:rStyle w:val="FunctionTok"/>
-          <w:color w:val="C00000"/>
+          <w:rFonts w:ascii="Consolas" w:hAnsi="Consolas"/>
+          <w:color w:val="C00000"/>
+          <w:sz w:val="19"/>
         </w:rPr>
         <w:t xml:space="preserve">true</w:t>
       </w:r>
       <w:r>
         <w:rPr>
-          <w:color w:val="C00000"/>
+          <w:rFonts w:ascii="Consolas" w:hAnsi="Consolas"/>
+          <w:color w:val="C00000"/>
+          <w:sz w:val="19"/>
         </w:rPr>
         <w:br/>
       </w:r>
       <w:r>
         <w:rPr>
           <w:rStyle w:val="CommentTok"/>
-          <w:color w:val="C00000"/>
+          <w:rFonts w:ascii="Consolas" w:hAnsi="Consolas"/>
+          <w:color w:val="C00000"/>
+          <w:sz w:val="19"/>
         </w:rPr>
         <w:t xml:space="preserve"># second terminal:</w:t>
       </w:r>
       <w:r>
         <w:rPr>
-          <w:color w:val="C00000"/>
+          <w:rFonts w:ascii="Consolas" w:hAnsi="Consolas"/>
+          <w:color w:val="C00000"/>
+          <w:sz w:val="19"/>
         </w:rPr>
         <w:br/>
       </w:r>
       <w:r>
         <w:rPr>
           <w:rStyle w:val="VariableTok"/>
-          <w:color w:val="C00000"/>
+          <w:rFonts w:ascii="Consolas" w:hAnsi="Consolas"/>
+          <w:color w:val="C00000"/>
+          <w:sz w:val="19"/>
         </w:rPr>
         <w:t xml:space="preserve">DOCUTRUST_IAST</w:t>
       </w:r>
       <w:r>
         <w:rPr>
           <w:rStyle w:val="OperatorTok"/>
-          <w:color w:val="C00000"/>
+          <w:rFonts w:ascii="Consolas" w:hAnsi="Consolas"/>
+          <w:color w:val="C00000"/>
+          <w:sz w:val="19"/>
         </w:rPr>
         <w:t xml:space="preserve">=</w:t>
       </w:r>
       <w:r>
         <w:rPr>
           <w:rStyle w:val="NormalTok"/>
-          <w:color w:val="C00000"/>
+          <w:rFonts w:ascii="Consolas" w:hAnsi="Consolas"/>
+          <w:color w:val="C00000"/>
+          <w:sz w:val="19"/>
         </w:rPr>
         <w:t xml:space="preserve">1 </w:t>
       </w:r>
       <w:r>
         <w:rPr>
           <w:rStyle w:val="VariableTok"/>
-          <w:color w:val="C00000"/>
+          <w:rFonts w:ascii="Consolas" w:hAnsi="Consolas"/>
+          <w:color w:val="C00000"/>
+          <w:sz w:val="19"/>
         </w:rPr>
         <w:t xml:space="preserve">IAST_LOG</w:t>
       </w:r>
       <w:r>
         <w:rPr>
           <w:rStyle w:val="OperatorTok"/>
-          <w:color w:val="C00000"/>
+          <w:rFonts w:ascii="Consolas" w:hAnsi="Consolas"/>
+          <w:color w:val="C00000"/>
+          <w:sz w:val="19"/>
         </w:rPr>
         <w:t xml:space="preserve">=</w:t>
       </w:r>
       <w:r>
         <w:rPr>
           <w:rStyle w:val="NormalTok"/>
-          <w:color w:val="C00000"/>
+          <w:rFonts w:ascii="Consolas" w:hAnsi="Consolas"/>
+          <w:color w:val="C00000"/>
+          <w:sz w:val="19"/>
         </w:rPr>
         <w:t xml:space="preserve">evidence/project-3/18-iast/iast-fixed.log </w:t>
       </w:r>
       <w:r>
         <w:rPr>
           <w:rStyle w:val="ExtensionTok"/>
-          <w:color w:val="C00000"/>
+          <w:rFonts w:ascii="Consolas" w:hAnsi="Consolas"/>
+          <w:color w:val="C00000"/>
+          <w:sz w:val="19"/>
         </w:rPr>
         <w:t xml:space="preserve">node</w:t>
       </w:r>
       <w:r>
         <w:rPr>
           <w:rStyle w:val="NormalTok"/>
-          <w:color w:val="C00000"/>
+          <w:rFonts w:ascii="Consolas" w:hAnsi="Consolas"/>
+          <w:color w:val="C00000"/>
+          <w:sz w:val="19"/>
         </w:rPr>
         <w:t xml:space="preserve"> src/index.js</w:t>
       </w:r>
       <w:r>
         <w:rPr>
-          <w:color w:val="C00000"/>
+          <w:rFonts w:ascii="Consolas" w:hAnsi="Consolas"/>
+          <w:color w:val="C00000"/>
+          <w:sz w:val="19"/>
         </w:rPr>
         <w:br/>
       </w:r>
       <w:r>
         <w:rPr>
           <w:rStyle w:val="CommentTok"/>
-          <w:color w:val="C00000"/>
+          <w:rFonts w:ascii="Consolas" w:hAnsi="Consolas"/>
+          <w:color w:val="C00000"/>
+          <w:sz w:val="19"/>
         </w:rPr>
         <w:t xml:space="preserve"># ... same five requests ...</w:t>
       </w:r>
       <w:r>
         <w:rPr>
-          <w:color w:val="C00000"/>
+          <w:rFonts w:ascii="Consolas" w:hAnsi="Consolas"/>
+          <w:color w:val="C00000"/>
+          <w:sz w:val="19"/>
         </w:rPr>
         <w:br/>
       </w:r>
       <w:r>
         <w:rPr>
           <w:rStyle w:val="FunctionTok"/>
-          <w:color w:val="C00000"/>
+          <w:rFonts w:ascii="Consolas" w:hAnsi="Consolas"/>
+          <w:color w:val="C00000"/>
+          <w:sz w:val="19"/>
         </w:rPr>
         <w:t xml:space="preserve">grep</w:t>
       </w:r>
       <w:r>
         <w:rPr>
           <w:rStyle w:val="NormalTok"/>
-          <w:color w:val="C00000"/>
+          <w:rFonts w:ascii="Consolas" w:hAnsi="Consolas"/>
+          <w:color w:val="C00000"/>
+          <w:sz w:val="19"/>
         </w:rPr>
         <w:t xml:space="preserve"> </w:t>
       </w:r>
       <w:r>
         <w:rPr>
           <w:rStyle w:val="AttributeTok"/>
-          <w:color w:val="C00000"/>
+          <w:rFonts w:ascii="Consolas" w:hAnsi="Consolas"/>
+          <w:color w:val="C00000"/>
+          <w:sz w:val="19"/>
         </w:rPr>
         <w:t xml:space="preserve">-E</w:t>
       </w:r>
       <w:r>
         <w:rPr>
           <w:rStyle w:val="NormalTok"/>
-          <w:color w:val="C00000"/>
+          <w:rFonts w:ascii="Consolas" w:hAnsi="Consolas"/>
+          <w:color w:val="C00000"/>
+          <w:sz w:val="19"/>
         </w:rPr>
         <w:t xml:space="preserve"> </w:t>
       </w:r>
       <w:r>
         <w:rPr>
           <w:rStyle w:val="StringTok"/>
-          <w:color w:val="C00000"/>
+          <w:rFonts w:ascii="Consolas" w:hAnsi="Consolas"/>
+          <w:color w:val="C00000"/>
+          <w:sz w:val="19"/>
         </w:rPr>
         <w:t xml:space="preserve">"OBSERVATION"</w:t>
       </w:r>
       <w:r>
         <w:rPr>
           <w:rStyle w:val="NormalTok"/>
-          <w:color w:val="C00000"/>
+          <w:rFonts w:ascii="Consolas" w:hAnsi="Consolas"/>
+          <w:color w:val="C00000"/>
+          <w:sz w:val="19"/>
         </w:rPr>
         <w:t xml:space="preserve"> evidence/project-3/18-iast/iast-fixed.log</w:t>
       </w:r>
@@ -7322,30 +8560,45 @@
     <w:p>
       <w:pPr>
         <w:pStyle w:val="SourceCode"/>
-        <w:shd w:val="clear" w:color="auto" w:fill="F2F2F2"/>
+        <w:shd w:val="clear" w:color="auto" w:fill="F2F4F7"/>
         <w:spacing w:after="0" w:before="0"/>
+        <w:ind w:left="85" w:right="85"/>
       </w:pPr>
       <w:r>
         <w:rPr>
           <w:rStyle w:val="VerbatimChar"/>
+          <w:rFonts w:ascii="Consolas" w:hAnsi="Consolas"/>
+          <w:sz w:val="19"/>
         </w:rPr>
         <w:t xml:space="preserve">OBSERVATION SQL — no tainted fragment in sink [pool.query(sql, params)]</w:t>
       </w:r>
       <w:r>
+        <w:rPr>
+          <w:rFonts w:ascii="Consolas" w:hAnsi="Consolas"/>
+          <w:sz w:val="19"/>
+        </w:rPr>
         <w:br/>
       </w:r>
       <w:r>
         <w:rPr>
           <w:rStyle w:val="VerbatimChar"/>
+          <w:rFonts w:ascii="Consolas" w:hAnsi="Consolas"/>
+          <w:sz w:val="19"/>
         </w:rPr>
         <w:t xml:space="preserve">OBSERVATION HTML — no tainted fragment in sink</w:t>
       </w:r>
       <w:r>
+        <w:rPr>
+          <w:rFonts w:ascii="Consolas" w:hAnsi="Consolas"/>
+          <w:sz w:val="19"/>
+        </w:rPr>
         <w:br/>
       </w:r>
       <w:r>
         <w:rPr>
           <w:rStyle w:val="VerbatimChar"/>
+          <w:rFonts w:ascii="Consolas" w:hAnsi="Consolas"/>
+          <w:sz w:val="19"/>
         </w:rPr>
         <w:t xml:space="preserve">    (escapeHtml outcome: neutralized) [res.send() [GET /documents/$XSS_ID/render]]</w:t>
       </w:r>
@@ -7778,239 +9031,308 @@
     <w:p>
       <w:pPr>
         <w:pStyle w:val="SourceCode"/>
-        <w:shd w:val="clear" w:color="auto" w:fill="F2F2F2"/>
+        <w:shd w:val="clear" w:color="auto" w:fill="F2F4F7"/>
         <w:spacing w:after="0" w:before="0"/>
+        <w:ind w:left="85" w:right="85"/>
       </w:pPr>
       <w:r>
         <w:rPr>
           <w:rStyle w:val="ExtensionTok"/>
-          <w:color w:val="C00000"/>
+          <w:rFonts w:ascii="Consolas" w:hAnsi="Consolas"/>
+          <w:color w:val="C00000"/>
+          <w:sz w:val="19"/>
         </w:rPr>
         <w:t xml:space="preserve">curl</w:t>
       </w:r>
       <w:r>
         <w:rPr>
           <w:rStyle w:val="NormalTok"/>
-          <w:color w:val="C00000"/>
+          <w:rFonts w:ascii="Consolas" w:hAnsi="Consolas"/>
+          <w:color w:val="C00000"/>
+          <w:sz w:val="19"/>
         </w:rPr>
         <w:t xml:space="preserve"> </w:t>
       </w:r>
       <w:r>
         <w:rPr>
           <w:rStyle w:val="AttributeTok"/>
-          <w:color w:val="C00000"/>
+          <w:rFonts w:ascii="Consolas" w:hAnsi="Consolas"/>
+          <w:color w:val="C00000"/>
+          <w:sz w:val="19"/>
         </w:rPr>
         <w:t xml:space="preserve">-s</w:t>
       </w:r>
       <w:r>
         <w:rPr>
           <w:rStyle w:val="NormalTok"/>
-          <w:color w:val="C00000"/>
+          <w:rFonts w:ascii="Consolas" w:hAnsi="Consolas"/>
+          <w:color w:val="C00000"/>
+          <w:sz w:val="19"/>
         </w:rPr>
         <w:t xml:space="preserve"> </w:t>
       </w:r>
       <w:r>
         <w:rPr>
           <w:rStyle w:val="AttributeTok"/>
-          <w:color w:val="C00000"/>
+          <w:rFonts w:ascii="Consolas" w:hAnsi="Consolas"/>
+          <w:color w:val="C00000"/>
+          <w:sz w:val="19"/>
         </w:rPr>
         <w:t xml:space="preserve">-w</w:t>
       </w:r>
       <w:r>
         <w:rPr>
           <w:rStyle w:val="NormalTok"/>
-          <w:color w:val="C00000"/>
+          <w:rFonts w:ascii="Consolas" w:hAnsi="Consolas"/>
+          <w:color w:val="C00000"/>
+          <w:sz w:val="19"/>
         </w:rPr>
         <w:t xml:space="preserve"> </w:t>
       </w:r>
       <w:r>
         <w:rPr>
           <w:rStyle w:val="StringTok"/>
-          <w:color w:val="C00000"/>
+          <w:rFonts w:ascii="Consolas" w:hAnsi="Consolas"/>
+          <w:color w:val="C00000"/>
+          <w:sz w:val="19"/>
         </w:rPr>
         <w:t xml:space="preserve">" [%{http_code}]\n"</w:t>
       </w:r>
       <w:r>
         <w:rPr>
           <w:rStyle w:val="NormalTok"/>
-          <w:color w:val="C00000"/>
+          <w:rFonts w:ascii="Consolas" w:hAnsi="Consolas"/>
+          <w:color w:val="C00000"/>
+          <w:sz w:val="19"/>
         </w:rPr>
         <w:t xml:space="preserve"> </w:t>
       </w:r>
       <w:r>
         <w:rPr>
           <w:rStyle w:val="StringTok"/>
-          <w:color w:val="C00000"/>
+          <w:rFonts w:ascii="Consolas" w:hAnsi="Consolas"/>
+          <w:color w:val="C00000"/>
+          <w:sz w:val="19"/>
         </w:rPr>
         <w:t xml:space="preserve">"localhost:3000/documents/search?q=%27%20OR%201=1%20--"</w:t>
       </w:r>
       <w:r>
         <w:rPr>
-          <w:color w:val="C00000"/>
+          <w:rFonts w:ascii="Consolas" w:hAnsi="Consolas"/>
+          <w:color w:val="C00000"/>
+          <w:sz w:val="19"/>
         </w:rPr>
         <w:br/>
       </w:r>
       <w:r>
         <w:rPr>
           <w:rStyle w:val="CommentTok"/>
-          <w:color w:val="C00000"/>
+          <w:rFonts w:ascii="Consolas" w:hAnsi="Consolas"/>
+          <w:color w:val="C00000"/>
+          <w:sz w:val="19"/>
         </w:rPr>
         <w:t xml:space="preserve"># {"error":"blocked by DocuTrust RASP: SQL injection","pattern":"..."}  [403]</w:t>
       </w:r>
       <w:r>
         <w:rPr>
-          <w:color w:val="C00000"/>
+          <w:rFonts w:ascii="Consolas" w:hAnsi="Consolas"/>
+          <w:color w:val="C00000"/>
+          <w:sz w:val="19"/>
         </w:rPr>
         <w:br/>
       </w:r>
       <w:r>
         <w:rPr>
-          <w:color w:val="C00000"/>
+          <w:rFonts w:ascii="Consolas" w:hAnsi="Consolas"/>
+          <w:color w:val="C00000"/>
+          <w:sz w:val="19"/>
         </w:rPr>
         <w:br/>
       </w:r>
       <w:r>
         <w:rPr>
           <w:rStyle w:val="ExtensionTok"/>
-          <w:color w:val="C00000"/>
+          <w:rFonts w:ascii="Consolas" w:hAnsi="Consolas"/>
+          <w:color w:val="C00000"/>
+          <w:sz w:val="19"/>
         </w:rPr>
         <w:t xml:space="preserve">curl</w:t>
       </w:r>
       <w:r>
         <w:rPr>
           <w:rStyle w:val="NormalTok"/>
-          <w:color w:val="C00000"/>
+          <w:rFonts w:ascii="Consolas" w:hAnsi="Consolas"/>
+          <w:color w:val="C00000"/>
+          <w:sz w:val="19"/>
         </w:rPr>
         <w:t xml:space="preserve"> </w:t>
       </w:r>
       <w:r>
         <w:rPr>
           <w:rStyle w:val="AttributeTok"/>
-          <w:color w:val="C00000"/>
+          <w:rFonts w:ascii="Consolas" w:hAnsi="Consolas"/>
+          <w:color w:val="C00000"/>
+          <w:sz w:val="19"/>
         </w:rPr>
         <w:t xml:space="preserve">-s</w:t>
       </w:r>
       <w:r>
         <w:rPr>
           <w:rStyle w:val="NormalTok"/>
-          <w:color w:val="C00000"/>
+          <w:rFonts w:ascii="Consolas" w:hAnsi="Consolas"/>
+          <w:color w:val="C00000"/>
+          <w:sz w:val="19"/>
         </w:rPr>
         <w:t xml:space="preserve"> </w:t>
       </w:r>
       <w:r>
         <w:rPr>
           <w:rStyle w:val="AttributeTok"/>
-          <w:color w:val="C00000"/>
+          <w:rFonts w:ascii="Consolas" w:hAnsi="Consolas"/>
+          <w:color w:val="C00000"/>
+          <w:sz w:val="19"/>
         </w:rPr>
         <w:t xml:space="preserve">-w</w:t>
       </w:r>
       <w:r>
         <w:rPr>
           <w:rStyle w:val="NormalTok"/>
-          <w:color w:val="C00000"/>
+          <w:rFonts w:ascii="Consolas" w:hAnsi="Consolas"/>
+          <w:color w:val="C00000"/>
+          <w:sz w:val="19"/>
         </w:rPr>
         <w:t xml:space="preserve"> </w:t>
       </w:r>
       <w:r>
         <w:rPr>
           <w:rStyle w:val="StringTok"/>
-          <w:color w:val="C00000"/>
+          <w:rFonts w:ascii="Consolas" w:hAnsi="Consolas"/>
+          <w:color w:val="C00000"/>
+          <w:sz w:val="19"/>
         </w:rPr>
         <w:t xml:space="preserve">" [%{http_code}]\n"</w:t>
       </w:r>
       <w:r>
         <w:rPr>
           <w:rStyle w:val="NormalTok"/>
-          <w:color w:val="C00000"/>
+          <w:rFonts w:ascii="Consolas" w:hAnsi="Consolas"/>
+          <w:color w:val="C00000"/>
+          <w:sz w:val="19"/>
         </w:rPr>
         <w:t xml:space="preserve"> </w:t>
       </w:r>
       <w:r>
         <w:rPr>
           <w:rStyle w:val="AttributeTok"/>
-          <w:color w:val="C00000"/>
+          <w:rFonts w:ascii="Consolas" w:hAnsi="Consolas"/>
+          <w:color w:val="C00000"/>
+          <w:sz w:val="19"/>
         </w:rPr>
         <w:t xml:space="preserve">-X</w:t>
       </w:r>
       <w:r>
         <w:rPr>
           <w:rStyle w:val="NormalTok"/>
-          <w:color w:val="C00000"/>
+          <w:rFonts w:ascii="Consolas" w:hAnsi="Consolas"/>
+          <w:color w:val="C00000"/>
+          <w:sz w:val="19"/>
         </w:rPr>
         <w:t xml:space="preserve"> POST localhost:3000/documents </w:t>
       </w:r>
       <w:r>
         <w:rPr>
           <w:rStyle w:val="DataTypeTok"/>
-          <w:color w:val="C00000"/>
+          <w:rFonts w:ascii="Consolas" w:hAnsi="Consolas"/>
+          <w:color w:val="C00000"/>
+          <w:sz w:val="19"/>
         </w:rPr>
         <w:t xml:space="preserve">\</w:t>
       </w:r>
       <w:r>
         <w:rPr>
-          <w:color w:val="C00000"/>
+          <w:rFonts w:ascii="Consolas" w:hAnsi="Consolas"/>
+          <w:color w:val="C00000"/>
+          <w:sz w:val="19"/>
         </w:rPr>
         <w:br/>
       </w:r>
       <w:r>
         <w:rPr>
           <w:rStyle w:val="NormalTok"/>
-          <w:color w:val="C00000"/>
+          <w:rFonts w:ascii="Consolas" w:hAnsi="Consolas"/>
+          <w:color w:val="C00000"/>
+          <w:sz w:val="19"/>
         </w:rPr>
         <w:t xml:space="preserve">  </w:t>
       </w:r>
       <w:r>
         <w:rPr>
           <w:rStyle w:val="AttributeTok"/>
-          <w:color w:val="C00000"/>
+          <w:rFonts w:ascii="Consolas" w:hAnsi="Consolas"/>
+          <w:color w:val="C00000"/>
+          <w:sz w:val="19"/>
         </w:rPr>
         <w:t xml:space="preserve">-H</w:t>
       </w:r>
       <w:r>
         <w:rPr>
           <w:rStyle w:val="NormalTok"/>
-          <w:color w:val="C00000"/>
+          <w:rFonts w:ascii="Consolas" w:hAnsi="Consolas"/>
+          <w:color w:val="C00000"/>
+          <w:sz w:val="19"/>
         </w:rPr>
         <w:t xml:space="preserve"> </w:t>
       </w:r>
       <w:r>
         <w:rPr>
           <w:rStyle w:val="StringTok"/>
-          <w:color w:val="C00000"/>
+          <w:rFonts w:ascii="Consolas" w:hAnsi="Consolas"/>
+          <w:color w:val="C00000"/>
+          <w:sz w:val="19"/>
         </w:rPr>
         <w:t xml:space="preserve">'Content-Type: application/json'</w:t>
       </w:r>
       <w:r>
         <w:rPr>
           <w:rStyle w:val="NormalTok"/>
-          <w:color w:val="C00000"/>
+          <w:rFonts w:ascii="Consolas" w:hAnsi="Consolas"/>
+          <w:color w:val="C00000"/>
+          <w:sz w:val="19"/>
         </w:rPr>
         <w:t xml:space="preserve"> </w:t>
       </w:r>
       <w:r>
         <w:rPr>
           <w:rStyle w:val="AttributeTok"/>
-          <w:color w:val="C00000"/>
+          <w:rFonts w:ascii="Consolas" w:hAnsi="Consolas"/>
+          <w:color w:val="C00000"/>
+          <w:sz w:val="19"/>
         </w:rPr>
         <w:t xml:space="preserve">-d</w:t>
       </w:r>
       <w:r>
         <w:rPr>
           <w:rStyle w:val="NormalTok"/>
-          <w:color w:val="C00000"/>
+          <w:rFonts w:ascii="Consolas" w:hAnsi="Consolas"/>
+          <w:color w:val="C00000"/>
+          <w:sz w:val="19"/>
         </w:rPr>
         <w:t xml:space="preserve"> @/tmp/xss-payload.json</w:t>
       </w:r>
       <w:r>
         <w:rPr>
-          <w:color w:val="C00000"/>
+          <w:rFonts w:ascii="Consolas" w:hAnsi="Consolas"/>
+          <w:color w:val="C00000"/>
+          <w:sz w:val="19"/>
         </w:rPr>
         <w:br/>
       </w:r>
       <w:r>
         <w:rPr>
           <w:rStyle w:val="CommentTok"/>
-          <w:color w:val="C00000"/>
+          <w:rFonts w:ascii="Consolas" w:hAnsi="Consolas"/>
+          <w:color w:val="C00000"/>
+          <w:sz w:val="19"/>
         </w:rPr>
         <w:t xml:space="preserve"># {"error":"blocked by DocuTrust RASP: cross-site scripting","pattern":"..."} [403]</w:t>
       </w:r>
@@ -8131,11 +9453,18 @@
     <w:p>
       <w:pPr>
         <w:pStyle w:val="CaptionedFigure"/>
-      </w:pPr>
-      <w:r>
+        <w:jc w:val="center"/>
+      </w:pPr>
+      <w:r>
+        <w:rPr>
+          <w:rFonts w:ascii="Calibri" w:hAnsi="Calibri"/>
+          <w:i/>
+          <w:color w:val="595959"/>
+          <w:sz w:val="18"/>
+        </w:rPr>
         <w:drawing>
           <wp:inline>
-            <wp:extent cx="5334000" cy="3377081"/>
+            <wp:extent cx="5334000" cy="899975"/>
             <wp:effectExtent b="0" l="0" r="0" t="0"/>
             <wp:docPr descr="RASP live — blocked" title="" id="50" name="Picture"/>
             <a:graphic>
@@ -8156,7 +9485,7 @@
                   <pic:spPr bwMode="auto">
                     <a:xfrm>
                       <a:off x="0" y="0"/>
-                      <a:ext cx="5334000" cy="3377081"/>
+                      <a:ext cx="5334000" cy="899975"/>
                     </a:xfrm>
                     <a:prstGeom prst="rect">
                       <a:avLst/>
@@ -8178,8 +9507,15 @@
     <w:p>
       <w:pPr>
         <w:pStyle w:val="ImageCaption"/>
-      </w:pPr>
-      <w:r>
+        <w:jc w:val="center"/>
+      </w:pPr>
+      <w:r>
+        <w:rPr>
+          <w:rFonts w:ascii="Calibri" w:hAnsi="Calibri"/>
+          <w:i/>
+          <w:color w:val="595959"/>
+          <w:sz w:val="18"/>
+        </w:rPr>
         <w:t xml:space="preserve">RASP live — blocked</w:t>
       </w:r>
     </w:p>
@@ -8212,21 +9548,30 @@
     <w:p>
       <w:pPr>
         <w:pStyle w:val="SourceCode"/>
-        <w:shd w:val="clear" w:color="auto" w:fill="F2F2F2"/>
+        <w:shd w:val="clear" w:color="auto" w:fill="F2F4F7"/>
         <w:spacing w:after="0" w:before="0"/>
+        <w:ind w:left="85" w:right="85"/>
       </w:pPr>
       <w:r>
         <w:rPr>
           <w:rStyle w:val="VerbatimChar"/>
+          <w:rFonts w:ascii="Consolas" w:hAnsi="Consolas"/>
+          <w:sz w:val="19"/>
         </w:rPr>
         <w:t xml:space="preserve">[RASP] BLOCKED GET /documents/search?q=%27%20OR%201=1%20-- — SQL injection (pattern: ...)</w:t>
       </w:r>
       <w:r>
+        <w:rPr>
+          <w:rFonts w:ascii="Consolas" w:hAnsi="Consolas"/>
+          <w:sz w:val="19"/>
+        </w:rPr>
         <w:br/>
       </w:r>
       <w:r>
         <w:rPr>
           <w:rStyle w:val="VerbatimChar"/>
+          <w:rFonts w:ascii="Consolas" w:hAnsi="Consolas"/>
+          <w:sz w:val="19"/>
         </w:rPr>
         <w:t xml:space="preserve">[RASP] BLOCKED POST /documents — cross-site scripting (pattern: ...)</w:t>
       </w:r>
@@ -8330,123 +9675,158 @@
     <w:p>
       <w:pPr>
         <w:pStyle w:val="SourceCode"/>
-        <w:shd w:val="clear" w:color="auto" w:fill="F2F2F2"/>
+        <w:shd w:val="clear" w:color="auto" w:fill="F2F4F7"/>
         <w:spacing w:after="0" w:before="0"/>
+        <w:ind w:left="85" w:right="85"/>
       </w:pPr>
       <w:r>
         <w:rPr>
           <w:rStyle w:val="ExtensionTok"/>
-          <w:color w:val="C00000"/>
+          <w:rFonts w:ascii="Consolas" w:hAnsi="Consolas"/>
+          <w:color w:val="C00000"/>
+          <w:sz w:val="19"/>
         </w:rPr>
         <w:t xml:space="preserve">pkill</w:t>
       </w:r>
       <w:r>
         <w:rPr>
           <w:rStyle w:val="NormalTok"/>
-          <w:color w:val="C00000"/>
+          <w:rFonts w:ascii="Consolas" w:hAnsi="Consolas"/>
+          <w:color w:val="C00000"/>
+          <w:sz w:val="19"/>
         </w:rPr>
         <w:t xml:space="preserve"> </w:t>
       </w:r>
       <w:r>
         <w:rPr>
           <w:rStyle w:val="AttributeTok"/>
-          <w:color w:val="C00000"/>
+          <w:rFonts w:ascii="Consolas" w:hAnsi="Consolas"/>
+          <w:color w:val="C00000"/>
+          <w:sz w:val="19"/>
         </w:rPr>
         <w:t xml:space="preserve">-f</w:t>
       </w:r>
       <w:r>
         <w:rPr>
           <w:rStyle w:val="NormalTok"/>
-          <w:color w:val="C00000"/>
+          <w:rFonts w:ascii="Consolas" w:hAnsi="Consolas"/>
+          <w:color w:val="C00000"/>
+          <w:sz w:val="19"/>
         </w:rPr>
         <w:t xml:space="preserve"> </w:t>
       </w:r>
       <w:r>
         <w:rPr>
           <w:rStyle w:val="StringTok"/>
-          <w:color w:val="C00000"/>
+          <w:rFonts w:ascii="Consolas" w:hAnsi="Consolas"/>
+          <w:color w:val="C00000"/>
+          <w:sz w:val="19"/>
         </w:rPr>
         <w:t xml:space="preserve">"node src/index.js"</w:t>
       </w:r>
       <w:r>
         <w:rPr>
           <w:rStyle w:val="NormalTok"/>
-          <w:color w:val="C00000"/>
+          <w:rFonts w:ascii="Consolas" w:hAnsi="Consolas"/>
+          <w:color w:val="C00000"/>
+          <w:sz w:val="19"/>
         </w:rPr>
         <w:t xml:space="preserve"> </w:t>
       </w:r>
       <w:r>
         <w:rPr>
           <w:rStyle w:val="KeywordTok"/>
-          <w:color w:val="C00000"/>
+          <w:rFonts w:ascii="Consolas" w:hAnsi="Consolas"/>
+          <w:color w:val="C00000"/>
+          <w:sz w:val="19"/>
         </w:rPr>
         <w:t xml:space="preserve">||</w:t>
       </w:r>
       <w:r>
         <w:rPr>
           <w:rStyle w:val="NormalTok"/>
-          <w:color w:val="C00000"/>
+          <w:rFonts w:ascii="Consolas" w:hAnsi="Consolas"/>
+          <w:color w:val="C00000"/>
+          <w:sz w:val="19"/>
         </w:rPr>
         <w:t xml:space="preserve"> </w:t>
       </w:r>
       <w:r>
         <w:rPr>
           <w:rStyle w:val="FunctionTok"/>
-          <w:color w:val="C00000"/>
+          <w:rFonts w:ascii="Consolas" w:hAnsi="Consolas"/>
+          <w:color w:val="C00000"/>
+          <w:sz w:val="19"/>
         </w:rPr>
         <w:t xml:space="preserve">true</w:t>
       </w:r>
       <w:r>
         <w:rPr>
-          <w:color w:val="C00000"/>
+          <w:rFonts w:ascii="Consolas" w:hAnsi="Consolas"/>
+          <w:color w:val="C00000"/>
+          <w:sz w:val="19"/>
         </w:rPr>
         <w:br/>
       </w:r>
       <w:r>
         <w:rPr>
           <w:rStyle w:val="CommentTok"/>
-          <w:color w:val="C00000"/>
+          <w:rFonts w:ascii="Consolas" w:hAnsi="Consolas"/>
+          <w:color w:val="C00000"/>
+          <w:sz w:val="19"/>
         </w:rPr>
         <w:t xml:space="preserve"># second terminal:</w:t>
       </w:r>
       <w:r>
         <w:rPr>
-          <w:color w:val="C00000"/>
+          <w:rFonts w:ascii="Consolas" w:hAnsi="Consolas"/>
+          <w:color w:val="C00000"/>
+          <w:sz w:val="19"/>
         </w:rPr>
         <w:br/>
       </w:r>
       <w:r>
         <w:rPr>
           <w:rStyle w:val="VariableTok"/>
-          <w:color w:val="C00000"/>
+          <w:rFonts w:ascii="Consolas" w:hAnsi="Consolas"/>
+          <w:color w:val="C00000"/>
+          <w:sz w:val="19"/>
         </w:rPr>
         <w:t xml:space="preserve">DOCUTRUST_VULN_MODE</w:t>
       </w:r>
       <w:r>
         <w:rPr>
           <w:rStyle w:val="OperatorTok"/>
-          <w:color w:val="C00000"/>
+          <w:rFonts w:ascii="Consolas" w:hAnsi="Consolas"/>
+          <w:color w:val="C00000"/>
+          <w:sz w:val="19"/>
         </w:rPr>
         <w:t xml:space="preserve">=</w:t>
       </w:r>
       <w:r>
         <w:rPr>
           <w:rStyle w:val="NormalTok"/>
-          <w:color w:val="C00000"/>
+          <w:rFonts w:ascii="Consolas" w:hAnsi="Consolas"/>
+          <w:color w:val="C00000"/>
+          <w:sz w:val="19"/>
         </w:rPr>
         <w:t xml:space="preserve">1 </w:t>
       </w:r>
       <w:r>
         <w:rPr>
           <w:rStyle w:val="ExtensionTok"/>
-          <w:color w:val="C00000"/>
+          <w:rFonts w:ascii="Consolas" w:hAnsi="Consolas"/>
+          <w:color w:val="C00000"/>
+          <w:sz w:val="19"/>
         </w:rPr>
         <w:t xml:space="preserve">node</w:t>
       </w:r>
       <w:r>
         <w:rPr>
           <w:rStyle w:val="NormalTok"/>
-          <w:color w:val="C00000"/>
+          <w:rFonts w:ascii="Consolas" w:hAnsi="Consolas"/>
+          <w:color w:val="C00000"/>
+          <w:sz w:val="19"/>
         </w:rPr>
         <w:t xml:space="preserve"> src/index.js</w:t>
       </w:r>
@@ -8454,239 +9834,308 @@
     <w:p>
       <w:pPr>
         <w:pStyle w:val="SourceCode"/>
-        <w:shd w:val="clear" w:color="auto" w:fill="F2F2F2"/>
+        <w:shd w:val="clear" w:color="auto" w:fill="F2F4F7"/>
         <w:spacing w:after="0" w:before="0"/>
+        <w:ind w:left="85" w:right="85"/>
       </w:pPr>
       <w:r>
         <w:rPr>
           <w:rStyle w:val="ExtensionTok"/>
-          <w:color w:val="C00000"/>
+          <w:rFonts w:ascii="Consolas" w:hAnsi="Consolas"/>
+          <w:color w:val="C00000"/>
+          <w:sz w:val="19"/>
         </w:rPr>
         <w:t xml:space="preserve">curl</w:t>
       </w:r>
       <w:r>
         <w:rPr>
           <w:rStyle w:val="NormalTok"/>
-          <w:color w:val="C00000"/>
+          <w:rFonts w:ascii="Consolas" w:hAnsi="Consolas"/>
+          <w:color w:val="C00000"/>
+          <w:sz w:val="19"/>
         </w:rPr>
         <w:t xml:space="preserve"> </w:t>
       </w:r>
       <w:r>
         <w:rPr>
           <w:rStyle w:val="AttributeTok"/>
-          <w:color w:val="C00000"/>
+          <w:rFonts w:ascii="Consolas" w:hAnsi="Consolas"/>
+          <w:color w:val="C00000"/>
+          <w:sz w:val="19"/>
         </w:rPr>
         <w:t xml:space="preserve">-s</w:t>
       </w:r>
       <w:r>
         <w:rPr>
           <w:rStyle w:val="NormalTok"/>
-          <w:color w:val="C00000"/>
+          <w:rFonts w:ascii="Consolas" w:hAnsi="Consolas"/>
+          <w:color w:val="C00000"/>
+          <w:sz w:val="19"/>
         </w:rPr>
         <w:t xml:space="preserve"> </w:t>
       </w:r>
       <w:r>
         <w:rPr>
           <w:rStyle w:val="AttributeTok"/>
-          <w:color w:val="C00000"/>
+          <w:rFonts w:ascii="Consolas" w:hAnsi="Consolas"/>
+          <w:color w:val="C00000"/>
+          <w:sz w:val="19"/>
         </w:rPr>
         <w:t xml:space="preserve">-w</w:t>
       </w:r>
       <w:r>
         <w:rPr>
           <w:rStyle w:val="NormalTok"/>
-          <w:color w:val="C00000"/>
+          <w:rFonts w:ascii="Consolas" w:hAnsi="Consolas"/>
+          <w:color w:val="C00000"/>
+          <w:sz w:val="19"/>
         </w:rPr>
         <w:t xml:space="preserve"> </w:t>
       </w:r>
       <w:r>
         <w:rPr>
           <w:rStyle w:val="StringTok"/>
-          <w:color w:val="C00000"/>
+          <w:rFonts w:ascii="Consolas" w:hAnsi="Consolas"/>
+          <w:color w:val="C00000"/>
+          <w:sz w:val="19"/>
         </w:rPr>
         <w:t xml:space="preserve">" [%{http_code}]\n"</w:t>
       </w:r>
       <w:r>
         <w:rPr>
           <w:rStyle w:val="NormalTok"/>
-          <w:color w:val="C00000"/>
+          <w:rFonts w:ascii="Consolas" w:hAnsi="Consolas"/>
+          <w:color w:val="C00000"/>
+          <w:sz w:val="19"/>
         </w:rPr>
         <w:t xml:space="preserve"> </w:t>
       </w:r>
       <w:r>
         <w:rPr>
           <w:rStyle w:val="StringTok"/>
-          <w:color w:val="C00000"/>
+          <w:rFonts w:ascii="Consolas" w:hAnsi="Consolas"/>
+          <w:color w:val="C00000"/>
+          <w:sz w:val="19"/>
         </w:rPr>
         <w:t xml:space="preserve">"localhost:3000/documents/search?q=%27%20OR%201=1%20--"</w:t>
       </w:r>
       <w:r>
         <w:rPr>
-          <w:color w:val="C00000"/>
+          <w:rFonts w:ascii="Consolas" w:hAnsi="Consolas"/>
+          <w:color w:val="C00000"/>
+          <w:sz w:val="19"/>
         </w:rPr>
         <w:br/>
       </w:r>
       <w:r>
         <w:rPr>
           <w:rStyle w:val="CommentTok"/>
-          <w:color w:val="C00000"/>
+          <w:rFonts w:ascii="Consolas" w:hAnsi="Consolas"/>
+          <w:color w:val="C00000"/>
+          <w:sz w:val="19"/>
         </w:rPr>
         <w:t xml:space="preserve"># [{"id":1,"title":"vm test 1"},...]   &lt;- the whole table, HTTP 200</w:t>
       </w:r>
       <w:r>
         <w:rPr>
-          <w:color w:val="C00000"/>
+          <w:rFonts w:ascii="Consolas" w:hAnsi="Consolas"/>
+          <w:color w:val="C00000"/>
+          <w:sz w:val="19"/>
         </w:rPr>
         <w:br/>
       </w:r>
       <w:r>
         <w:rPr>
-          <w:color w:val="C00000"/>
+          <w:rFonts w:ascii="Consolas" w:hAnsi="Consolas"/>
+          <w:color w:val="C00000"/>
+          <w:sz w:val="19"/>
         </w:rPr>
         <w:br/>
       </w:r>
       <w:r>
         <w:rPr>
           <w:rStyle w:val="ExtensionTok"/>
-          <w:color w:val="C00000"/>
+          <w:rFonts w:ascii="Consolas" w:hAnsi="Consolas"/>
+          <w:color w:val="C00000"/>
+          <w:sz w:val="19"/>
         </w:rPr>
         <w:t xml:space="preserve">curl</w:t>
       </w:r>
       <w:r>
         <w:rPr>
           <w:rStyle w:val="NormalTok"/>
-          <w:color w:val="C00000"/>
+          <w:rFonts w:ascii="Consolas" w:hAnsi="Consolas"/>
+          <w:color w:val="C00000"/>
+          <w:sz w:val="19"/>
         </w:rPr>
         <w:t xml:space="preserve"> </w:t>
       </w:r>
       <w:r>
         <w:rPr>
           <w:rStyle w:val="AttributeTok"/>
-          <w:color w:val="C00000"/>
+          <w:rFonts w:ascii="Consolas" w:hAnsi="Consolas"/>
+          <w:color w:val="C00000"/>
+          <w:sz w:val="19"/>
         </w:rPr>
         <w:t xml:space="preserve">-s</w:t>
       </w:r>
       <w:r>
         <w:rPr>
           <w:rStyle w:val="NormalTok"/>
-          <w:color w:val="C00000"/>
+          <w:rFonts w:ascii="Consolas" w:hAnsi="Consolas"/>
+          <w:color w:val="C00000"/>
+          <w:sz w:val="19"/>
         </w:rPr>
         <w:t xml:space="preserve"> </w:t>
       </w:r>
       <w:r>
         <w:rPr>
           <w:rStyle w:val="AttributeTok"/>
-          <w:color w:val="C00000"/>
+          <w:rFonts w:ascii="Consolas" w:hAnsi="Consolas"/>
+          <w:color w:val="C00000"/>
+          <w:sz w:val="19"/>
         </w:rPr>
         <w:t xml:space="preserve">-w</w:t>
       </w:r>
       <w:r>
         <w:rPr>
           <w:rStyle w:val="NormalTok"/>
-          <w:color w:val="C00000"/>
+          <w:rFonts w:ascii="Consolas" w:hAnsi="Consolas"/>
+          <w:color w:val="C00000"/>
+          <w:sz w:val="19"/>
         </w:rPr>
         <w:t xml:space="preserve"> </w:t>
       </w:r>
       <w:r>
         <w:rPr>
           <w:rStyle w:val="StringTok"/>
-          <w:color w:val="C00000"/>
+          <w:rFonts w:ascii="Consolas" w:hAnsi="Consolas"/>
+          <w:color w:val="C00000"/>
+          <w:sz w:val="19"/>
         </w:rPr>
         <w:t xml:space="preserve">" [%{http_code}]\n"</w:t>
       </w:r>
       <w:r>
         <w:rPr>
           <w:rStyle w:val="NormalTok"/>
-          <w:color w:val="C00000"/>
+          <w:rFonts w:ascii="Consolas" w:hAnsi="Consolas"/>
+          <w:color w:val="C00000"/>
+          <w:sz w:val="19"/>
         </w:rPr>
         <w:t xml:space="preserve"> </w:t>
       </w:r>
       <w:r>
         <w:rPr>
           <w:rStyle w:val="AttributeTok"/>
-          <w:color w:val="C00000"/>
+          <w:rFonts w:ascii="Consolas" w:hAnsi="Consolas"/>
+          <w:color w:val="C00000"/>
+          <w:sz w:val="19"/>
         </w:rPr>
         <w:t xml:space="preserve">-X</w:t>
       </w:r>
       <w:r>
         <w:rPr>
           <w:rStyle w:val="NormalTok"/>
-          <w:color w:val="C00000"/>
+          <w:rFonts w:ascii="Consolas" w:hAnsi="Consolas"/>
+          <w:color w:val="C00000"/>
+          <w:sz w:val="19"/>
         </w:rPr>
         <w:t xml:space="preserve"> POST localhost:3000/documents </w:t>
       </w:r>
       <w:r>
         <w:rPr>
           <w:rStyle w:val="DataTypeTok"/>
-          <w:color w:val="C00000"/>
+          <w:rFonts w:ascii="Consolas" w:hAnsi="Consolas"/>
+          <w:color w:val="C00000"/>
+          <w:sz w:val="19"/>
         </w:rPr>
         <w:t xml:space="preserve">\</w:t>
       </w:r>
       <w:r>
         <w:rPr>
-          <w:color w:val="C00000"/>
+          <w:rFonts w:ascii="Consolas" w:hAnsi="Consolas"/>
+          <w:color w:val="C00000"/>
+          <w:sz w:val="19"/>
         </w:rPr>
         <w:br/>
       </w:r>
       <w:r>
         <w:rPr>
           <w:rStyle w:val="NormalTok"/>
-          <w:color w:val="C00000"/>
+          <w:rFonts w:ascii="Consolas" w:hAnsi="Consolas"/>
+          <w:color w:val="C00000"/>
+          <w:sz w:val="19"/>
         </w:rPr>
         <w:t xml:space="preserve">  </w:t>
       </w:r>
       <w:r>
         <w:rPr>
           <w:rStyle w:val="AttributeTok"/>
-          <w:color w:val="C00000"/>
+          <w:rFonts w:ascii="Consolas" w:hAnsi="Consolas"/>
+          <w:color w:val="C00000"/>
+          <w:sz w:val="19"/>
         </w:rPr>
         <w:t xml:space="preserve">-H</w:t>
       </w:r>
       <w:r>
         <w:rPr>
           <w:rStyle w:val="NormalTok"/>
-          <w:color w:val="C00000"/>
+          <w:rFonts w:ascii="Consolas" w:hAnsi="Consolas"/>
+          <w:color w:val="C00000"/>
+          <w:sz w:val="19"/>
         </w:rPr>
         <w:t xml:space="preserve"> </w:t>
       </w:r>
       <w:r>
         <w:rPr>
           <w:rStyle w:val="StringTok"/>
-          <w:color w:val="C00000"/>
+          <w:rFonts w:ascii="Consolas" w:hAnsi="Consolas"/>
+          <w:color w:val="C00000"/>
+          <w:sz w:val="19"/>
         </w:rPr>
         <w:t xml:space="preserve">'Content-Type: application/json'</w:t>
       </w:r>
       <w:r>
         <w:rPr>
           <w:rStyle w:val="NormalTok"/>
-          <w:color w:val="C00000"/>
+          <w:rFonts w:ascii="Consolas" w:hAnsi="Consolas"/>
+          <w:color w:val="C00000"/>
+          <w:sz w:val="19"/>
         </w:rPr>
         <w:t xml:space="preserve"> </w:t>
       </w:r>
       <w:r>
         <w:rPr>
           <w:rStyle w:val="AttributeTok"/>
-          <w:color w:val="C00000"/>
+          <w:rFonts w:ascii="Consolas" w:hAnsi="Consolas"/>
+          <w:color w:val="C00000"/>
+          <w:sz w:val="19"/>
         </w:rPr>
         <w:t xml:space="preserve">-d</w:t>
       </w:r>
       <w:r>
         <w:rPr>
           <w:rStyle w:val="NormalTok"/>
-          <w:color w:val="C00000"/>
+          <w:rFonts w:ascii="Consolas" w:hAnsi="Consolas"/>
+          <w:color w:val="C00000"/>
+          <w:sz w:val="19"/>
         </w:rPr>
         <w:t xml:space="preserve"> @/tmp/xss-payload.json</w:t>
       </w:r>
       <w:r>
         <w:rPr>
-          <w:color w:val="C00000"/>
+          <w:rFonts w:ascii="Consolas" w:hAnsi="Consolas"/>
+          <w:color w:val="C00000"/>
+          <w:sz w:val="19"/>
         </w:rPr>
         <w:br/>
       </w:r>
       <w:r>
         <w:rPr>
           <w:rStyle w:val="CommentTok"/>
-          <w:color w:val="C00000"/>
+          <w:rFonts w:ascii="Consolas" w:hAnsi="Consolas"/>
+          <w:color w:val="C00000"/>
+          <w:sz w:val="19"/>
         </w:rPr>
         <w:t xml:space="preserve"># {"id":7,...}   &lt;- stored, HTTP 201</w:t>
       </w:r>
@@ -8694,11 +10143,18 @@
     <w:p>
       <w:pPr>
         <w:pStyle w:val="CaptionedFigure"/>
-      </w:pPr>
-      <w:r>
+        <w:jc w:val="center"/>
+      </w:pPr>
+      <w:r>
+        <w:rPr>
+          <w:rFonts w:ascii="Calibri" w:hAnsi="Calibri"/>
+          <w:i/>
+          <w:color w:val="595959"/>
+          <w:sz w:val="18"/>
+        </w:rPr>
         <w:drawing>
           <wp:inline>
-            <wp:extent cx="5334000" cy="3377081"/>
+            <wp:extent cx="5334000" cy="790222"/>
             <wp:effectExtent b="0" l="0" r="0" t="0"/>
             <wp:docPr descr="RASP off — control" title="" id="54" name="Picture"/>
             <a:graphic>
@@ -8719,7 +10175,7 @@
                   <pic:spPr bwMode="auto">
                     <a:xfrm>
                       <a:off x="0" y="0"/>
-                      <a:ext cx="5334000" cy="3377081"/>
+                      <a:ext cx="5334000" cy="790222"/>
                     </a:xfrm>
                     <a:prstGeom prst="rect">
                       <a:avLst/>
@@ -8741,8 +10197,15 @@
     <w:p>
       <w:pPr>
         <w:pStyle w:val="ImageCaption"/>
-      </w:pPr>
-      <w:r>
+        <w:jc w:val="center"/>
+      </w:pPr>
+      <w:r>
+        <w:rPr>
+          <w:rFonts w:ascii="Calibri" w:hAnsi="Calibri"/>
+          <w:i/>
+          <w:color w:val="595959"/>
+          <w:sz w:val="18"/>
+        </w:rPr>
         <w:t xml:space="preserve">RASP off — control</w:t>
       </w:r>
     </w:p>
@@ -9092,6 +10555,14 @@
         <w:tblW w:type="pct" w:w="5000"/>
         <w:jc w:val="center"/>
         <w:tblLook w:firstRow="1" w:lastRow="0" w:firstColumn="0" w:lastColumn="0" w:noHBand="0" w:noVBand="0" w:val="0020"/>
+        <w:tblBorders>
+          <w:top w:val="single" w:sz="6" w:space="0" w:color="BFBFBF"/>
+          <w:left w:val="single" w:sz="6" w:space="0" w:color="BFBFBF"/>
+          <w:bottom w:val="single" w:sz="6" w:space="0" w:color="BFBFBF"/>
+          <w:right w:val="single" w:sz="6" w:space="0" w:color="BFBFBF"/>
+          <w:insideH w:val="single" w:sz="6" w:space="0" w:color="BFBFBF"/>
+          <w:insideV w:val="single" w:sz="6" w:space="0" w:color="BFBFBF"/>
+        </w:tblBorders>
       </w:tblPr>
       <w:tblGrid>
         <w:gridCol w:w="3960"/>
@@ -9173,7 +10644,9 @@
       </w:tr>
       <w:tr>
         <w:tc>
-          <w:tcPr/>
+          <w:tcPr>
+            <w:shd w:val="clear" w:color="auto" w:fill="F7F9FC"/>
+          </w:tcPr>
           <w:p>
             <w:pPr>
               <w:pStyle w:val="Compact"/>
@@ -9185,7 +10658,9 @@
           </w:p>
         </w:tc>
         <w:tc>
-          <w:tcPr/>
+          <w:tcPr>
+            <w:shd w:val="clear" w:color="auto" w:fill="F7F9FC"/>
+          </w:tcPr>
           <w:p>
             <w:pPr>
               <w:pStyle w:val="Compact"/>
@@ -9285,7 +10760,9 @@
       </w:tr>
       <w:tr>
         <w:tc>
-          <w:tcPr/>
+          <w:tcPr>
+            <w:shd w:val="clear" w:color="auto" w:fill="F7F9FC"/>
+          </w:tcPr>
           <w:p>
             <w:pPr>
               <w:pStyle w:val="Compact"/>
@@ -9297,7 +10774,9 @@
           </w:p>
         </w:tc>
         <w:tc>
-          <w:tcPr/>
+          <w:tcPr>
+            <w:shd w:val="clear" w:color="auto" w:fill="F7F9FC"/>
+          </w:tcPr>
           <w:p>
             <w:pPr>
               <w:pStyle w:val="Compact"/>
@@ -9352,7 +10831,9 @@
       </w:tr>
       <w:tr>
         <w:tc>
-          <w:tcPr/>
+          <w:tcPr>
+            <w:shd w:val="clear" w:color="auto" w:fill="F7F9FC"/>
+          </w:tcPr>
           <w:p>
             <w:pPr>
               <w:pStyle w:val="Compact"/>
@@ -9364,7 +10845,9 @@
           </w:p>
         </w:tc>
         <w:tc>
-          <w:tcPr/>
+          <w:tcPr>
+            <w:shd w:val="clear" w:color="auto" w:fill="F7F9FC"/>
+          </w:tcPr>
           <w:p>
             <w:pPr>
               <w:pStyle w:val="Compact"/>
@@ -9419,7 +10902,9 @@
       </w:tr>
       <w:tr>
         <w:tc>
-          <w:tcPr/>
+          <w:tcPr>
+            <w:shd w:val="clear" w:color="auto" w:fill="F7F9FC"/>
+          </w:tcPr>
           <w:p>
             <w:pPr>
               <w:pStyle w:val="Compact"/>
@@ -9431,7 +10916,9 @@
           </w:p>
         </w:tc>
         <w:tc>
-          <w:tcPr/>
+          <w:tcPr>
+            <w:shd w:val="clear" w:color="auto" w:fill="F7F9FC"/>
+          </w:tcPr>
           <w:p>
             <w:pPr>
               <w:pStyle w:val="Compact"/>
@@ -9474,7 +10961,9 @@
       </w:tr>
       <w:tr>
         <w:tc>
-          <w:tcPr/>
+          <w:tcPr>
+            <w:shd w:val="clear" w:color="auto" w:fill="F7F9FC"/>
+          </w:tcPr>
           <w:p>
             <w:pPr>
               <w:pStyle w:val="Compact"/>
@@ -9486,7 +10975,9 @@
           </w:p>
         </w:tc>
         <w:tc>
-          <w:tcPr/>
+          <w:tcPr>
+            <w:shd w:val="clear" w:color="auto" w:fill="F7F9FC"/>
+          </w:tcPr>
           <w:p>
             <w:pPr>
               <w:pStyle w:val="Compact"/>
@@ -9518,6 +11009,14 @@
         <w:tblW w:type="pct" w:w="5000"/>
         <w:jc w:val="center"/>
         <w:tblLook w:firstRow="1" w:lastRow="0" w:firstColumn="0" w:lastColumn="0" w:noHBand="0" w:noVBand="0" w:val="0020"/>
+        <w:tblBorders>
+          <w:top w:val="single" w:sz="6" w:space="0" w:color="BFBFBF"/>
+          <w:left w:val="single" w:sz="6" w:space="0" w:color="BFBFBF"/>
+          <w:bottom w:val="single" w:sz="6" w:space="0" w:color="BFBFBF"/>
+          <w:right w:val="single" w:sz="6" w:space="0" w:color="BFBFBF"/>
+          <w:insideH w:val="single" w:sz="6" w:space="0" w:color="BFBFBF"/>
+          <w:insideV w:val="single" w:sz="6" w:space="0" w:color="BFBFBF"/>
+        </w:tblBorders>
       </w:tblPr>
       <w:tblGrid>
         <w:gridCol w:w="3960"/>
@@ -9623,7 +11122,9 @@
       </w:tr>
       <w:tr>
         <w:tc>
-          <w:tcPr/>
+          <w:tcPr>
+            <w:shd w:val="clear" w:color="auto" w:fill="F7F9FC"/>
+          </w:tcPr>
           <w:p>
             <w:pPr>
               <w:pStyle w:val="Compact"/>
@@ -9665,7 +11166,9 @@
           </w:p>
         </w:tc>
         <w:tc>
-          <w:tcPr/>
+          <w:tcPr>
+            <w:shd w:val="clear" w:color="auto" w:fill="F7F9FC"/>
+          </w:tcPr>
           <w:p>
             <w:pPr>
               <w:pStyle w:val="Compact"/>
@@ -9735,7 +11238,9 @@
       </w:tr>
       <w:tr>
         <w:tc>
-          <w:tcPr/>
+          <w:tcPr>
+            <w:shd w:val="clear" w:color="auto" w:fill="F7F9FC"/>
+          </w:tcPr>
           <w:p>
             <w:pPr>
               <w:pStyle w:val="Compact"/>
@@ -9747,7 +11252,9 @@
           </w:p>
         </w:tc>
         <w:tc>
-          <w:tcPr/>
+          <w:tcPr>
+            <w:shd w:val="clear" w:color="auto" w:fill="F7F9FC"/>
+          </w:tcPr>
           <w:p>
             <w:pPr>
               <w:pStyle w:val="Compact"/>
@@ -9919,13 +11426,15 @@
   <w:p>
     <w:pPr>
       <w:pStyle w:val="Footer"/>
-      <w:jc w:val="center"/>
+      <w:jc w:val="left"/>
     </w:pPr>
     <w:r>
       <w:rPr>
-        <w:sz w:val="18"/>
+        <w:rFonts w:ascii="Calibri" w:hAnsi="Calibri"/>
+        <w:color w:val="595959"/>
+        <w:sz w:val="17"/>
       </w:rPr>
-      <w:t xml:space="preserve">Page </w:t>
+      <w:t xml:space="preserve">DocuTrust — DocuTrust Walkthrough — DAST, IAST &amp; RASP, Compared for Real   —   </w:t>
     </w:r>
     <w:fldSimple w:instr="PAGE \* MERGEFORMAT">
       <w:r>
@@ -9934,7 +11443,9 @@
     </w:fldSimple>
     <w:r>
       <w:rPr>
-        <w:sz w:val="18"/>
+        <w:rFonts w:ascii="Calibri" w:hAnsi="Calibri"/>
+        <w:color w:val="595959"/>
+        <w:sz w:val="17"/>
       </w:rPr>
       <w:t xml:space="preserve"> of </w:t>
     </w:r>
@@ -10162,6 +11673,10 @@
       <w:spacing w:after="180" w:before="180"/>
     </w:pPr>
     <w:qFormat/>
+    <w:rPr>
+      <w:rFonts w:ascii="Calibri" w:hAnsi="Calibri"/>
+      <w:sz w:val="21"/>
+    </w:rPr>
   </w:style>
   <w:style w:customStyle="1" w:styleId="FirstParagraph" w:type="paragraph">
     <w:name w:val="First Paragraph"/>
@@ -10189,11 +11704,11 @@
       <w:jc w:val="center"/>
     </w:pPr>
     <w:rPr>
-      <w:rFonts w:asciiTheme="majorHAnsi" w:cstheme="majorBidi" w:eastAsiaTheme="majorEastAsia" w:hAnsiTheme="majorHAnsi"/>
+      <w:rFonts w:asciiTheme="majorHAnsi" w:cstheme="majorBidi" w:eastAsiaTheme="majorEastAsia" w:hAnsiTheme="majorHAnsi" w:ascii="Calibri" w:hAnsi="Calibri"/>
       <w:b/>
       <w:bCs/>
-      <w:color w:themeColor="accent1" w:themeShade="B5" w:val="345A8A"/>
-      <w:sz w:val="36"/>
+      <w:color w:val="1F4E79"/>
+      <w:sz w:val="44"/>
       <w:szCs w:val="36"/>
     </w:rPr>
   </w:style>
@@ -10288,11 +11803,11 @@
       <w:outlineLvl w:val="0"/>
     </w:pPr>
     <w:rPr>
-      <w:rFonts w:asciiTheme="majorHAnsi" w:cstheme="majorBidi" w:eastAsiaTheme="majorEastAsia" w:hAnsiTheme="majorHAnsi"/>
+      <w:rFonts w:asciiTheme="majorHAnsi" w:cstheme="majorBidi" w:eastAsiaTheme="majorEastAsia" w:hAnsiTheme="majorHAnsi" w:ascii="Calibri" w:hAnsi="Calibri"/>
       <w:b/>
       <w:bCs/>
       <w:color w:val="1F4E79"/>
-      <w:sz w:val="34"/>
+      <w:sz w:val="33"/>
       <w:szCs w:val="32"/>
     </w:rPr>
   </w:style>
@@ -10310,11 +11825,11 @@
       <w:outlineLvl w:val="1"/>
     </w:pPr>
     <w:rPr>
-      <w:rFonts w:asciiTheme="majorHAnsi" w:cstheme="majorBidi" w:eastAsiaTheme="majorEastAsia" w:hAnsiTheme="majorHAnsi"/>
+      <w:rFonts w:asciiTheme="majorHAnsi" w:cstheme="majorBidi" w:eastAsiaTheme="majorEastAsia" w:hAnsiTheme="majorHAnsi" w:ascii="Calibri" w:hAnsi="Calibri"/>
       <w:b/>
       <w:bCs/>
       <w:color w:val="1F4E79"/>
-      <w:sz w:val="26"/>
+      <w:sz w:val="27"/>
       <w:szCs w:val="28"/>
     </w:rPr>
   </w:style>
@@ -10332,11 +11847,11 @@
       <w:outlineLvl w:val="2"/>
     </w:pPr>
     <w:rPr>
-      <w:rFonts w:asciiTheme="majorHAnsi" w:cstheme="majorBidi" w:eastAsiaTheme="majorEastAsia" w:hAnsiTheme="majorHAnsi"/>
+      <w:rFonts w:asciiTheme="majorHAnsi" w:cstheme="majorBidi" w:eastAsiaTheme="majorEastAsia" w:hAnsiTheme="majorHAnsi" w:ascii="Calibri" w:hAnsi="Calibri"/>
       <w:b/>
       <w:bCs/>
-      <w:color w:themeColor="accent1" w:val="4F81BD"/>
-      <w:sz w:val="24"/>
+      <w:color w:val="1F4E79"/>
+      <w:sz w:val="23"/>
       <w:szCs w:val="24"/>
     </w:rPr>
   </w:style>
